--- a/Modulo-2/UF1274-Administracion-Auditoria-servicos-mensajeria-electronica/UT2-Auditoria-Resolucion-Incidencias/Actividad-3/Actividad-3.docx
+++ b/Modulo-2/UF1274-Administracion-Auditoria-servicos-mensajeria-electronica/UT2-Auditoria-Resolucion-Incidencias/Actividad-3/Actividad-3.docx
@@ -5,7 +5,10 @@
     <w:sdt>
       <w:sdtPr>
         <w:rPr>
+          <w:rFonts w:eastAsiaTheme="minorHAnsi"/>
           <w:color w:val="5B9BD5" w:themeColor="accent1"/>
+          <w:sz w:val="24"/>
+          <w:lang w:eastAsia="en-US"/>
         </w:rPr>
         <w:id w:val="1296098090"/>
         <w:docPartObj>
@@ -15,10 +18,7 @@
       </w:sdtPr>
       <w:sdtEndPr>
         <w:rPr>
-          <w:rFonts w:eastAsiaTheme="minorHAnsi"/>
           <w:color w:val="auto"/>
-          <w:sz w:val="24"/>
-          <w:lang w:eastAsia="en-US"/>
         </w:rPr>
       </w:sdtEndPr>
       <w:sdtContent>
@@ -52,7 +52,7 @@
                         <pic:cNvPicPr/>
                       </pic:nvPicPr>
                       <pic:blipFill>
-                        <a:blip r:embed="rId8" cstate="print">
+                        <a:blip r:embed="rId9" cstate="print">
                           <a:duotone>
                             <a:schemeClr val="accent1">
                               <a:shade val="45000"/>
@@ -110,6 +110,7 @@
             <w:dataBinding w:prefixMappings="xmlns:ns0='http://purl.org/dc/elements/1.1/' xmlns:ns1='http://schemas.openxmlformats.org/package/2006/metadata/core-properties' " w:xpath="/ns1:coreProperties[1]/ns0:title[1]" w:storeItemID="{6C3C8BC8-F283-45AE-878A-BAB7291924A1}"/>
             <w:text/>
           </w:sdtPr>
+          <w:sdtEndPr/>
           <w:sdtContent>
             <w:p>
               <w:pPr>
@@ -164,6 +165,7 @@
             <w:dataBinding w:prefixMappings="xmlns:ns0='http://purl.org/dc/elements/1.1/' xmlns:ns1='http://schemas.openxmlformats.org/package/2006/metadata/core-properties' " w:xpath="/ns1:coreProperties[1]/ns0:subject[1]" w:storeItemID="{6C3C8BC8-F283-45AE-878A-BAB7291924A1}"/>
             <w:text/>
           </w:sdtPr>
+          <w:sdtEndPr/>
           <w:sdtContent>
             <w:p>
               <w:pPr>
@@ -287,6 +289,7 @@
                                     <w:calendar w:val="gregorian"/>
                                   </w:date>
                                 </w:sdtPr>
+                                <w:sdtEndPr/>
                                 <w:sdtContent>
                                   <w:p>
                                     <w:pPr>
@@ -348,6 +351,7 @@
                                     <w:dataBinding w:prefixMappings="xmlns:ns0='http://schemas.openxmlformats.org/officeDocument/2006/extended-properties' " w:xpath="/ns0:Properties[1]/ns0:Company[1]" w:storeItemID="{6668398D-A668-4E3E-A5EB-62B293D839F1}"/>
                                     <w:text/>
                                   </w:sdtPr>
+                                  <w:sdtEndPr/>
                                   <w:sdtContent>
                                     <w:r>
                                       <w:rPr>
@@ -440,6 +444,7 @@
                               <w:calendar w:val="gregorian"/>
                             </w:date>
                           </w:sdtPr>
+                          <w:sdtEndPr/>
                           <w:sdtContent>
                             <w:p>
                               <w:pPr>
@@ -501,6 +506,7 @@
                               <w:dataBinding w:prefixMappings="xmlns:ns0='http://schemas.openxmlformats.org/officeDocument/2006/extended-properties' " w:xpath="/ns0:Properties[1]/ns0:Company[1]" w:storeItemID="{6668398D-A668-4E3E-A5EB-62B293D839F1}"/>
                               <w:text/>
                             </w:sdtPr>
+                            <w:sdtEndPr/>
                             <w:sdtContent>
                               <w:r>
                                 <w:rPr>
@@ -571,7 +577,7 @@
                         <pic:cNvPicPr/>
                       </pic:nvPicPr>
                       <pic:blipFill>
-                        <a:blip r:embed="rId9" cstate="print">
+                        <a:blip r:embed="rId10" cstate="print">
                           <a:duotone>
                             <a:schemeClr val="accent1">
                               <a:shade val="45000"/>
@@ -628,6 +634,13 @@
     </w:p>
     <w:sdt>
       <w:sdtPr>
+        <w:rPr>
+          <w:rFonts w:asciiTheme="minorHAnsi" w:eastAsiaTheme="minorHAnsi" w:hAnsiTheme="minorHAnsi" w:cstheme="minorBidi"/>
+          <w:color w:val="auto"/>
+          <w:sz w:val="24"/>
+          <w:szCs w:val="22"/>
+          <w:lang w:eastAsia="en-US"/>
+        </w:rPr>
         <w:id w:val="1560751695"/>
         <w:docPartObj>
           <w:docPartGallery w:val="Table of Contents"/>
@@ -636,13 +649,8 @@
       </w:sdtPr>
       <w:sdtEndPr>
         <w:rPr>
-          <w:rFonts w:asciiTheme="minorHAnsi" w:eastAsiaTheme="minorHAnsi" w:hAnsiTheme="minorHAnsi" w:cstheme="minorBidi"/>
           <w:b/>
           <w:bCs/>
-          <w:color w:val="auto"/>
-          <w:sz w:val="24"/>
-          <w:szCs w:val="22"/>
-          <w:lang w:eastAsia="en-US"/>
         </w:rPr>
       </w:sdtEndPr>
       <w:sdtContent>
@@ -656,20 +664,22 @@
             <w:pStyle w:val="TtuloTDC"/>
             <w:jc w:val="center"/>
             <w:rPr>
-              <w:rFonts w:asciiTheme="minorHAnsi" w:hAnsiTheme="minorHAnsi" w:cstheme="minorHAnsi"/>
+              <w:rFonts w:ascii="Times New Roman" w:hAnsi="Times New Roman" w:cs="Times New Roman"/>
               <w:b/>
               <w:i/>
               <w:color w:val="auto"/>
-              <w:sz w:val="44"/>
+              <w:sz w:val="64"/>
+              <w:szCs w:val="64"/>
             </w:rPr>
           </w:pPr>
           <w:r>
             <w:rPr>
-              <w:rFonts w:asciiTheme="minorHAnsi" w:hAnsiTheme="minorHAnsi" w:cstheme="minorHAnsi"/>
+              <w:rFonts w:ascii="Times New Roman" w:hAnsi="Times New Roman" w:cs="Times New Roman"/>
               <w:b/>
               <w:i/>
               <w:color w:val="auto"/>
-              <w:sz w:val="44"/>
+              <w:sz w:val="64"/>
+              <w:szCs w:val="64"/>
             </w:rPr>
             <w:t>Contenido</w:t>
           </w:r>
@@ -680,127 +690,140 @@
             <w:tabs>
               <w:tab w:val="right" w:leader="dot" w:pos="8494"/>
             </w:tabs>
-            <w:spacing w:before="280" w:after="280"/>
+            <w:spacing w:before="360" w:after="360"/>
             <w:rPr>
+              <w:rFonts w:ascii="Times New Roman" w:eastAsiaTheme="minorEastAsia" w:hAnsi="Times New Roman" w:cs="Times New Roman"/>
               <w:b/>
               <w:i/>
               <w:noProof/>
               <w:sz w:val="28"/>
-              <w:szCs w:val="2"/>
+              <w:szCs w:val="28"/>
+              <w:lang w:eastAsia="es-ES"/>
             </w:rPr>
           </w:pPr>
           <w:r>
             <w:rPr>
+              <w:rFonts w:ascii="Times New Roman" w:hAnsi="Times New Roman" w:cs="Times New Roman"/>
               <w:b/>
               <w:i/>
               <w:sz w:val="28"/>
-              <w:szCs w:val="2"/>
+              <w:szCs w:val="28"/>
             </w:rPr>
             <w:fldChar w:fldCharType="begin"/>
           </w:r>
           <w:r>
             <w:rPr>
+              <w:rFonts w:ascii="Times New Roman" w:hAnsi="Times New Roman" w:cs="Times New Roman"/>
               <w:b/>
               <w:i/>
               <w:sz w:val="28"/>
-              <w:szCs w:val="2"/>
+              <w:szCs w:val="28"/>
             </w:rPr>
             <w:instrText xml:space="preserve"> TOC \o "1-3" \h \z \u </w:instrText>
           </w:r>
           <w:r>
             <w:rPr>
+              <w:rFonts w:ascii="Times New Roman" w:hAnsi="Times New Roman" w:cs="Times New Roman"/>
               <w:b/>
               <w:i/>
               <w:sz w:val="28"/>
-              <w:szCs w:val="2"/>
+              <w:szCs w:val="28"/>
             </w:rPr>
             <w:fldChar w:fldCharType="separate"/>
           </w:r>
-          <w:hyperlink w:anchor="_Toc199591780" w:history="1">
+          <w:hyperlink w:anchor="_Toc199705718" w:history="1">
             <w:r>
               <w:rPr>
                 <w:rStyle w:val="Hipervnculo"/>
+                <w:rFonts w:ascii="Times New Roman" w:hAnsi="Times New Roman" w:cs="Times New Roman"/>
                 <w:b/>
                 <w:i/>
                 <w:noProof/>
                 <w:sz w:val="28"/>
-                <w:szCs w:val="2"/>
+                <w:szCs w:val="28"/>
               </w:rPr>
               <w:t>PREGUNTAS</w:t>
             </w:r>
             <w:r>
               <w:rPr>
+                <w:rFonts w:ascii="Times New Roman" w:hAnsi="Times New Roman" w:cs="Times New Roman"/>
                 <w:b/>
                 <w:i/>
                 <w:noProof/>
                 <w:webHidden/>
                 <w:sz w:val="28"/>
-                <w:szCs w:val="2"/>
+                <w:szCs w:val="28"/>
               </w:rPr>
               <w:tab/>
             </w:r>
             <w:r>
               <w:rPr>
+                <w:rFonts w:ascii="Times New Roman" w:hAnsi="Times New Roman" w:cs="Times New Roman"/>
                 <w:b/>
                 <w:i/>
                 <w:noProof/>
                 <w:webHidden/>
                 <w:sz w:val="28"/>
-                <w:szCs w:val="2"/>
+                <w:szCs w:val="28"/>
               </w:rPr>
               <w:fldChar w:fldCharType="begin"/>
             </w:r>
             <w:r>
               <w:rPr>
+                <w:rFonts w:ascii="Times New Roman" w:hAnsi="Times New Roman" w:cs="Times New Roman"/>
                 <w:b/>
                 <w:i/>
                 <w:noProof/>
                 <w:webHidden/>
                 <w:sz w:val="28"/>
-                <w:szCs w:val="2"/>
+                <w:szCs w:val="28"/>
               </w:rPr>
-              <w:instrText xml:space="preserve"> PAGEREF _Toc199591780 \h </w:instrText>
+              <w:instrText xml:space="preserve"> PAGEREF _Toc199705718 \h </w:instrText>
             </w:r>
             <w:r>
               <w:rPr>
+                <w:rFonts w:ascii="Times New Roman" w:hAnsi="Times New Roman" w:cs="Times New Roman"/>
                 <w:b/>
                 <w:i/>
                 <w:noProof/>
                 <w:webHidden/>
                 <w:sz w:val="28"/>
-                <w:szCs w:val="2"/>
+                <w:szCs w:val="28"/>
               </w:rPr>
             </w:r>
             <w:r>
               <w:rPr>
+                <w:rFonts w:ascii="Times New Roman" w:hAnsi="Times New Roman" w:cs="Times New Roman"/>
                 <w:b/>
                 <w:i/>
                 <w:noProof/>
                 <w:webHidden/>
                 <w:sz w:val="28"/>
-                <w:szCs w:val="2"/>
+                <w:szCs w:val="28"/>
               </w:rPr>
               <w:fldChar w:fldCharType="separate"/>
             </w:r>
             <w:r>
               <w:rPr>
+                <w:rFonts w:ascii="Times New Roman" w:hAnsi="Times New Roman" w:cs="Times New Roman"/>
                 <w:b/>
                 <w:i/>
                 <w:noProof/>
                 <w:webHidden/>
                 <w:sz w:val="28"/>
-                <w:szCs w:val="2"/>
+                <w:szCs w:val="28"/>
               </w:rPr>
               <w:t>3</w:t>
             </w:r>
             <w:r>
               <w:rPr>
+                <w:rFonts w:ascii="Times New Roman" w:hAnsi="Times New Roman" w:cs="Times New Roman"/>
                 <w:b/>
                 <w:i/>
                 <w:noProof/>
                 <w:webHidden/>
                 <w:sz w:val="28"/>
-                <w:szCs w:val="2"/>
+                <w:szCs w:val="28"/>
               </w:rPr>
               <w:fldChar w:fldCharType="end"/>
             </w:r>
@@ -812,100 +835,110 @@
             <w:tabs>
               <w:tab w:val="right" w:leader="dot" w:pos="8494"/>
             </w:tabs>
-            <w:spacing w:before="280" w:after="280"/>
+            <w:spacing w:before="360" w:after="360"/>
             <w:rPr>
+              <w:rFonts w:ascii="Times New Roman" w:eastAsiaTheme="minorEastAsia" w:hAnsi="Times New Roman" w:cs="Times New Roman"/>
               <w:b/>
               <w:i/>
               <w:noProof/>
               <w:sz w:val="28"/>
-              <w:szCs w:val="2"/>
+              <w:szCs w:val="28"/>
+              <w:lang w:eastAsia="es-ES"/>
             </w:rPr>
           </w:pPr>
-          <w:hyperlink w:anchor="_Toc199591781" w:history="1">
+          <w:hyperlink w:anchor="_Toc199705719" w:history="1">
             <w:r>
               <w:rPr>
                 <w:rStyle w:val="Hipervnculo"/>
+                <w:rFonts w:ascii="Times New Roman" w:hAnsi="Times New Roman" w:cs="Times New Roman"/>
                 <w:b/>
                 <w:i/>
                 <w:noProof/>
                 <w:sz w:val="28"/>
-                <w:szCs w:val="2"/>
+                <w:szCs w:val="28"/>
               </w:rPr>
               <w:t>Pregunta 1:</w:t>
             </w:r>
             <w:r>
               <w:rPr>
+                <w:rFonts w:ascii="Times New Roman" w:hAnsi="Times New Roman" w:cs="Times New Roman"/>
                 <w:b/>
                 <w:i/>
                 <w:noProof/>
                 <w:webHidden/>
                 <w:sz w:val="28"/>
-                <w:szCs w:val="2"/>
+                <w:szCs w:val="28"/>
               </w:rPr>
               <w:tab/>
             </w:r>
             <w:r>
               <w:rPr>
+                <w:rFonts w:ascii="Times New Roman" w:hAnsi="Times New Roman" w:cs="Times New Roman"/>
                 <w:b/>
                 <w:i/>
                 <w:noProof/>
                 <w:webHidden/>
                 <w:sz w:val="28"/>
-                <w:szCs w:val="2"/>
+                <w:szCs w:val="28"/>
               </w:rPr>
               <w:fldChar w:fldCharType="begin"/>
             </w:r>
             <w:r>
               <w:rPr>
+                <w:rFonts w:ascii="Times New Roman" w:hAnsi="Times New Roman" w:cs="Times New Roman"/>
                 <w:b/>
                 <w:i/>
                 <w:noProof/>
                 <w:webHidden/>
                 <w:sz w:val="28"/>
-                <w:szCs w:val="2"/>
+                <w:szCs w:val="28"/>
               </w:rPr>
-              <w:instrText xml:space="preserve"> PAGEREF _Toc199591781 \h </w:instrText>
+              <w:instrText xml:space="preserve"> PAGEREF _Toc199705719 \h </w:instrText>
             </w:r>
             <w:r>
               <w:rPr>
+                <w:rFonts w:ascii="Times New Roman" w:hAnsi="Times New Roman" w:cs="Times New Roman"/>
                 <w:b/>
                 <w:i/>
                 <w:noProof/>
                 <w:webHidden/>
                 <w:sz w:val="28"/>
-                <w:szCs w:val="2"/>
+                <w:szCs w:val="28"/>
               </w:rPr>
             </w:r>
             <w:r>
               <w:rPr>
+                <w:rFonts w:ascii="Times New Roman" w:hAnsi="Times New Roman" w:cs="Times New Roman"/>
                 <w:b/>
                 <w:i/>
                 <w:noProof/>
                 <w:webHidden/>
                 <w:sz w:val="28"/>
-                <w:szCs w:val="2"/>
+                <w:szCs w:val="28"/>
               </w:rPr>
               <w:fldChar w:fldCharType="separate"/>
             </w:r>
             <w:r>
               <w:rPr>
+                <w:rFonts w:ascii="Times New Roman" w:hAnsi="Times New Roman" w:cs="Times New Roman"/>
                 <w:b/>
                 <w:i/>
                 <w:noProof/>
                 <w:webHidden/>
                 <w:sz w:val="28"/>
-                <w:szCs w:val="2"/>
+                <w:szCs w:val="28"/>
               </w:rPr>
               <w:t>3</w:t>
             </w:r>
             <w:r>
               <w:rPr>
+                <w:rFonts w:ascii="Times New Roman" w:hAnsi="Times New Roman" w:cs="Times New Roman"/>
                 <w:b/>
                 <w:i/>
                 <w:noProof/>
                 <w:webHidden/>
                 <w:sz w:val="28"/>
-                <w:szCs w:val="2"/>
+                <w:szCs w:val="28"/>
               </w:rPr>
               <w:fldChar w:fldCharType="end"/>
             </w:r>
@@ -917,100 +950,110 @@
             <w:tabs>
               <w:tab w:val="right" w:leader="dot" w:pos="8494"/>
             </w:tabs>
-            <w:spacing w:before="280" w:after="280"/>
+            <w:spacing w:before="360" w:after="360"/>
             <w:rPr>
+              <w:rFonts w:ascii="Times New Roman" w:eastAsiaTheme="minorEastAsia" w:hAnsi="Times New Roman" w:cs="Times New Roman"/>
               <w:b/>
               <w:i/>
               <w:noProof/>
               <w:sz w:val="28"/>
-              <w:szCs w:val="2"/>
+              <w:szCs w:val="28"/>
+              <w:lang w:eastAsia="es-ES"/>
             </w:rPr>
           </w:pPr>
-          <w:hyperlink w:anchor="_Toc199591782" w:history="1">
+          <w:hyperlink w:anchor="_Toc199705720" w:history="1">
             <w:r>
               <w:rPr>
                 <w:rStyle w:val="Hipervnculo"/>
+                <w:rFonts w:ascii="Times New Roman" w:hAnsi="Times New Roman" w:cs="Times New Roman"/>
                 <w:b/>
                 <w:i/>
                 <w:noProof/>
                 <w:sz w:val="28"/>
-                <w:szCs w:val="2"/>
+                <w:szCs w:val="28"/>
               </w:rPr>
               <w:t>Pregunta 2:</w:t>
             </w:r>
             <w:r>
               <w:rPr>
+                <w:rFonts w:ascii="Times New Roman" w:hAnsi="Times New Roman" w:cs="Times New Roman"/>
                 <w:b/>
                 <w:i/>
                 <w:noProof/>
                 <w:webHidden/>
                 <w:sz w:val="28"/>
-                <w:szCs w:val="2"/>
+                <w:szCs w:val="28"/>
               </w:rPr>
               <w:tab/>
             </w:r>
             <w:r>
               <w:rPr>
+                <w:rFonts w:ascii="Times New Roman" w:hAnsi="Times New Roman" w:cs="Times New Roman"/>
                 <w:b/>
                 <w:i/>
                 <w:noProof/>
                 <w:webHidden/>
                 <w:sz w:val="28"/>
-                <w:szCs w:val="2"/>
+                <w:szCs w:val="28"/>
               </w:rPr>
               <w:fldChar w:fldCharType="begin"/>
             </w:r>
             <w:r>
               <w:rPr>
+                <w:rFonts w:ascii="Times New Roman" w:hAnsi="Times New Roman" w:cs="Times New Roman"/>
                 <w:b/>
                 <w:i/>
                 <w:noProof/>
                 <w:webHidden/>
                 <w:sz w:val="28"/>
-                <w:szCs w:val="2"/>
+                <w:szCs w:val="28"/>
               </w:rPr>
-              <w:instrText xml:space="preserve"> PAGEREF _Toc199591782 \h </w:instrText>
+              <w:instrText xml:space="preserve"> PAGEREF _Toc199705720 \h </w:instrText>
             </w:r>
             <w:r>
               <w:rPr>
+                <w:rFonts w:ascii="Times New Roman" w:hAnsi="Times New Roman" w:cs="Times New Roman"/>
                 <w:b/>
                 <w:i/>
                 <w:noProof/>
                 <w:webHidden/>
                 <w:sz w:val="28"/>
-                <w:szCs w:val="2"/>
+                <w:szCs w:val="28"/>
               </w:rPr>
             </w:r>
             <w:r>
               <w:rPr>
+                <w:rFonts w:ascii="Times New Roman" w:hAnsi="Times New Roman" w:cs="Times New Roman"/>
                 <w:b/>
                 <w:i/>
                 <w:noProof/>
                 <w:webHidden/>
                 <w:sz w:val="28"/>
-                <w:szCs w:val="2"/>
+                <w:szCs w:val="28"/>
               </w:rPr>
               <w:fldChar w:fldCharType="separate"/>
             </w:r>
             <w:r>
               <w:rPr>
+                <w:rFonts w:ascii="Times New Roman" w:hAnsi="Times New Roman" w:cs="Times New Roman"/>
                 <w:b/>
                 <w:i/>
                 <w:noProof/>
                 <w:webHidden/>
                 <w:sz w:val="28"/>
-                <w:szCs w:val="2"/>
+                <w:szCs w:val="28"/>
               </w:rPr>
-              <w:t>3</w:t>
+              <w:t>7</w:t>
             </w:r>
             <w:r>
               <w:rPr>
+                <w:rFonts w:ascii="Times New Roman" w:hAnsi="Times New Roman" w:cs="Times New Roman"/>
                 <w:b/>
                 <w:i/>
                 <w:noProof/>
                 <w:webHidden/>
                 <w:sz w:val="28"/>
-                <w:szCs w:val="2"/>
+                <w:szCs w:val="28"/>
               </w:rPr>
               <w:fldChar w:fldCharType="end"/>
             </w:r>
@@ -1018,15 +1061,246 @@
         </w:p>
         <w:p>
           <w:pPr>
-            <w:spacing w:before="280" w:after="280"/>
+            <w:pStyle w:val="TDC1"/>
+            <w:tabs>
+              <w:tab w:val="right" w:leader="dot" w:pos="8494"/>
+            </w:tabs>
+            <w:spacing w:before="360" w:after="360"/>
+            <w:rPr>
+              <w:rFonts w:ascii="Times New Roman" w:eastAsiaTheme="minorEastAsia" w:hAnsi="Times New Roman" w:cs="Times New Roman"/>
+              <w:b/>
+              <w:i/>
+              <w:noProof/>
+              <w:sz w:val="28"/>
+              <w:szCs w:val="28"/>
+              <w:lang w:eastAsia="es-ES"/>
+            </w:rPr>
+          </w:pPr>
+          <w:hyperlink w:anchor="_Toc199705721" w:history="1">
+            <w:r>
+              <w:rPr>
+                <w:rStyle w:val="Hipervnculo"/>
+                <w:rFonts w:ascii="Times New Roman" w:hAnsi="Times New Roman" w:cs="Times New Roman"/>
+                <w:b/>
+                <w:i/>
+                <w:noProof/>
+                <w:sz w:val="28"/>
+                <w:szCs w:val="28"/>
+              </w:rPr>
+              <w:t>Cómo Usar Nmap para Detectar Problemas de Conectividad de Red</w:t>
+            </w:r>
+            <w:r>
+              <w:rPr>
+                <w:rFonts w:ascii="Times New Roman" w:hAnsi="Times New Roman" w:cs="Times New Roman"/>
+                <w:b/>
+                <w:i/>
+                <w:noProof/>
+                <w:webHidden/>
+                <w:sz w:val="28"/>
+                <w:szCs w:val="28"/>
+              </w:rPr>
+              <w:tab/>
+            </w:r>
+            <w:r>
+              <w:rPr>
+                <w:rFonts w:ascii="Times New Roman" w:hAnsi="Times New Roman" w:cs="Times New Roman"/>
+                <w:b/>
+                <w:i/>
+                <w:noProof/>
+                <w:webHidden/>
+                <w:sz w:val="28"/>
+                <w:szCs w:val="28"/>
+              </w:rPr>
+              <w:fldChar w:fldCharType="begin"/>
+            </w:r>
+            <w:r>
+              <w:rPr>
+                <w:rFonts w:ascii="Times New Roman" w:hAnsi="Times New Roman" w:cs="Times New Roman"/>
+                <w:b/>
+                <w:i/>
+                <w:noProof/>
+                <w:webHidden/>
+                <w:sz w:val="28"/>
+                <w:szCs w:val="28"/>
+              </w:rPr>
+              <w:instrText xml:space="preserve"> PAGEREF _Toc199705721 \h </w:instrText>
+            </w:r>
+            <w:r>
+              <w:rPr>
+                <w:rFonts w:ascii="Times New Roman" w:hAnsi="Times New Roman" w:cs="Times New Roman"/>
+                <w:b/>
+                <w:i/>
+                <w:noProof/>
+                <w:webHidden/>
+                <w:sz w:val="28"/>
+                <w:szCs w:val="28"/>
+              </w:rPr>
+            </w:r>
+            <w:r>
+              <w:rPr>
+                <w:rFonts w:ascii="Times New Roman" w:hAnsi="Times New Roman" w:cs="Times New Roman"/>
+                <w:b/>
+                <w:i/>
+                <w:noProof/>
+                <w:webHidden/>
+                <w:sz w:val="28"/>
+                <w:szCs w:val="28"/>
+              </w:rPr>
+              <w:fldChar w:fldCharType="separate"/>
+            </w:r>
+            <w:r>
+              <w:rPr>
+                <w:rFonts w:ascii="Times New Roman" w:hAnsi="Times New Roman" w:cs="Times New Roman"/>
+                <w:b/>
+                <w:i/>
+                <w:noProof/>
+                <w:webHidden/>
+                <w:sz w:val="28"/>
+                <w:szCs w:val="28"/>
+              </w:rPr>
+              <w:t>8</w:t>
+            </w:r>
+            <w:r>
+              <w:rPr>
+                <w:rFonts w:ascii="Times New Roman" w:hAnsi="Times New Roman" w:cs="Times New Roman"/>
+                <w:b/>
+                <w:i/>
+                <w:noProof/>
+                <w:webHidden/>
+                <w:sz w:val="28"/>
+                <w:szCs w:val="28"/>
+              </w:rPr>
+              <w:fldChar w:fldCharType="end"/>
+            </w:r>
+          </w:hyperlink>
+        </w:p>
+        <w:p>
+          <w:pPr>
+            <w:pStyle w:val="TDC1"/>
+            <w:tabs>
+              <w:tab w:val="right" w:leader="dot" w:pos="8494"/>
+            </w:tabs>
+            <w:spacing w:before="360" w:after="360"/>
+            <w:rPr>
+              <w:rFonts w:ascii="Times New Roman" w:eastAsiaTheme="minorEastAsia" w:hAnsi="Times New Roman" w:cs="Times New Roman"/>
+              <w:b/>
+              <w:i/>
+              <w:noProof/>
+              <w:sz w:val="28"/>
+              <w:szCs w:val="28"/>
+              <w:lang w:eastAsia="es-ES"/>
+            </w:rPr>
+          </w:pPr>
+          <w:hyperlink w:anchor="_Toc199705722" w:history="1">
+            <w:r>
+              <w:rPr>
+                <w:rStyle w:val="Hipervnculo"/>
+                <w:rFonts w:ascii="Times New Roman" w:hAnsi="Times New Roman" w:cs="Times New Roman"/>
+                <w:b/>
+                <w:i/>
+                <w:noProof/>
+                <w:sz w:val="28"/>
+                <w:szCs w:val="28"/>
+              </w:rPr>
+              <w:t>Interfaz Nmap: Zenmap</w:t>
+            </w:r>
+            <w:r>
+              <w:rPr>
+                <w:rFonts w:ascii="Times New Roman" w:hAnsi="Times New Roman" w:cs="Times New Roman"/>
+                <w:b/>
+                <w:i/>
+                <w:noProof/>
+                <w:webHidden/>
+                <w:sz w:val="28"/>
+                <w:szCs w:val="28"/>
+              </w:rPr>
+              <w:tab/>
+            </w:r>
+            <w:r>
+              <w:rPr>
+                <w:rFonts w:ascii="Times New Roman" w:hAnsi="Times New Roman" w:cs="Times New Roman"/>
+                <w:b/>
+                <w:i/>
+                <w:noProof/>
+                <w:webHidden/>
+                <w:sz w:val="28"/>
+                <w:szCs w:val="28"/>
+              </w:rPr>
+              <w:fldChar w:fldCharType="begin"/>
+            </w:r>
+            <w:r>
+              <w:rPr>
+                <w:rFonts w:ascii="Times New Roman" w:hAnsi="Times New Roman" w:cs="Times New Roman"/>
+                <w:b/>
+                <w:i/>
+                <w:noProof/>
+                <w:webHidden/>
+                <w:sz w:val="28"/>
+                <w:szCs w:val="28"/>
+              </w:rPr>
+              <w:instrText xml:space="preserve"> PAGEREF _Toc199705722 \h </w:instrText>
+            </w:r>
+            <w:r>
+              <w:rPr>
+                <w:rFonts w:ascii="Times New Roman" w:hAnsi="Times New Roman" w:cs="Times New Roman"/>
+                <w:b/>
+                <w:i/>
+                <w:noProof/>
+                <w:webHidden/>
+                <w:sz w:val="28"/>
+                <w:szCs w:val="28"/>
+              </w:rPr>
+            </w:r>
+            <w:r>
+              <w:rPr>
+                <w:rFonts w:ascii="Times New Roman" w:hAnsi="Times New Roman" w:cs="Times New Roman"/>
+                <w:b/>
+                <w:i/>
+                <w:noProof/>
+                <w:webHidden/>
+                <w:sz w:val="28"/>
+                <w:szCs w:val="28"/>
+              </w:rPr>
+              <w:fldChar w:fldCharType="separate"/>
+            </w:r>
+            <w:r>
+              <w:rPr>
+                <w:rFonts w:ascii="Times New Roman" w:hAnsi="Times New Roman" w:cs="Times New Roman"/>
+                <w:b/>
+                <w:i/>
+                <w:noProof/>
+                <w:webHidden/>
+                <w:sz w:val="28"/>
+                <w:szCs w:val="28"/>
+              </w:rPr>
+              <w:t>13</w:t>
+            </w:r>
+            <w:r>
+              <w:rPr>
+                <w:rFonts w:ascii="Times New Roman" w:hAnsi="Times New Roman" w:cs="Times New Roman"/>
+                <w:b/>
+                <w:i/>
+                <w:noProof/>
+                <w:webHidden/>
+                <w:sz w:val="28"/>
+                <w:szCs w:val="28"/>
+              </w:rPr>
+              <w:fldChar w:fldCharType="end"/>
+            </w:r>
+          </w:hyperlink>
+        </w:p>
+        <w:p>
+          <w:pPr>
+            <w:spacing w:before="360" w:after="360"/>
           </w:pPr>
           <w:r>
             <w:rPr>
+              <w:rFonts w:ascii="Times New Roman" w:hAnsi="Times New Roman" w:cs="Times New Roman"/>
               <w:b/>
               <w:bCs/>
               <w:i/>
               <w:sz w:val="28"/>
-              <w:szCs w:val="2"/>
+              <w:szCs w:val="28"/>
             </w:rPr>
             <w:fldChar w:fldCharType="end"/>
           </w:r>
@@ -1068,93 +1342,1483 @@
           <w:sz w:val="26"/>
           <w:szCs w:val="26"/>
         </w:rPr>
-        <w:t>Después de 2 años funcionando correctamente la instalación y configuración del cliente de la actividad anterior, nos llaman para decirnos que en una de sus filiales están encontrando múltiples problemas con el correo electrónico y finalmente ha dejado de funcionar, por lo que no puede</w:t>
-      </w:r>
-      <w:r>
-        <w:rPr>
+        <w:t>Después de 2 años funcionando correctamente la instalación y configuración del cliente de la actividad anterior, nos llaman para decirnos que en una de sus filiales están encontrando múltiples problemas con el correo electrónico y finalmente ha dejado de funcionar, por lo que no pueden ni enviar ni recibir correos.</w:t>
+      </w:r>
+    </w:p>
+    <w:p>
+      <w:pPr>
+        <w:pStyle w:val="Ttulo1"/>
+        <w:spacing w:before="480"/>
+        <w:rPr>
+          <w:i/>
+          <w:sz w:val="52"/>
+        </w:rPr>
+      </w:pPr>
+      <w:bookmarkStart w:id="0" w:name="_Toc199705718"/>
+      <w:r>
+        <w:rPr>
+          <w:i/>
+          <w:sz w:val="52"/>
+        </w:rPr>
+        <w:t>PREGUNTAS</w:t>
+      </w:r>
+      <w:bookmarkEnd w:id="0"/>
+    </w:p>
+    <w:p>
+      <w:pPr>
+        <w:pStyle w:val="Ttulo2"/>
+        <w:jc w:val="left"/>
+        <w:rPr>
+          <w:i/>
+          <w:color w:val="auto"/>
+          <w:sz w:val="36"/>
+        </w:rPr>
+      </w:pPr>
+      <w:bookmarkStart w:id="1" w:name="_Toc199705719"/>
+      <w:r>
+        <w:rPr>
+          <w:i/>
+          <w:color w:val="auto"/>
+          <w:sz w:val="36"/>
+        </w:rPr>
+        <w:t>Pregunta 1:</w:t>
+      </w:r>
+      <w:bookmarkEnd w:id="1"/>
+    </w:p>
+    <w:p>
+      <w:pPr>
+        <w:rPr>
+          <w:b/>
           <w:i/>
           <w:sz w:val="26"/>
           <w:szCs w:val="26"/>
         </w:rPr>
-        <w:t>n ni enviar ni recibir correos.</w:t>
-      </w:r>
-    </w:p>
-    <w:p>
-      <w:pPr>
-        <w:pStyle w:val="Ttulo1"/>
-        <w:spacing w:before="480"/>
-        <w:rPr>
-          <w:i/>
-          <w:sz w:val="52"/>
-        </w:rPr>
-      </w:pPr>
-      <w:bookmarkStart w:id="0" w:name="_Toc199591780"/>
-      <w:r>
-        <w:rPr>
-          <w:i/>
-          <w:sz w:val="52"/>
-        </w:rPr>
-        <w:t>P</w:t>
-      </w:r>
-      <w:r>
-        <w:rPr>
-          <w:i/>
-          <w:sz w:val="52"/>
-        </w:rPr>
-        <w:t>REGUNTAS</w:t>
-      </w:r>
-      <w:bookmarkEnd w:id="0"/>
-    </w:p>
-    <w:p>
-      <w:pPr>
-        <w:pStyle w:val="Ttulo2"/>
-        <w:jc w:val="left"/>
-        <w:rPr>
-          <w:i/>
-          <w:color w:val="auto"/>
-          <w:sz w:val="36"/>
-        </w:rPr>
-      </w:pPr>
-      <w:bookmarkStart w:id="1" w:name="_Toc199591781"/>
-      <w:r>
-        <w:rPr>
-          <w:i/>
-          <w:color w:val="auto"/>
-          <w:sz w:val="36"/>
-        </w:rPr>
-        <w:t>Pregunta 1:</w:t>
-      </w:r>
-      <w:bookmarkEnd w:id="1"/>
-    </w:p>
-    <w:p>
-      <w:pPr>
+      </w:pPr>
+      <w:r>
         <w:rPr>
           <w:b/>
           <w:i/>
           <w:sz w:val="26"/>
           <w:szCs w:val="26"/>
         </w:rPr>
-      </w:pPr>
-      <w:r>
-        <w:rPr>
-          <w:b/>
-          <w:i/>
-          <w:sz w:val="26"/>
-          <w:szCs w:val="26"/>
-        </w:rPr>
-        <w:t>¿Qué procedimiento seguiríamos para detectar las causas de las incidencias del servicio? Haz una correcta descripción de qué herramientas o técnicas utilizarías. Describe los métodos para detectar la incidencia, darle una solución definitiva al problema, comprobando las causas de la incidencia. Define los método</w:t>
-      </w:r>
-      <w:r>
-        <w:rPr>
-          <w:b/>
-          <w:i/>
-          <w:sz w:val="26"/>
-          <w:szCs w:val="26"/>
-        </w:rPr>
-        <w:t>s como protocolos de actuación.</w:t>
+        <w:t>¿Qué procedimiento seguiríamos para detectar las causas de las incidencias del servicio? Haz una correcta descripción de qué herramientas o técnicas utilizarías. Describe los métodos para detectar la incidencia, darle una solución definitiva al problema, comprobando las causas de la incidencia. Define los métodos como protocolos de actuación.</w:t>
+      </w:r>
+    </w:p>
+    <w:p>
+      <w:r>
+        <w:t>Para detectar y resolver las causas de las incidencias en el servicio de correo electrónico, seguiríamos un protocolo de actuación estructurado, empleando diversas herramientas y técnicas.</w:t>
+      </w:r>
+    </w:p>
+    <w:p>
+      <w:pPr>
+        <w:rPr>
+          <w:b/>
+          <w:i/>
+          <w:sz w:val="28"/>
+        </w:rPr>
+      </w:pPr>
+      <w:r>
+        <w:rPr>
+          <w:b/>
+          <w:i/>
+          <w:sz w:val="28"/>
+        </w:rPr>
+        <w:t>Fase 1: Recopilación de Información y Detección Inicial</w:t>
+      </w:r>
+    </w:p>
+    <w:p>
+      <w:pPr>
+        <w:pStyle w:val="Prrafodelista"/>
+        <w:numPr>
+          <w:ilvl w:val="0"/>
+          <w:numId w:val="1"/>
+        </w:numPr>
+        <w:rPr>
+          <w:b/>
+          <w:i/>
+        </w:rPr>
+      </w:pPr>
+      <w:r>
+        <w:rPr>
+          <w:b/>
+          <w:i/>
+        </w:rPr>
+        <w:t>Método:</w:t>
+      </w:r>
+    </w:p>
+    <w:p>
+      <w:pPr>
+        <w:pStyle w:val="Prrafodelista"/>
+        <w:ind w:left="502"/>
+        <w:rPr>
+          <w:b/>
+          <w:i/>
+        </w:rPr>
+      </w:pPr>
+    </w:p>
+    <w:p>
+      <w:pPr>
+        <w:pStyle w:val="Prrafodelista"/>
+        <w:numPr>
+          <w:ilvl w:val="0"/>
+          <w:numId w:val="2"/>
+        </w:numPr>
+      </w:pPr>
+      <w:r>
+        <w:rPr>
+          <w:b/>
+          <w:i/>
+        </w:rPr>
+        <w:t>Comunicación con el Usuario/Filial:</w:t>
+      </w:r>
+      <w:r>
+        <w:t xml:space="preserve"> Lo primero es recabar la máxima información posible de los usuarios afectados: ¿Desde cuándo ocurre? ¿Afecta a todos los usuarios de la filial o solo a algunos? ¿Pueden acceder a Outlook en la Web (OWA)? ¿Reciben algún mensaje de error específico? ¿Se ha realizado algún cambio reciente en la filial (red, firewall, etc.)?</w:t>
+      </w:r>
+    </w:p>
+    <w:p>
+      <w:pPr>
+        <w:pStyle w:val="Prrafodelista"/>
+        <w:numPr>
+          <w:ilvl w:val="0"/>
+          <w:numId w:val="2"/>
+        </w:numPr>
+      </w:pPr>
+      <w:r>
+        <w:rPr>
+          <w:b/>
+          <w:i/>
+        </w:rPr>
+        <w:t>Verificación del Estado General del Servicio (Desde el Servidor Central):</w:t>
+      </w:r>
+      <w:r>
+        <w:t xml:space="preserve"> Acceder al servidor Exchange central y al Controlador de Dominio para ver el estado de los servicios.</w:t>
+      </w:r>
+    </w:p>
+    <w:p>
+      <w:pPr>
+        <w:pStyle w:val="Prrafodelista"/>
+        <w:ind w:left="1069"/>
+      </w:pPr>
+    </w:p>
+    <w:p>
+      <w:pPr>
+        <w:pStyle w:val="Prrafodelista"/>
+        <w:numPr>
+          <w:ilvl w:val="0"/>
+          <w:numId w:val="1"/>
+        </w:numPr>
+        <w:rPr>
+          <w:b/>
+          <w:i/>
+        </w:rPr>
+      </w:pPr>
+      <w:r>
+        <w:rPr>
+          <w:b/>
+          <w:i/>
+        </w:rPr>
+        <w:t>Herramientas/Técnicas:</w:t>
+      </w:r>
+    </w:p>
+    <w:p>
+      <w:pPr>
+        <w:pStyle w:val="Prrafodelista"/>
+        <w:ind w:left="502"/>
+        <w:rPr>
+          <w:b/>
+          <w:i/>
+        </w:rPr>
+      </w:pPr>
+    </w:p>
+    <w:p>
+      <w:pPr>
+        <w:pStyle w:val="Prrafodelista"/>
+        <w:numPr>
+          <w:ilvl w:val="0"/>
+          <w:numId w:val="3"/>
+        </w:numPr>
+      </w:pPr>
+      <w:r>
+        <w:rPr>
+          <w:b/>
+          <w:i/>
+        </w:rPr>
+        <w:t>Llamada telefónica/Videoconferencia:</w:t>
+      </w:r>
+      <w:r>
+        <w:t xml:space="preserve"> Para hablar directamente con los usuarios de la filial.</w:t>
+      </w:r>
+    </w:p>
+    <w:p>
+      <w:pPr>
+        <w:pStyle w:val="Prrafodelista"/>
+        <w:numPr>
+          <w:ilvl w:val="0"/>
+          <w:numId w:val="3"/>
+        </w:numPr>
+      </w:pPr>
+      <w:r>
+        <w:rPr>
+          <w:b/>
+          <w:i/>
+        </w:rPr>
+        <w:t>Centro de Administración de Exchange (EAC):</w:t>
+      </w:r>
+      <w:r>
+        <w:t xml:space="preserve"> Verificar el estado de las bases de datos de buzones, el flujo de correo, los conectores de envío/recepción.</w:t>
+      </w:r>
+    </w:p>
+    <w:p>
+      <w:pPr>
+        <w:pStyle w:val="Prrafodelista"/>
+        <w:numPr>
+          <w:ilvl w:val="0"/>
+          <w:numId w:val="3"/>
+        </w:numPr>
+      </w:pPr>
+      <w:r>
+        <w:rPr>
+          <w:b/>
+          <w:i/>
+        </w:rPr>
+        <w:t>Administrador del Servidor:</w:t>
+      </w:r>
+      <w:r>
+        <w:t xml:space="preserve"> Comprobar el estado de los roles instalados.</w:t>
       </w:r>
     </w:p>
     <w:p/>
+    <w:p>
+      <w:pPr>
+        <w:rPr>
+          <w:b/>
+          <w:i/>
+          <w:sz w:val="28"/>
+        </w:rPr>
+      </w:pPr>
+      <w:r>
+        <w:rPr>
+          <w:b/>
+          <w:i/>
+          <w:sz w:val="28"/>
+        </w:rPr>
+        <w:lastRenderedPageBreak/>
+        <w:t>Fase 2: Diagnóstico y Aislamiento del Problema</w:t>
+      </w:r>
+    </w:p>
+    <w:p>
+      <w:r>
+        <w:t>Una vez recopilada la información, empezamos a acotar dónde puede estar el problema.</w:t>
+      </w:r>
+    </w:p>
+    <w:p>
+      <w:pPr>
+        <w:pStyle w:val="Prrafodelista"/>
+        <w:numPr>
+          <w:ilvl w:val="0"/>
+          <w:numId w:val="1"/>
+        </w:numPr>
+      </w:pPr>
+      <w:r>
+        <w:rPr>
+          <w:b/>
+          <w:i/>
+        </w:rPr>
+        <w:t>Método:</w:t>
+      </w:r>
+      <w:r>
+        <w:t xml:space="preserve"> Verificación de Conectividad de Red y DNS (Causa más común para problemas de filial).</w:t>
+      </w:r>
+    </w:p>
+    <w:p>
+      <w:pPr>
+        <w:rPr>
+          <w:b/>
+          <w:i/>
+        </w:rPr>
+      </w:pPr>
+      <w:r>
+        <w:rPr>
+          <w:b/>
+          <w:i/>
+        </w:rPr>
+        <w:t>Desde la Filial (si es posible) o desde un punto intermedio:</w:t>
+      </w:r>
+    </w:p>
+    <w:p>
+      <w:pPr>
+        <w:pStyle w:val="Prrafodelista"/>
+        <w:numPr>
+          <w:ilvl w:val="0"/>
+          <w:numId w:val="4"/>
+        </w:numPr>
+      </w:pPr>
+      <w:r>
+        <w:rPr>
+          <w:b/>
+          <w:i/>
+        </w:rPr>
+        <w:t>Ping/Tracert:</w:t>
+      </w:r>
+      <w:r>
+        <w:t xml:space="preserve"> Verificar la conectividad IP básica con el servidor Exchange y el Controlador de Dominio en la red central.</w:t>
+      </w:r>
+    </w:p>
+    <w:p>
+      <w:pPr>
+        <w:pStyle w:val="Prrafodelista"/>
+        <w:numPr>
+          <w:ilvl w:val="0"/>
+          <w:numId w:val="4"/>
+        </w:numPr>
+      </w:pPr>
+      <w:r>
+        <w:rPr>
+          <w:b/>
+          <w:i/>
+        </w:rPr>
+        <w:t>Nslookup:</w:t>
+      </w:r>
+      <w:r>
+        <w:t xml:space="preserve"> Comprobar si la filial puede resolver correctamente los nombres de host del servidor Exchange y del Controlador de Dominio, y si los registros DNS para Exchange (A, MX, Autodiscover) son correctos.</w:t>
+      </w:r>
+    </w:p>
+    <w:p>
+      <w:pPr>
+        <w:pStyle w:val="Prrafodelista"/>
+        <w:numPr>
+          <w:ilvl w:val="0"/>
+          <w:numId w:val="4"/>
+        </w:numPr>
+      </w:pPr>
+      <w:r>
+        <w:rPr>
+          <w:b/>
+          <w:i/>
+        </w:rPr>
+        <w:t>Prueba de Puertos con Nmap/Telnet:</w:t>
+      </w:r>
+      <w:r>
+        <w:t xml:space="preserve"> Aquí es donde entra </w:t>
+      </w:r>
+      <w:r>
+        <w:rPr>
+          <w:b/>
+          <w:i/>
+        </w:rPr>
+        <w:t>Nmap,</w:t>
+      </w:r>
+      <w:r>
+        <w:t xml:space="preserve"> herramienta que veremos más adelante su instalación y como funciona.</w:t>
+      </w:r>
+    </w:p>
+    <w:p>
+      <w:pPr>
+        <w:rPr>
+          <w:b/>
+          <w:i/>
+        </w:rPr>
+      </w:pPr>
+      <w:r>
+        <w:rPr>
+          <w:b/>
+          <w:i/>
+        </w:rPr>
+        <w:t>Desde el Servidor Exchange/DC Central:</w:t>
+      </w:r>
+    </w:p>
+    <w:p>
+      <w:pPr>
+        <w:pStyle w:val="Prrafodelista"/>
+        <w:numPr>
+          <w:ilvl w:val="0"/>
+          <w:numId w:val="4"/>
+        </w:numPr>
+      </w:pPr>
+      <w:r>
+        <w:rPr>
+          <w:b/>
+          <w:i/>
+        </w:rPr>
+        <w:t>Monitor de Rendimiento:</w:t>
+      </w:r>
+      <w:r>
+        <w:t xml:space="preserve"> Revisar el uso de CPU, RAM, E/S de disco, y colas de correo. Un alto uso puede indicar un cuello de botella.</w:t>
+      </w:r>
+    </w:p>
+    <w:p>
+      <w:pPr>
+        <w:pStyle w:val="Prrafodelista"/>
+      </w:pPr>
+    </w:p>
+    <w:p>
+      <w:pPr>
+        <w:pStyle w:val="Prrafodelista"/>
+        <w:jc w:val="left"/>
+      </w:pPr>
+      <w:r>
+        <w:rPr>
+          <w:noProof/>
+          <w:lang w:eastAsia="es-ES"/>
+        </w:rPr>
+        <w:drawing>
+          <wp:inline distT="0" distB="0" distL="0" distR="0" wp14:anchorId="199B2D78" wp14:editId="712C22E4">
+            <wp:extent cx="2341880" cy="1175897"/>
+            <wp:effectExtent l="0" t="0" r="1270" b="5715"/>
+            <wp:docPr id="1" name="Imagen 1"/>
+            <wp:cNvGraphicFramePr>
+              <a:graphicFrameLocks xmlns:a="http://schemas.openxmlformats.org/drawingml/2006/main" noChangeAspect="1"/>
+            </wp:cNvGraphicFramePr>
+            <a:graphic xmlns:a="http://schemas.openxmlformats.org/drawingml/2006/main">
+              <a:graphicData uri="http://schemas.openxmlformats.org/drawingml/2006/picture">
+                <pic:pic xmlns:pic="http://schemas.openxmlformats.org/drawingml/2006/picture">
+                  <pic:nvPicPr>
+                    <pic:cNvPr id="1" name=""/>
+                    <pic:cNvPicPr/>
+                  </pic:nvPicPr>
+                  <pic:blipFill>
+                    <a:blip r:embed="rId11"/>
+                    <a:stretch>
+                      <a:fillRect/>
+                    </a:stretch>
+                  </pic:blipFill>
+                  <pic:spPr>
+                    <a:xfrm>
+                      <a:off x="0" y="0"/>
+                      <a:ext cx="2389687" cy="1199901"/>
+                    </a:xfrm>
+                    <a:prstGeom prst="rect">
+                      <a:avLst/>
+                    </a:prstGeom>
+                  </pic:spPr>
+                </pic:pic>
+              </a:graphicData>
+            </a:graphic>
+          </wp:inline>
+        </w:drawing>
+      </w:r>
+      <w:r>
+        <w:rPr>
+          <w:noProof/>
+          <w:lang w:eastAsia="es-ES"/>
+        </w:rPr>
+        <w:drawing>
+          <wp:inline distT="0" distB="0" distL="0" distR="0" wp14:anchorId="4543896A" wp14:editId="4AFB7E0D">
+            <wp:extent cx="2571774" cy="1237500"/>
+            <wp:effectExtent l="0" t="0" r="0" b="1270"/>
+            <wp:docPr id="2" name="Imagen 2"/>
+            <wp:cNvGraphicFramePr>
+              <a:graphicFrameLocks xmlns:a="http://schemas.openxmlformats.org/drawingml/2006/main" noChangeAspect="1"/>
+            </wp:cNvGraphicFramePr>
+            <a:graphic xmlns:a="http://schemas.openxmlformats.org/drawingml/2006/main">
+              <a:graphicData uri="http://schemas.openxmlformats.org/drawingml/2006/picture">
+                <pic:pic xmlns:pic="http://schemas.openxmlformats.org/drawingml/2006/picture">
+                  <pic:nvPicPr>
+                    <pic:cNvPr id="1" name=""/>
+                    <pic:cNvPicPr/>
+                  </pic:nvPicPr>
+                  <pic:blipFill>
+                    <a:blip r:embed="rId12"/>
+                    <a:stretch>
+                      <a:fillRect/>
+                    </a:stretch>
+                  </pic:blipFill>
+                  <pic:spPr>
+                    <a:xfrm>
+                      <a:off x="0" y="0"/>
+                      <a:ext cx="2624190" cy="1262722"/>
+                    </a:xfrm>
+                    <a:prstGeom prst="rect">
+                      <a:avLst/>
+                    </a:prstGeom>
+                  </pic:spPr>
+                </pic:pic>
+              </a:graphicData>
+            </a:graphic>
+          </wp:inline>
+        </w:drawing>
+      </w:r>
+    </w:p>
+    <w:p>
+      <w:pPr>
+        <w:pStyle w:val="Prrafodelista"/>
+        <w:jc w:val="center"/>
+      </w:pPr>
+    </w:p>
+    <w:p>
+      <w:pPr>
+        <w:pStyle w:val="Prrafodelista"/>
+        <w:numPr>
+          <w:ilvl w:val="0"/>
+          <w:numId w:val="4"/>
+        </w:numPr>
+      </w:pPr>
+      <w:r>
+        <w:rPr>
+          <w:b/>
+          <w:i/>
+        </w:rPr>
+        <w:t>Visor de Eventos:</w:t>
+      </w:r>
+      <w:r>
+        <w:t xml:space="preserve"> Revisar los registros de "Aplicación", "Sistema" y "Microsoft-Exchange-*" en busca de errores o advertencias relacionadas con el correo o la red.</w:t>
+      </w:r>
+      <w:r>
+        <w:t xml:space="preserve"> </w:t>
+      </w:r>
+    </w:p>
+    <w:p>
+      <w:pPr>
+        <w:jc w:val="left"/>
+      </w:pPr>
+      <w:r>
+        <w:rPr>
+          <w:noProof/>
+          <w:lang w:eastAsia="es-ES"/>
+        </w:rPr>
+        <w:drawing>
+          <wp:inline distT="0" distB="0" distL="0" distR="0" wp14:anchorId="2D1F8AB2" wp14:editId="2E189D91">
+            <wp:extent cx="2634091" cy="1276159"/>
+            <wp:effectExtent l="0" t="0" r="0" b="635"/>
+            <wp:docPr id="3" name="Imagen 3"/>
+            <wp:cNvGraphicFramePr>
+              <a:graphicFrameLocks xmlns:a="http://schemas.openxmlformats.org/drawingml/2006/main" noChangeAspect="1"/>
+            </wp:cNvGraphicFramePr>
+            <a:graphic xmlns:a="http://schemas.openxmlformats.org/drawingml/2006/main">
+              <a:graphicData uri="http://schemas.openxmlformats.org/drawingml/2006/picture">
+                <pic:pic xmlns:pic="http://schemas.openxmlformats.org/drawingml/2006/picture">
+                  <pic:nvPicPr>
+                    <pic:cNvPr id="1" name=""/>
+                    <pic:cNvPicPr/>
+                  </pic:nvPicPr>
+                  <pic:blipFill>
+                    <a:blip r:embed="rId13"/>
+                    <a:stretch>
+                      <a:fillRect/>
+                    </a:stretch>
+                  </pic:blipFill>
+                  <pic:spPr>
+                    <a:xfrm>
+                      <a:off x="0" y="0"/>
+                      <a:ext cx="2662183" cy="1289769"/>
+                    </a:xfrm>
+                    <a:prstGeom prst="rect">
+                      <a:avLst/>
+                    </a:prstGeom>
+                  </pic:spPr>
+                </pic:pic>
+              </a:graphicData>
+            </a:graphic>
+          </wp:inline>
+        </w:drawing>
+      </w:r>
+      <w:r>
+        <w:rPr>
+          <w:noProof/>
+          <w:lang w:eastAsia="es-ES"/>
+        </w:rPr>
+        <w:drawing>
+          <wp:inline distT="0" distB="0" distL="0" distR="0" wp14:anchorId="0161816C" wp14:editId="14AEB320">
+            <wp:extent cx="2609850" cy="1272087"/>
+            <wp:effectExtent l="0" t="0" r="0" b="4445"/>
+            <wp:docPr id="4" name="Imagen 4"/>
+            <wp:cNvGraphicFramePr>
+              <a:graphicFrameLocks xmlns:a="http://schemas.openxmlformats.org/drawingml/2006/main" noChangeAspect="1"/>
+            </wp:cNvGraphicFramePr>
+            <a:graphic xmlns:a="http://schemas.openxmlformats.org/drawingml/2006/main">
+              <a:graphicData uri="http://schemas.openxmlformats.org/drawingml/2006/picture">
+                <pic:pic xmlns:pic="http://schemas.openxmlformats.org/drawingml/2006/picture">
+                  <pic:nvPicPr>
+                    <pic:cNvPr id="1" name=""/>
+                    <pic:cNvPicPr/>
+                  </pic:nvPicPr>
+                  <pic:blipFill>
+                    <a:blip r:embed="rId14"/>
+                    <a:stretch>
+                      <a:fillRect/>
+                    </a:stretch>
+                  </pic:blipFill>
+                  <pic:spPr>
+                    <a:xfrm>
+                      <a:off x="0" y="0"/>
+                      <a:ext cx="2615491" cy="1274836"/>
+                    </a:xfrm>
+                    <a:prstGeom prst="rect">
+                      <a:avLst/>
+                    </a:prstGeom>
+                  </pic:spPr>
+                </pic:pic>
+              </a:graphicData>
+            </a:graphic>
+          </wp:inline>
+        </w:drawing>
+      </w:r>
+    </w:p>
+    <w:p>
+      <w:pPr>
+        <w:pStyle w:val="Prrafodelista"/>
+        <w:jc w:val="center"/>
+      </w:pPr>
+      <w:r>
+        <w:rPr>
+          <w:noProof/>
+          <w:lang w:eastAsia="es-ES"/>
+        </w:rPr>
+        <w:drawing>
+          <wp:inline distT="0" distB="0" distL="0" distR="0" wp14:anchorId="0D1A9085" wp14:editId="4F26FEA4">
+            <wp:extent cx="2508621" cy="1285875"/>
+            <wp:effectExtent l="0" t="0" r="6350" b="0"/>
+            <wp:docPr id="5" name="Imagen 5"/>
+            <wp:cNvGraphicFramePr>
+              <a:graphicFrameLocks xmlns:a="http://schemas.openxmlformats.org/drawingml/2006/main" noChangeAspect="1"/>
+            </wp:cNvGraphicFramePr>
+            <a:graphic xmlns:a="http://schemas.openxmlformats.org/drawingml/2006/main">
+              <a:graphicData uri="http://schemas.openxmlformats.org/drawingml/2006/picture">
+                <pic:pic xmlns:pic="http://schemas.openxmlformats.org/drawingml/2006/picture">
+                  <pic:nvPicPr>
+                    <pic:cNvPr id="1" name=""/>
+                    <pic:cNvPicPr/>
+                  </pic:nvPicPr>
+                  <pic:blipFill>
+                    <a:blip r:embed="rId15"/>
+                    <a:stretch>
+                      <a:fillRect/>
+                    </a:stretch>
+                  </pic:blipFill>
+                  <pic:spPr>
+                    <a:xfrm>
+                      <a:off x="0" y="0"/>
+                      <a:ext cx="2512401" cy="1287812"/>
+                    </a:xfrm>
+                    <a:prstGeom prst="rect">
+                      <a:avLst/>
+                    </a:prstGeom>
+                  </pic:spPr>
+                </pic:pic>
+              </a:graphicData>
+            </a:graphic>
+          </wp:inline>
+        </w:drawing>
+      </w:r>
+    </w:p>
+    <w:p>
+      <w:pPr>
+        <w:pStyle w:val="Prrafodelista"/>
+        <w:numPr>
+          <w:ilvl w:val="0"/>
+          <w:numId w:val="4"/>
+        </w:numPr>
+      </w:pPr>
+      <w:r>
+        <w:rPr>
+          <w:b/>
+          <w:i/>
+        </w:rPr>
+        <w:lastRenderedPageBreak/>
+        <w:t>Colas de Transporte (Toolbox de Exchange):</w:t>
+      </w:r>
+      <w:r>
+        <w:t xml:space="preserve"> Verificar si hay correos atascados en las colas de envío o recepción.</w:t>
+      </w:r>
+    </w:p>
+    <w:p>
+      <w:pPr>
+        <w:pStyle w:val="Prrafodelista"/>
+      </w:pPr>
+    </w:p>
+    <w:p>
+      <w:pPr>
+        <w:pStyle w:val="Prrafodelista"/>
+        <w:numPr>
+          <w:ilvl w:val="0"/>
+          <w:numId w:val="1"/>
+        </w:numPr>
+        <w:rPr>
+          <w:b/>
+          <w:i/>
+        </w:rPr>
+      </w:pPr>
+      <w:r>
+        <w:rPr>
+          <w:b/>
+          <w:i/>
+        </w:rPr>
+        <w:t>Herramientas/Técnicas:</w:t>
+      </w:r>
+    </w:p>
+    <w:p>
+      <w:pPr>
+        <w:pStyle w:val="Prrafodelista"/>
+        <w:ind w:left="502"/>
+        <w:rPr>
+          <w:b/>
+          <w:i/>
+        </w:rPr>
+      </w:pPr>
+    </w:p>
+    <w:p>
+      <w:pPr>
+        <w:pStyle w:val="Prrafodelista"/>
+        <w:numPr>
+          <w:ilvl w:val="0"/>
+          <w:numId w:val="5"/>
+        </w:numPr>
+        <w:rPr>
+          <w:i/>
+        </w:rPr>
+      </w:pPr>
+      <w:r>
+        <w:rPr>
+          <w:i/>
+        </w:rPr>
+        <w:t>ping &lt;IP_servidor_Exchange&gt; y ping &lt;Nombre_FQDN_servidor_Exchange&gt; (desde la filial).</w:t>
+      </w:r>
+    </w:p>
+    <w:p>
+      <w:pPr>
+        <w:pStyle w:val="Prrafodelista"/>
+        <w:numPr>
+          <w:ilvl w:val="0"/>
+          <w:numId w:val="5"/>
+        </w:numPr>
+        <w:rPr>
+          <w:i/>
+        </w:rPr>
+      </w:pPr>
+      <w:r>
+        <w:rPr>
+          <w:i/>
+        </w:rPr>
+        <w:t>nslookup (desde la filial) para el dominio y el nombre del servidor Exchange.</w:t>
+      </w:r>
+    </w:p>
+    <w:p>
+      <w:pPr>
+        <w:pStyle w:val="Prrafodelista"/>
+        <w:numPr>
+          <w:ilvl w:val="0"/>
+          <w:numId w:val="5"/>
+        </w:numPr>
+        <w:rPr>
+          <w:b/>
+          <w:i/>
+        </w:rPr>
+      </w:pPr>
+      <w:r>
+        <w:rPr>
+          <w:b/>
+          <w:i/>
+        </w:rPr>
+        <w:t>Nmap:</w:t>
+      </w:r>
+    </w:p>
+    <w:p>
+      <w:pPr>
+        <w:pStyle w:val="Prrafodelista"/>
+        <w:rPr>
+          <w:b/>
+          <w:i/>
+        </w:rPr>
+      </w:pPr>
+    </w:p>
+    <w:p>
+      <w:pPr>
+        <w:pStyle w:val="Prrafodelista"/>
+        <w:numPr>
+          <w:ilvl w:val="0"/>
+          <w:numId w:val="6"/>
+        </w:numPr>
+        <w:rPr>
+          <w:i/>
+        </w:rPr>
+      </w:pPr>
+      <w:r>
+        <w:rPr>
+          <w:b/>
+          <w:i/>
+        </w:rPr>
+        <w:t>Sintaxis:</w:t>
+      </w:r>
+      <w:r>
+        <w:t xml:space="preserve"> </w:t>
+      </w:r>
+      <w:r>
+        <w:rPr>
+          <w:i/>
+        </w:rPr>
+        <w:t>nmap -p 25,443,587 &lt;IP_servidor_Exchange&gt;</w:t>
+      </w:r>
+    </w:p>
+    <w:p>
+      <w:pPr>
+        <w:pStyle w:val="Prrafodelista"/>
+        <w:ind w:left="1353"/>
+      </w:pPr>
+    </w:p>
+    <w:p>
+      <w:pPr>
+        <w:pStyle w:val="Prrafodelista"/>
+        <w:numPr>
+          <w:ilvl w:val="0"/>
+          <w:numId w:val="6"/>
+        </w:numPr>
+      </w:pPr>
+      <w:r>
+        <w:rPr>
+          <w:b/>
+          <w:i/>
+        </w:rPr>
+        <w:t>Uso:</w:t>
+      </w:r>
+      <w:r>
+        <w:t xml:space="preserve"> Ejecutar Nmap desde un equipo en la filial para verificar si los puertos necesarios para el correo </w:t>
+      </w:r>
+      <w:r>
+        <w:rPr>
+          <w:b/>
+          <w:i/>
+        </w:rPr>
+        <w:t>(25 para SMTP, 443 para HTTPS/OWA/MAPI, 587 para SMTP con autenticación)</w:t>
+      </w:r>
+      <w:r>
+        <w:t xml:space="preserve"> están abiertos y accesibles desde la red de la filial hacia el servidor Exchange central. Si Nmap muestra un puerto como </w:t>
+      </w:r>
+      <w:r>
+        <w:rPr>
+          <w:b/>
+          <w:i/>
+        </w:rPr>
+        <w:t>filtered o closed,</w:t>
+      </w:r>
+      <w:r>
+        <w:t xml:space="preserve"> indica un problema de firewall o de servicio.</w:t>
+      </w:r>
+    </w:p>
+    <w:p>
+      <w:pPr>
+        <w:pStyle w:val="Prrafodelista"/>
+        <w:numPr>
+          <w:ilvl w:val="0"/>
+          <w:numId w:val="5"/>
+        </w:numPr>
+      </w:pPr>
+      <w:r>
+        <w:rPr>
+          <w:b/>
+          <w:i/>
+        </w:rPr>
+        <w:t>Telnet:</w:t>
+      </w:r>
+      <w:r>
+        <w:t xml:space="preserve"> </w:t>
+      </w:r>
+      <w:r>
+        <w:rPr>
+          <w:i/>
+        </w:rPr>
+        <w:t>telnet &lt;IP_servidor_Exchange&gt; &lt;Puerto&gt; (ej., telnet 192.168.1.10 25).</w:t>
+      </w:r>
+      <w:r>
+        <w:t xml:space="preserve"> Para verificar si se establece una conexión al puerto.</w:t>
+      </w:r>
+    </w:p>
+    <w:p>
+      <w:pPr>
+        <w:pStyle w:val="Prrafodelista"/>
+        <w:numPr>
+          <w:ilvl w:val="0"/>
+          <w:numId w:val="5"/>
+        </w:numPr>
+      </w:pPr>
+      <w:r>
+        <w:rPr>
+          <w:b/>
+          <w:i/>
+        </w:rPr>
+        <w:t>Consola de Administración de Colas (Queue Viewer) en el Administrador de Exchange Toolbox:</w:t>
+      </w:r>
+      <w:r>
+        <w:t xml:space="preserve"> Para ver si hay mensajes atascados.</w:t>
+      </w:r>
+    </w:p>
+    <w:p>
+      <w:r>
+        <w:rPr>
+          <w:b/>
+          <w:i/>
+          <w:sz w:val="28"/>
+        </w:rPr>
+        <w:t>Fase 3: Identificación de la Causa Raíz y Solución Definitiva</w:t>
+      </w:r>
+    </w:p>
+    <w:p>
+      <w:r>
+        <w:t>Una vez acotado el problema, se procede a la identificación de la causa y su resolución.</w:t>
+      </w:r>
+    </w:p>
+    <w:p>
+      <w:pPr>
+        <w:pStyle w:val="Prrafodelista"/>
+        <w:numPr>
+          <w:ilvl w:val="0"/>
+          <w:numId w:val="1"/>
+        </w:numPr>
+        <w:rPr>
+          <w:b/>
+          <w:i/>
+        </w:rPr>
+      </w:pPr>
+      <w:r>
+        <w:rPr>
+          <w:b/>
+          <w:i/>
+        </w:rPr>
+        <w:t>Método:</w:t>
+      </w:r>
+    </w:p>
+    <w:p>
+      <w:pPr>
+        <w:pStyle w:val="Prrafodelista"/>
+        <w:ind w:left="502"/>
+        <w:rPr>
+          <w:b/>
+          <w:i/>
+        </w:rPr>
+      </w:pPr>
+    </w:p>
+    <w:p>
+      <w:pPr>
+        <w:pStyle w:val="Prrafodelista"/>
+        <w:numPr>
+          <w:ilvl w:val="0"/>
+          <w:numId w:val="7"/>
+        </w:numPr>
+      </w:pPr>
+      <w:r>
+        <w:rPr>
+          <w:b/>
+          <w:i/>
+        </w:rPr>
+        <w:t>Análisis de Logs:</w:t>
+      </w:r>
+      <w:r>
+        <w:t xml:space="preserve"> Profundizar en los logs de eventos de Windows y los logs de Exchange para encontrar mensajes de error específicos que apunten a la causa (ej., errores de disco, servicio caído, problemas de autenticación, errores de certificado).</w:t>
+      </w:r>
+    </w:p>
+    <w:p>
+      <w:pPr>
+        <w:pStyle w:val="Prrafodelista"/>
+        <w:numPr>
+          <w:ilvl w:val="0"/>
+          <w:numId w:val="7"/>
+        </w:numPr>
+        <w:rPr>
+          <w:i/>
+        </w:rPr>
+      </w:pPr>
+      <w:r>
+        <w:rPr>
+          <w:b/>
+          <w:i/>
+        </w:rPr>
+        <w:t>Verificación de Configuración:</w:t>
+      </w:r>
+      <w:r>
+        <w:t xml:space="preserve"> Revisar la configuración de los componentes implicados </w:t>
+      </w:r>
+      <w:r>
+        <w:rPr>
+          <w:i/>
+        </w:rPr>
+        <w:t>(firewalls de red, reglas de NAT, configuración de DNS, ajustes de conectores de transporte en Exchange, certificado SSL).</w:t>
+      </w:r>
+    </w:p>
+    <w:p>
+      <w:pPr>
+        <w:pStyle w:val="Prrafodelista"/>
+        <w:numPr>
+          <w:ilvl w:val="0"/>
+          <w:numId w:val="7"/>
+        </w:numPr>
+      </w:pPr>
+      <w:r>
+        <w:rPr>
+          <w:b/>
+          <w:i/>
+        </w:rPr>
+        <w:t>Pruebas de Funcionalidad Específicas:</w:t>
+      </w:r>
+      <w:r>
+        <w:t xml:space="preserve"> Tras una posible solución, ejecutar pruebas dirigidas (ej., enviar un correo de prueba, acceder a OWA).</w:t>
+      </w:r>
+    </w:p>
+    <w:p>
+      <w:pPr>
+        <w:pStyle w:val="Prrafodelista"/>
+      </w:pPr>
+    </w:p>
+    <w:p>
+      <w:pPr>
+        <w:pStyle w:val="Prrafodelista"/>
+        <w:numPr>
+          <w:ilvl w:val="0"/>
+          <w:numId w:val="1"/>
+        </w:numPr>
+        <w:rPr>
+          <w:b/>
+          <w:i/>
+        </w:rPr>
+      </w:pPr>
+      <w:r>
+        <w:rPr>
+          <w:b/>
+          <w:i/>
+        </w:rPr>
+        <w:t>Comprobación de las Causas de la Incidencia (Método Científico):</w:t>
+      </w:r>
+    </w:p>
+    <w:p>
+      <w:pPr>
+        <w:pStyle w:val="Prrafodelista"/>
+        <w:ind w:left="502"/>
+        <w:rPr>
+          <w:b/>
+          <w:i/>
+        </w:rPr>
+      </w:pPr>
+    </w:p>
+    <w:p>
+      <w:pPr>
+        <w:pStyle w:val="Prrafodelista"/>
+        <w:numPr>
+          <w:ilvl w:val="0"/>
+          <w:numId w:val="8"/>
+        </w:numPr>
+      </w:pPr>
+      <w:r>
+        <w:rPr>
+          <w:b/>
+          <w:i/>
+        </w:rPr>
+        <w:t>Hipótesis:</w:t>
+      </w:r>
+      <w:r>
+        <w:t xml:space="preserve"> Basado en los síntomas y el diagnóstico, formular una hipótesis sobre la causa del problema (ej., "el firewall de la filial está bloqueando el puerto 25").</w:t>
+      </w:r>
+    </w:p>
+    <w:p>
+      <w:pPr>
+        <w:pStyle w:val="Prrafodelista"/>
+        <w:numPr>
+          <w:ilvl w:val="0"/>
+          <w:numId w:val="8"/>
+        </w:numPr>
+      </w:pPr>
+      <w:r>
+        <w:rPr>
+          <w:b/>
+          <w:i/>
+        </w:rPr>
+        <w:t>Prueba de Hipótesis:</w:t>
+      </w:r>
+      <w:r>
+        <w:t xml:space="preserve"> Realizar un cambio controlado para probar la hipótesis (ej., abrir temporalmente el puerto 25 en el firewall de la filial).</w:t>
+      </w:r>
+    </w:p>
+    <w:p>
+      <w:pPr>
+        <w:pStyle w:val="Prrafodelista"/>
+      </w:pPr>
+    </w:p>
+    <w:p>
+      <w:pPr>
+        <w:pStyle w:val="Prrafodelista"/>
+        <w:numPr>
+          <w:ilvl w:val="0"/>
+          <w:numId w:val="8"/>
+        </w:numPr>
+      </w:pPr>
+      <w:r>
+        <w:rPr>
+          <w:b/>
+          <w:i/>
+        </w:rPr>
+        <w:lastRenderedPageBreak/>
+        <w:t>Verificación:</w:t>
+      </w:r>
+      <w:r>
+        <w:t xml:space="preserve"> Comprobar si el problema se resuelve. Si sí, la hipótesis es probable. Si no, se descarta y se formula una nueva.</w:t>
+      </w:r>
+    </w:p>
+    <w:p>
+      <w:pPr>
+        <w:pStyle w:val="Prrafodelista"/>
+        <w:numPr>
+          <w:ilvl w:val="0"/>
+          <w:numId w:val="8"/>
+        </w:numPr>
+      </w:pPr>
+      <w:r>
+        <w:rPr>
+          <w:b/>
+          <w:i/>
+        </w:rPr>
+        <w:t>Implementación de la Solución Definitiva:</w:t>
+      </w:r>
+      <w:r>
+        <w:t xml:space="preserve"> Una vez identificada y verificada la causa raíz, aplicar la solución de forma permanente (ej., crear una regla de firewall persistente, reemplazar un certificado caducado, reiniciar un servicio crítico).</w:t>
+      </w:r>
+    </w:p>
+    <w:p>
+      <w:pPr>
+        <w:pStyle w:val="Prrafodelista"/>
+      </w:pPr>
+    </w:p>
+    <w:p>
+      <w:pPr>
+        <w:pStyle w:val="Prrafodelista"/>
+        <w:numPr>
+          <w:ilvl w:val="0"/>
+          <w:numId w:val="1"/>
+        </w:numPr>
+        <w:rPr>
+          <w:b/>
+          <w:i/>
+        </w:rPr>
+      </w:pPr>
+      <w:r>
+        <w:rPr>
+          <w:b/>
+          <w:i/>
+        </w:rPr>
+        <w:t>Herramientas/Técnicas:</w:t>
+      </w:r>
+    </w:p>
+    <w:p>
+      <w:pPr>
+        <w:pStyle w:val="Prrafodelista"/>
+        <w:ind w:left="502"/>
+        <w:rPr>
+          <w:b/>
+          <w:i/>
+        </w:rPr>
+      </w:pPr>
+    </w:p>
+    <w:p>
+      <w:pPr>
+        <w:pStyle w:val="Prrafodelista"/>
+        <w:numPr>
+          <w:ilvl w:val="0"/>
+          <w:numId w:val="9"/>
+        </w:numPr>
+      </w:pPr>
+      <w:r>
+        <w:rPr>
+          <w:b/>
+          <w:i/>
+        </w:rPr>
+        <w:t>Visor de Eventos:</w:t>
+      </w:r>
+      <w:r>
+        <w:t xml:space="preserve"> Para eventos de sistema, aplicación, y logs específicos de Exchange.</w:t>
+      </w:r>
+    </w:p>
+    <w:p>
+      <w:pPr>
+        <w:pStyle w:val="Prrafodelista"/>
+        <w:numPr>
+          <w:ilvl w:val="0"/>
+          <w:numId w:val="9"/>
+        </w:numPr>
+      </w:pPr>
+      <w:r>
+        <w:rPr>
+          <w:b/>
+          <w:i/>
+        </w:rPr>
+        <w:t>Firewall de Windows con seguridad avanzada:</w:t>
+      </w:r>
+      <w:r>
+        <w:t xml:space="preserve"> Para revisar o modificar reglas.</w:t>
+      </w:r>
+    </w:p>
+    <w:p>
+      <w:pPr>
+        <w:jc w:val="center"/>
+      </w:pPr>
+      <w:r>
+        <w:rPr>
+          <w:noProof/>
+          <w:lang w:eastAsia="es-ES"/>
+        </w:rPr>
+        <w:drawing>
+          <wp:inline distT="0" distB="0" distL="0" distR="0" wp14:anchorId="2603C43E" wp14:editId="798C3478">
+            <wp:extent cx="3303083" cy="1676400"/>
+            <wp:effectExtent l="0" t="0" r="0" b="0"/>
+            <wp:docPr id="6" name="Imagen 6"/>
+            <wp:cNvGraphicFramePr>
+              <a:graphicFrameLocks xmlns:a="http://schemas.openxmlformats.org/drawingml/2006/main" noChangeAspect="1"/>
+            </wp:cNvGraphicFramePr>
+            <a:graphic xmlns:a="http://schemas.openxmlformats.org/drawingml/2006/main">
+              <a:graphicData uri="http://schemas.openxmlformats.org/drawingml/2006/picture">
+                <pic:pic xmlns:pic="http://schemas.openxmlformats.org/drawingml/2006/picture">
+                  <pic:nvPicPr>
+                    <pic:cNvPr id="1" name=""/>
+                    <pic:cNvPicPr/>
+                  </pic:nvPicPr>
+                  <pic:blipFill>
+                    <a:blip r:embed="rId16"/>
+                    <a:stretch>
+                      <a:fillRect/>
+                    </a:stretch>
+                  </pic:blipFill>
+                  <pic:spPr>
+                    <a:xfrm>
+                      <a:off x="0" y="0"/>
+                      <a:ext cx="3318285" cy="1684115"/>
+                    </a:xfrm>
+                    <a:prstGeom prst="rect">
+                      <a:avLst/>
+                    </a:prstGeom>
+                  </pic:spPr>
+                </pic:pic>
+              </a:graphicData>
+            </a:graphic>
+          </wp:inline>
+        </w:drawing>
+      </w:r>
+    </w:p>
+    <w:p>
+      <w:pPr>
+        <w:pStyle w:val="Prrafodelista"/>
+        <w:numPr>
+          <w:ilvl w:val="0"/>
+          <w:numId w:val="9"/>
+        </w:numPr>
+      </w:pPr>
+      <w:r>
+        <w:rPr>
+          <w:b/>
+          <w:i/>
+        </w:rPr>
+        <w:t>Consola de Administración de Directivas de Grupo (GPMC):</w:t>
+      </w:r>
+      <w:r>
+        <w:t xml:space="preserve"> Si hay GPOs que puedan estar afectando la red o la seguridad.</w:t>
+      </w:r>
+    </w:p>
+    <w:p>
+      <w:pPr>
+        <w:pStyle w:val="Prrafodelista"/>
+        <w:numPr>
+          <w:ilvl w:val="0"/>
+          <w:numId w:val="9"/>
+        </w:numPr>
+      </w:pPr>
+      <w:r>
+        <w:rPr>
+          <w:b/>
+          <w:i/>
+        </w:rPr>
+        <w:t>Centro de Administración de Exchange (EAC) / Exchange Management Shell (EMS):</w:t>
+      </w:r>
+      <w:r>
+        <w:t xml:space="preserve"> Para revisar y modificar la configuración de Exchange.</w:t>
+      </w:r>
+    </w:p>
+    <w:p>
+      <w:pPr>
+        <w:rPr>
+          <w:b/>
+          <w:i/>
+          <w:sz w:val="28"/>
+        </w:rPr>
+      </w:pPr>
+      <w:r>
+        <w:rPr>
+          <w:b/>
+          <w:i/>
+          <w:sz w:val="28"/>
+        </w:rPr>
+        <w:t>Fase 4: Verificación y Cierre</w:t>
+      </w:r>
+    </w:p>
+    <w:p>
+      <w:pPr>
+        <w:pStyle w:val="Prrafodelista"/>
+        <w:numPr>
+          <w:ilvl w:val="0"/>
+          <w:numId w:val="1"/>
+        </w:numPr>
+        <w:rPr>
+          <w:b/>
+          <w:i/>
+        </w:rPr>
+      </w:pPr>
+      <w:r>
+        <w:rPr>
+          <w:b/>
+          <w:i/>
+        </w:rPr>
+        <w:t>Método:</w:t>
+      </w:r>
+    </w:p>
+    <w:p>
+      <w:pPr>
+        <w:pStyle w:val="Prrafodelista"/>
+        <w:ind w:left="502"/>
+        <w:rPr>
+          <w:b/>
+          <w:i/>
+        </w:rPr>
+      </w:pPr>
+    </w:p>
+    <w:p>
+      <w:pPr>
+        <w:pStyle w:val="Prrafodelista"/>
+        <w:numPr>
+          <w:ilvl w:val="0"/>
+          <w:numId w:val="10"/>
+        </w:numPr>
+      </w:pPr>
+      <w:r>
+        <w:rPr>
+          <w:b/>
+          <w:i/>
+        </w:rPr>
+        <w:t>Pruebas End-to-End:</w:t>
+      </w:r>
+      <w:r>
+        <w:t xml:space="preserve"> Confirmar con los usuarios de la filial que pueden enviar y recibir correos sin problemas, y que todas las funcionalidades (OWA, calendario) están operativas.</w:t>
+      </w:r>
+    </w:p>
+    <w:p>
+      <w:pPr>
+        <w:pStyle w:val="Prrafodelista"/>
+        <w:numPr>
+          <w:ilvl w:val="0"/>
+          <w:numId w:val="10"/>
+        </w:numPr>
+      </w:pPr>
+      <w:r>
+        <w:rPr>
+          <w:b/>
+          <w:i/>
+        </w:rPr>
+        <w:t>Monitoreo Post-Resolución:</w:t>
+      </w:r>
+      <w:r>
+        <w:t xml:space="preserve"> Mantener una vigilancia más estrecha durante un tiempo para asegurar que el problema no recurre.</w:t>
+      </w:r>
+    </w:p>
+    <w:p>
+      <w:pPr>
+        <w:pStyle w:val="Prrafodelista"/>
+        <w:numPr>
+          <w:ilvl w:val="0"/>
+          <w:numId w:val="10"/>
+        </w:numPr>
+      </w:pPr>
+      <w:r>
+        <w:rPr>
+          <w:b/>
+          <w:i/>
+        </w:rPr>
+        <w:t>Documentación:</w:t>
+      </w:r>
+      <w:r>
+        <w:t xml:space="preserve"> Registrar la incidencia, el diagnóstico, la causa raíz y la solución implementada para futuras referencias.</w:t>
+      </w:r>
+    </w:p>
+    <w:p>
+      <w:pPr>
+        <w:pStyle w:val="Prrafodelista"/>
+      </w:pPr>
+    </w:p>
+    <w:p>
+      <w:pPr>
+        <w:pStyle w:val="Prrafodelista"/>
+        <w:numPr>
+          <w:ilvl w:val="0"/>
+          <w:numId w:val="1"/>
+        </w:numPr>
+        <w:rPr>
+          <w:b/>
+          <w:i/>
+        </w:rPr>
+      </w:pPr>
+      <w:r>
+        <w:rPr>
+          <w:b/>
+          <w:i/>
+        </w:rPr>
+        <w:t>Herramientas/Técnicas:</w:t>
+      </w:r>
+    </w:p>
+    <w:p>
+      <w:pPr>
+        <w:pStyle w:val="Prrafodelista"/>
+        <w:ind w:left="502"/>
+        <w:rPr>
+          <w:b/>
+          <w:i/>
+        </w:rPr>
+      </w:pPr>
+    </w:p>
+    <w:p>
+      <w:pPr>
+        <w:pStyle w:val="Prrafodelista"/>
+        <w:numPr>
+          <w:ilvl w:val="0"/>
+          <w:numId w:val="10"/>
+        </w:numPr>
+        <w:rPr>
+          <w:i/>
+        </w:rPr>
+      </w:pPr>
+      <w:r>
+        <w:rPr>
+          <w:i/>
+        </w:rPr>
+        <w:t>Comunicación directa con los usuarios.</w:t>
+      </w:r>
+    </w:p>
+    <w:p>
+      <w:pPr>
+        <w:pStyle w:val="Prrafodelista"/>
+        <w:numPr>
+          <w:ilvl w:val="0"/>
+          <w:numId w:val="10"/>
+        </w:numPr>
+        <w:rPr>
+          <w:i/>
+        </w:rPr>
+      </w:pPr>
+      <w:r>
+        <w:rPr>
+          <w:i/>
+        </w:rPr>
+        <w:t>Monitoreo del rendimiento del servidor.</w:t>
+      </w:r>
+    </w:p>
+    <w:p>
+      <w:pPr>
+        <w:pStyle w:val="Prrafodelista"/>
+        <w:numPr>
+          <w:ilvl w:val="0"/>
+          <w:numId w:val="10"/>
+        </w:numPr>
+        <w:rPr>
+          <w:i/>
+        </w:rPr>
+      </w:pPr>
+      <w:r>
+        <w:rPr>
+          <w:i/>
+        </w:rPr>
+        <w:t>Sistema de tickets/incidencias.</w:t>
+      </w:r>
+    </w:p>
     <w:p>
       <w:pPr>
         <w:pStyle w:val="Ttulo2"/>
@@ -1166,30 +2830,15 @@
           <w:szCs w:val="22"/>
         </w:rPr>
       </w:pPr>
-      <w:bookmarkStart w:id="2" w:name="_Toc199591782"/>
+      <w:bookmarkStart w:id="2" w:name="_Toc199705720"/>
       <w:r>
         <w:rPr>
           <w:i/>
           <w:color w:val="auto"/>
           <w:sz w:val="36"/>
         </w:rPr>
-        <w:t xml:space="preserve">Pregunta </w:t>
-      </w:r>
-      <w:r>
-        <w:rPr>
-          <w:i/>
-          <w:color w:val="auto"/>
-          <w:sz w:val="36"/>
-        </w:rPr>
-        <w:t>2</w:t>
-      </w:r>
-      <w:r>
-        <w:rPr>
-          <w:i/>
-          <w:color w:val="auto"/>
-          <w:sz w:val="36"/>
-        </w:rPr>
-        <w:t>:</w:t>
+        <w:lastRenderedPageBreak/>
+        <w:t>Pregunta 2:</w:t>
       </w:r>
       <w:bookmarkEnd w:id="2"/>
     </w:p>
@@ -1213,12 +2862,2634 @@
       </w:r>
     </w:p>
     <w:p>
-      <w:bookmarkStart w:id="3" w:name="_GoBack"/>
+      <w:r>
+        <w:t>En una situación crítica donde el correo ha dejado de funcionar, las medidas urgentes se centran en la mitigación y la restauración del servicio lo más rápido posible, incluso si no es la solución definitiva.</w:t>
+      </w:r>
+    </w:p>
+    <w:p>
+      <w:pPr>
+        <w:pStyle w:val="Prrafodelista"/>
+        <w:numPr>
+          <w:ilvl w:val="0"/>
+          <w:numId w:val="11"/>
+        </w:numPr>
+        <w:rPr>
+          <w:b/>
+          <w:i/>
+        </w:rPr>
+      </w:pPr>
+      <w:r>
+        <w:rPr>
+          <w:b/>
+          <w:i/>
+        </w:rPr>
+        <w:t>Comunicación Interna y Externa:</w:t>
+      </w:r>
+    </w:p>
+    <w:p>
+      <w:pPr>
+        <w:pStyle w:val="Prrafodelista"/>
+        <w:ind w:left="360"/>
+        <w:rPr>
+          <w:b/>
+          <w:i/>
+        </w:rPr>
+      </w:pPr>
+    </w:p>
+    <w:p>
+      <w:pPr>
+        <w:pStyle w:val="Prrafodelista"/>
+        <w:numPr>
+          <w:ilvl w:val="0"/>
+          <w:numId w:val="12"/>
+        </w:numPr>
+      </w:pPr>
+      <w:r>
+        <w:rPr>
+          <w:b/>
+          <w:i/>
+        </w:rPr>
+        <w:t>Informar a la Dirección:</w:t>
+      </w:r>
+      <w:r>
+        <w:t xml:space="preserve"> Notificar inmediatamente a la gerencia sobre la incidencia y su impacto.</w:t>
+      </w:r>
+    </w:p>
+    <w:p>
+      <w:pPr>
+        <w:pStyle w:val="Prrafodelista"/>
+      </w:pPr>
+    </w:p>
+    <w:p>
+      <w:pPr>
+        <w:pStyle w:val="Prrafodelista"/>
+        <w:numPr>
+          <w:ilvl w:val="0"/>
+          <w:numId w:val="12"/>
+        </w:numPr>
+      </w:pPr>
+      <w:r>
+        <w:rPr>
+          <w:b/>
+          <w:i/>
+        </w:rPr>
+        <w:t>Notificar a los Usuarios Afectados:</w:t>
+      </w:r>
+      <w:r>
+        <w:t xml:space="preserve"> Informar a los usuarios de la filial sobre el problema, el tiempo estimado de resolución (si se sabe) y cualquier medida alternativa.</w:t>
+      </w:r>
+    </w:p>
+    <w:p>
+      <w:pPr>
+        <w:pStyle w:val="Prrafodelista"/>
+      </w:pPr>
+    </w:p>
+    <w:p>
+      <w:pPr>
+        <w:pStyle w:val="Prrafodelista"/>
+        <w:numPr>
+          <w:ilvl w:val="0"/>
+          <w:numId w:val="12"/>
+        </w:numPr>
+      </w:pPr>
+      <w:r>
+        <w:rPr>
+          <w:b/>
+          <w:i/>
+        </w:rPr>
+        <w:t>Mensaje de Ausencia (Auto-Reply) para Correo Externo (si es posible):</w:t>
+      </w:r>
+      <w:r>
+        <w:t xml:space="preserve"> Si el problema afecta la recepción de correo externo, configurar un mensaje automático en el firewall de correo o en el DNS (si es posible y temporalmente) informando a los remitentes externos sobre la interrupción.</w:t>
+      </w:r>
+    </w:p>
+    <w:p>
+      <w:pPr>
+        <w:pStyle w:val="Prrafodelista"/>
+      </w:pPr>
+    </w:p>
+    <w:p>
+      <w:pPr>
+        <w:pStyle w:val="Prrafodelista"/>
+        <w:numPr>
+          <w:ilvl w:val="0"/>
+          <w:numId w:val="11"/>
+        </w:numPr>
+        <w:rPr>
+          <w:b/>
+          <w:i/>
+        </w:rPr>
+      </w:pPr>
+      <w:r>
+        <w:rPr>
+          <w:b/>
+          <w:i/>
+        </w:rPr>
+        <w:t>Restablecimiento Básico del Servicio (Workarounds Rápidos):</w:t>
+      </w:r>
+    </w:p>
+    <w:p>
+      <w:pPr>
+        <w:pStyle w:val="Prrafodelista"/>
+        <w:ind w:left="360"/>
+        <w:rPr>
+          <w:b/>
+          <w:i/>
+        </w:rPr>
+      </w:pPr>
+    </w:p>
+    <w:p>
+      <w:pPr>
+        <w:pStyle w:val="Prrafodelista"/>
+        <w:numPr>
+          <w:ilvl w:val="0"/>
+          <w:numId w:val="12"/>
+        </w:numPr>
+      </w:pPr>
+      <w:r>
+        <w:rPr>
+          <w:b/>
+          <w:i/>
+        </w:rPr>
+        <w:t>Verificación de Servicios Críticos:</w:t>
+      </w:r>
+      <w:r>
+        <w:t xml:space="preserve"> Asegurarse de que los servicios principales de Exchange </w:t>
+      </w:r>
+      <w:r>
+        <w:rPr>
+          <w:i/>
+        </w:rPr>
+        <w:t>(Microsoft Exchange Information Store, Microsoft Exchange Transport)</w:t>
+      </w:r>
+      <w:r>
+        <w:t xml:space="preserve"> y el servicio de </w:t>
+      </w:r>
+      <w:r>
+        <w:rPr>
+          <w:b/>
+          <w:i/>
+        </w:rPr>
+        <w:t>Active Directory</w:t>
+      </w:r>
+      <w:r>
+        <w:t xml:space="preserve"> estén en ejecución en el servidor central. Si no lo están, intentar iniciarlos.</w:t>
+      </w:r>
+    </w:p>
+    <w:p>
+      <w:pPr>
+        <w:pStyle w:val="Prrafodelista"/>
+      </w:pPr>
+    </w:p>
+    <w:p>
+      <w:pPr>
+        <w:pStyle w:val="Prrafodelista"/>
+        <w:numPr>
+          <w:ilvl w:val="0"/>
+          <w:numId w:val="12"/>
+        </w:numPr>
+      </w:pPr>
+      <w:r>
+        <w:rPr>
+          <w:b/>
+          <w:i/>
+        </w:rPr>
+        <w:t>Reiniciar Servicios Clave:</w:t>
+      </w:r>
+      <w:r>
+        <w:t xml:space="preserve"> Si los servicios están "colgados", intentar reiniciar solo los servicios de Exchange afectados. Si la situación es muy crítica y no hay otra opción, un reinicio completo del servidor Exchange/DC.</w:t>
+      </w:r>
+    </w:p>
+    <w:p>
+      <w:pPr>
+        <w:pStyle w:val="Prrafodelista"/>
+      </w:pPr>
+    </w:p>
+    <w:p>
+      <w:pPr>
+        <w:pStyle w:val="Prrafodelista"/>
+        <w:numPr>
+          <w:ilvl w:val="0"/>
+          <w:numId w:val="12"/>
+        </w:numPr>
+        <w:rPr>
+          <w:b/>
+          <w:i/>
+        </w:rPr>
+      </w:pPr>
+      <w:r>
+        <w:rPr>
+          <w:b/>
+          <w:i/>
+        </w:rPr>
+        <w:t>Bypass Temporal del Firewall (con Precaución):</w:t>
+      </w:r>
+      <w:r>
+        <w:t xml:space="preserve"> Si se sospecha fuertemente de un problema de firewall en la filial o en el perímetro, y el riesgo es aceptable para una restauración urgente, se podría deshabilitar temporalmente reglas restrictivas o el firewall completo (solo para pruebas y por un tiempo muy limitado) para ver si el correo fluye. </w:t>
+      </w:r>
+      <w:r>
+        <w:rPr>
+          <w:b/>
+          <w:i/>
+        </w:rPr>
+        <w:t>¡Esto debe hacerse con extrema precaución y ser revertido inmediatamente después de la prueba!</w:t>
+      </w:r>
+    </w:p>
+    <w:p>
+      <w:pPr>
+        <w:pStyle w:val="Prrafodelista"/>
+        <w:rPr>
+          <w:b/>
+          <w:i/>
+        </w:rPr>
+      </w:pPr>
+    </w:p>
+    <w:p>
+      <w:pPr>
+        <w:pStyle w:val="Prrafodelista"/>
+        <w:numPr>
+          <w:ilvl w:val="0"/>
+          <w:numId w:val="12"/>
+        </w:numPr>
+      </w:pPr>
+      <w:r>
+        <w:rPr>
+          <w:b/>
+          <w:i/>
+        </w:rPr>
+        <w:t>Redirección de DNS (si solo falla una filial):</w:t>
+      </w:r>
+      <w:r>
+        <w:t xml:space="preserve"> Si el problema es específico de la resolución DNS en la filial, intentar configurar manualmente los DNS en algunos equipos de la filial para que apunten directamente al DC central (si aún no lo hacen).</w:t>
+      </w:r>
+    </w:p>
+    <w:p>
+      <w:pPr>
+        <w:pStyle w:val="Prrafodelista"/>
+      </w:pPr>
+    </w:p>
+    <w:p>
+      <w:pPr>
+        <w:pStyle w:val="Prrafodelista"/>
+      </w:pPr>
+    </w:p>
+    <w:p>
+      <w:pPr>
+        <w:pStyle w:val="Prrafodelista"/>
+        <w:numPr>
+          <w:ilvl w:val="0"/>
+          <w:numId w:val="11"/>
+        </w:numPr>
+        <w:rPr>
+          <w:b/>
+          <w:i/>
+        </w:rPr>
+      </w:pPr>
+      <w:r>
+        <w:rPr>
+          <w:b/>
+          <w:i/>
+        </w:rPr>
+        <w:lastRenderedPageBreak/>
+        <w:t>Acceso Alternativo al Correo (si el buzón está online):</w:t>
+      </w:r>
+    </w:p>
+    <w:p>
+      <w:pPr>
+        <w:pStyle w:val="Prrafodelista"/>
+        <w:ind w:left="360"/>
+        <w:rPr>
+          <w:b/>
+          <w:i/>
+        </w:rPr>
+      </w:pPr>
+    </w:p>
+    <w:p>
+      <w:pPr>
+        <w:pStyle w:val="Prrafodelista"/>
+        <w:numPr>
+          <w:ilvl w:val="0"/>
+          <w:numId w:val="12"/>
+        </w:numPr>
+      </w:pPr>
+      <w:r>
+        <w:rPr>
+          <w:b/>
+          <w:i/>
+        </w:rPr>
+        <w:t>Outlook en la Web (OWA):</w:t>
+      </w:r>
+      <w:r>
+        <w:t xml:space="preserve"> Si el servidor Exchange en la red central está funcionando y el problema es solo de conectividad del cliente de </w:t>
+      </w:r>
+      <w:r>
+        <w:rPr>
+          <w:b/>
+          <w:i/>
+        </w:rPr>
+        <w:t>Outlook</w:t>
+      </w:r>
+      <w:r>
+        <w:t xml:space="preserve"> o de red de la filial, instruir a los usuarios para que accedan a su correo a través de </w:t>
+      </w:r>
+      <w:r>
+        <w:rPr>
+          <w:b/>
+          <w:i/>
+        </w:rPr>
+        <w:t>OWA</w:t>
+      </w:r>
+      <w:r>
+        <w:t xml:space="preserve"> desde cualquier dispositivo con acceso a internet.</w:t>
+      </w:r>
+    </w:p>
+    <w:p>
+      <w:pPr>
+        <w:pStyle w:val="Prrafodelista"/>
+      </w:pPr>
+    </w:p>
+    <w:p>
+      <w:pPr>
+        <w:pStyle w:val="Prrafodelista"/>
+        <w:numPr>
+          <w:ilvl w:val="0"/>
+          <w:numId w:val="12"/>
+        </w:numPr>
+      </w:pPr>
+      <w:r>
+        <w:rPr>
+          <w:b/>
+          <w:i/>
+        </w:rPr>
+        <w:t>Acceso Móvil (ActiveSync):</w:t>
+      </w:r>
+      <w:r>
+        <w:t xml:space="preserve"> Si el problema no afecta a </w:t>
+      </w:r>
+      <w:r>
+        <w:rPr>
+          <w:b/>
+          <w:i/>
+        </w:rPr>
+        <w:t>ActiveSync,</w:t>
+      </w:r>
+      <w:r>
+        <w:t xml:space="preserve"> los usuarios pueden seguir usando sus dispositivos móviles para acceder al correo.</w:t>
+      </w:r>
+    </w:p>
+    <w:p>
+      <w:pPr>
+        <w:pStyle w:val="Prrafodelista"/>
+      </w:pPr>
+    </w:p>
+    <w:p>
+      <w:pPr>
+        <w:pStyle w:val="Prrafodelista"/>
+        <w:numPr>
+          <w:ilvl w:val="0"/>
+          <w:numId w:val="11"/>
+        </w:numPr>
+        <w:rPr>
+          <w:b/>
+          <w:i/>
+        </w:rPr>
+      </w:pPr>
+      <w:r>
+        <w:rPr>
+          <w:b/>
+          <w:i/>
+        </w:rPr>
+        <w:t>Aislamiento y Mitigación de Daños:</w:t>
+      </w:r>
+    </w:p>
+    <w:p>
+      <w:pPr>
+        <w:pStyle w:val="Prrafodelista"/>
+        <w:ind w:left="360"/>
+        <w:rPr>
+          <w:b/>
+          <w:i/>
+        </w:rPr>
+      </w:pPr>
+    </w:p>
+    <w:p>
+      <w:pPr>
+        <w:pStyle w:val="Prrafodelista"/>
+        <w:numPr>
+          <w:ilvl w:val="0"/>
+          <w:numId w:val="12"/>
+        </w:numPr>
+      </w:pPr>
+      <w:r>
+        <w:rPr>
+          <w:b/>
+          <w:i/>
+        </w:rPr>
+        <w:t>Detener el Flujo Problemático:</w:t>
+      </w:r>
+      <w:r>
+        <w:t xml:space="preserve"> Si el problema es causado por un volumen masivo de </w:t>
+      </w:r>
+      <w:r>
+        <w:rPr>
+          <w:b/>
+          <w:i/>
+        </w:rPr>
+        <w:t>spam</w:t>
+      </w:r>
+      <w:r>
+        <w:t xml:space="preserve"> o un ataque </w:t>
+      </w:r>
+      <w:r>
+        <w:rPr>
+          <w:b/>
+          <w:i/>
+        </w:rPr>
+        <w:t>DDoS</w:t>
+      </w:r>
+      <w:r>
+        <w:t xml:space="preserve">, aislar temporalmente el conector de recepción externo o la conexión </w:t>
+      </w:r>
+      <w:r>
+        <w:rPr>
+          <w:b/>
+          <w:i/>
+        </w:rPr>
+        <w:t>WAN</w:t>
+      </w:r>
+      <w:r>
+        <w:t xml:space="preserve"> de la filial para evitar que el problema se propague o sature el servidor.</w:t>
+      </w:r>
+    </w:p>
+    <w:p>
+      <w:pPr>
+        <w:pStyle w:val="Prrafodelista"/>
+      </w:pPr>
+    </w:p>
+    <w:p>
+      <w:pPr>
+        <w:pStyle w:val="Prrafodelista"/>
+        <w:numPr>
+          <w:ilvl w:val="0"/>
+          <w:numId w:val="12"/>
+        </w:numPr>
+      </w:pPr>
+      <w:r>
+        <w:rPr>
+          <w:b/>
+          <w:i/>
+        </w:rPr>
+        <w:t>Recuperación de Elementos:</w:t>
+      </w:r>
+      <w:r>
+        <w:t xml:space="preserve"> Si se detecta corrupción de datos o pérdida de elementos, iniciar el proceso de recuperación desde las copias de seguridad lo antes posible.</w:t>
+      </w:r>
+    </w:p>
+    <w:p>
+      <w:pPr>
+        <w:pStyle w:val="Prrafodelista"/>
+      </w:pPr>
+    </w:p>
+    <w:p>
+      <w:pPr>
+        <w:rPr>
+          <w:i/>
+        </w:rPr>
+      </w:pPr>
+      <w:r>
+        <w:rPr>
+          <w:i/>
+        </w:rPr>
+        <w:t>El objetivo de estas medidas urgentes es minimizar el impacto en la productividad de la empresa y permitir la comunicación básica mientras se diagnostica y se aplica una solución definitiva.</w:t>
+      </w:r>
+    </w:p>
+    <w:p>
+      <w:pPr>
+        <w:pStyle w:val="Ttulo1"/>
+        <w:rPr>
+          <w:i/>
+          <w:sz w:val="28"/>
+          <w:u w:val="single"/>
+        </w:rPr>
+      </w:pPr>
+      <w:bookmarkStart w:id="3" w:name="_Toc199705721"/>
+      <w:r>
+        <w:rPr>
+          <w:i/>
+          <w:sz w:val="28"/>
+          <w:u w:val="single"/>
+        </w:rPr>
+        <w:t>Cómo Usar Nmap para Detectar Problemas de Conectividad de Red</w:t>
+      </w:r>
       <w:bookmarkEnd w:id="3"/>
     </w:p>
+    <w:p>
+      <w:pPr>
+        <w:rPr>
+          <w:i/>
+        </w:rPr>
+      </w:pPr>
+      <w:r>
+        <w:t xml:space="preserve">Nmap es una herramienta de escaneo de puertos y descubrimiento de red muy potente. En nuestro escenario de "correo que no funciona en la filial", </w:t>
+      </w:r>
+      <w:r>
+        <w:rPr>
+          <w:b/>
+          <w:i/>
+        </w:rPr>
+        <w:t>Nmap</w:t>
+      </w:r>
+      <w:r>
+        <w:rPr>
+          <w:i/>
+        </w:rPr>
+        <w:t xml:space="preserve"> nos podría ayudar a verificar si los puertos necesarios para </w:t>
+      </w:r>
+      <w:r>
+        <w:rPr>
+          <w:b/>
+          <w:i/>
+        </w:rPr>
+        <w:t>Exchange Server</w:t>
+      </w:r>
+      <w:r>
+        <w:rPr>
+          <w:i/>
+        </w:rPr>
+        <w:t xml:space="preserve"> están abiertos y accesibles desde el punt</w:t>
+      </w:r>
+      <w:r>
+        <w:rPr>
+          <w:i/>
+        </w:rPr>
+        <w:t>o de vista de la filial hacia el</w:t>
+      </w:r>
+      <w:r>
+        <w:rPr>
+          <w:i/>
+        </w:rPr>
+        <w:t xml:space="preserve"> servidor central.</w:t>
+      </w:r>
+    </w:p>
+    <w:p>
+      <w:pPr>
+        <w:pStyle w:val="Prrafodelista"/>
+        <w:numPr>
+          <w:ilvl w:val="0"/>
+          <w:numId w:val="13"/>
+        </w:numPr>
+        <w:rPr>
+          <w:b/>
+          <w:i/>
+          <w:sz w:val="26"/>
+          <w:szCs w:val="26"/>
+        </w:rPr>
+      </w:pPr>
+      <w:r>
+        <w:rPr>
+          <w:b/>
+          <w:i/>
+          <w:sz w:val="26"/>
+          <w:szCs w:val="26"/>
+        </w:rPr>
+        <w:t>Pasos a seguir:</w:t>
+      </w:r>
+    </w:p>
+    <w:p>
+      <w:pPr>
+        <w:pStyle w:val="Prrafodelista"/>
+        <w:ind w:left="360"/>
+        <w:rPr>
+          <w:b/>
+          <w:i/>
+          <w:sz w:val="26"/>
+          <w:szCs w:val="26"/>
+        </w:rPr>
+      </w:pPr>
+    </w:p>
+    <w:p>
+      <w:pPr>
+        <w:pStyle w:val="Prrafodelista"/>
+        <w:numPr>
+          <w:ilvl w:val="0"/>
+          <w:numId w:val="14"/>
+        </w:numPr>
+      </w:pPr>
+      <w:r>
+        <w:t xml:space="preserve">Instalar Nmap en la </w:t>
+      </w:r>
+      <w:r>
+        <w:rPr>
+          <w:b/>
+          <w:i/>
+        </w:rPr>
+        <w:t>VM de Windows Server 2022:</w:t>
+      </w:r>
+      <w:r>
+        <w:t xml:space="preserve"> Aunque en un escenario real lo instalarías en un equipo de la filial para probar la conectividad desde allí, para esta práctica, puedes instalarlo directamente en tu servidor Exchange/DC. Esto te permitirá ejecutar el comando y obtener la captura.</w:t>
+      </w:r>
+    </w:p>
+    <w:p>
+      <w:pPr>
+        <w:pStyle w:val="Prrafodelista"/>
+      </w:pPr>
+    </w:p>
+    <w:p>
+      <w:pPr>
+        <w:pStyle w:val="Prrafodelista"/>
+        <w:numPr>
+          <w:ilvl w:val="0"/>
+          <w:numId w:val="14"/>
+        </w:numPr>
+      </w:pPr>
+      <w:r>
+        <w:rPr>
+          <w:b/>
+          <w:i/>
+        </w:rPr>
+        <w:t>Identificar la IP de tu Servidor Exchange/DC:</w:t>
+      </w:r>
+      <w:r>
+        <w:t xml:space="preserve"> Necesitarás la dirección IP del servidor donde tienes Exchange instalado.</w:t>
+      </w:r>
+    </w:p>
+    <w:p>
+      <w:pPr>
+        <w:pStyle w:val="Prrafodelista"/>
+      </w:pPr>
+    </w:p>
+    <w:p>
+      <w:pPr>
+        <w:pStyle w:val="Prrafodelista"/>
+        <w:numPr>
+          <w:ilvl w:val="0"/>
+          <w:numId w:val="15"/>
+        </w:numPr>
+      </w:pPr>
+      <w:r>
+        <w:t>En la VM de Windows Server 2022, abrir el Símbolo del sistema o PowerShell.</w:t>
+      </w:r>
+    </w:p>
+    <w:p>
+      <w:pPr>
+        <w:pStyle w:val="Prrafodelista"/>
+        <w:numPr>
+          <w:ilvl w:val="0"/>
+          <w:numId w:val="15"/>
+        </w:numPr>
+      </w:pPr>
+      <w:r>
+        <w:t xml:space="preserve">Escribir </w:t>
+      </w:r>
+      <w:r>
+        <w:rPr>
+          <w:b/>
+          <w:i/>
+        </w:rPr>
+        <w:t>ipconfig</w:t>
+      </w:r>
+      <w:r>
+        <w:t xml:space="preserve"> y presiona Enter. Buscar el adaptador de red y anota la Dirección IPv4 (ej., 192.168.1.10).</w:t>
+      </w:r>
+    </w:p>
+    <w:p>
+      <w:pPr>
+        <w:rPr>
+          <w:b/>
+          <w:i/>
+          <w:sz w:val="28"/>
+        </w:rPr>
+      </w:pPr>
+      <w:r>
+        <w:rPr>
+          <w:b/>
+          <w:i/>
+          <w:sz w:val="28"/>
+        </w:rPr>
+        <w:lastRenderedPageBreak/>
+        <w:t>Pasos Detallados para Usar Nmap:</w:t>
+      </w:r>
+    </w:p>
+    <w:p>
+      <w:pPr>
+        <w:rPr>
+          <w:b/>
+          <w:i/>
+        </w:rPr>
+      </w:pPr>
+      <w:r>
+        <w:rPr>
+          <w:b/>
+          <w:i/>
+        </w:rPr>
+        <w:t>Descargar e Instalar Nmap:</w:t>
+      </w:r>
+    </w:p>
+    <w:p>
+      <w:pPr>
+        <w:pStyle w:val="Prrafodelista"/>
+        <w:numPr>
+          <w:ilvl w:val="0"/>
+          <w:numId w:val="16"/>
+        </w:numPr>
+      </w:pPr>
+      <w:r>
+        <w:t xml:space="preserve">En </w:t>
+      </w:r>
+      <w:r>
+        <w:t xml:space="preserve">la </w:t>
+      </w:r>
+      <w:r>
+        <w:rPr>
+          <w:b/>
+          <w:i/>
+        </w:rPr>
+        <w:t>VM de Windows Server 2022,</w:t>
+      </w:r>
+      <w:r>
+        <w:t xml:space="preserve"> abrir</w:t>
+      </w:r>
+      <w:r>
+        <w:t xml:space="preserve"> un navegador web</w:t>
+      </w:r>
+      <w:r>
+        <w:t>.</w:t>
+      </w:r>
+    </w:p>
+    <w:p>
+      <w:pPr>
+        <w:pStyle w:val="Prrafodelista"/>
+        <w:numPr>
+          <w:ilvl w:val="0"/>
+          <w:numId w:val="16"/>
+        </w:numPr>
+        <w:rPr>
+          <w:b/>
+          <w:i/>
+        </w:rPr>
+      </w:pPr>
+      <w:r>
+        <w:t>Ir</w:t>
+      </w:r>
+      <w:r>
+        <w:t xml:space="preserve"> al enlace oficial de descarga de </w:t>
+      </w:r>
+      <w:r>
+        <w:rPr>
+          <w:b/>
+        </w:rPr>
+        <w:t>Nmap</w:t>
+      </w:r>
+      <w:r>
+        <w:t xml:space="preserve">: </w:t>
+      </w:r>
+      <w:hyperlink r:id="rId17" w:history="1">
+        <w:r>
+          <w:rPr>
+            <w:rStyle w:val="Hipervnculo"/>
+            <w:b/>
+            <w:i/>
+          </w:rPr>
+          <w:t>https://nmap.org/download.html</w:t>
+        </w:r>
+      </w:hyperlink>
+    </w:p>
+    <w:p>
+      <w:pPr>
+        <w:pStyle w:val="Prrafodelista"/>
+        <w:numPr>
+          <w:ilvl w:val="0"/>
+          <w:numId w:val="16"/>
+        </w:numPr>
+      </w:pPr>
+      <w:r>
+        <w:t xml:space="preserve">Busca la sección </w:t>
+      </w:r>
+      <w:r>
+        <w:rPr>
+          <w:b/>
+          <w:i/>
+        </w:rPr>
+        <w:t>Microsoft Windows binaries</w:t>
+      </w:r>
+      <w:r>
+        <w:t xml:space="preserve"> y descarga el instalador de Windows </w:t>
+      </w:r>
+      <w:r>
+        <w:rPr>
+          <w:i/>
+        </w:rPr>
+        <w:t>(normalmente nmap-&lt;version&gt;-setup.exe).</w:t>
+      </w:r>
+    </w:p>
+    <w:p>
+      <w:pPr>
+        <w:jc w:val="center"/>
+      </w:pPr>
+      <w:r>
+        <w:drawing>
+          <wp:inline distT="0" distB="0" distL="0" distR="0" wp14:anchorId="12C5D768" wp14:editId="4AE57557">
+            <wp:extent cx="3162300" cy="2329705"/>
+            <wp:effectExtent l="0" t="0" r="0" b="0"/>
+            <wp:docPr id="7" name="Imagen 7"/>
+            <wp:cNvGraphicFramePr>
+              <a:graphicFrameLocks xmlns:a="http://schemas.openxmlformats.org/drawingml/2006/main" noChangeAspect="1"/>
+            </wp:cNvGraphicFramePr>
+            <a:graphic xmlns:a="http://schemas.openxmlformats.org/drawingml/2006/main">
+              <a:graphicData uri="http://schemas.openxmlformats.org/drawingml/2006/picture">
+                <pic:pic xmlns:pic="http://schemas.openxmlformats.org/drawingml/2006/picture">
+                  <pic:nvPicPr>
+                    <pic:cNvPr id="1" name=""/>
+                    <pic:cNvPicPr/>
+                  </pic:nvPicPr>
+                  <pic:blipFill>
+                    <a:blip r:embed="rId18"/>
+                    <a:stretch>
+                      <a:fillRect/>
+                    </a:stretch>
+                  </pic:blipFill>
+                  <pic:spPr>
+                    <a:xfrm>
+                      <a:off x="0" y="0"/>
+                      <a:ext cx="3168196" cy="2334049"/>
+                    </a:xfrm>
+                    <a:prstGeom prst="rect">
+                      <a:avLst/>
+                    </a:prstGeom>
+                  </pic:spPr>
+                </pic:pic>
+              </a:graphicData>
+            </a:graphic>
+          </wp:inline>
+        </w:drawing>
+      </w:r>
+    </w:p>
+    <w:p>
+      <w:pPr>
+        <w:pStyle w:val="Prrafodelista"/>
+        <w:numPr>
+          <w:ilvl w:val="0"/>
+          <w:numId w:val="17"/>
+        </w:numPr>
+      </w:pPr>
+      <w:r>
+        <w:t>Ejecuta el instalador. Sigue las instrucciones del asistente, aceptando los términos y dejando las opciones de instalación predeterminadas (asegúrate de que se instale la herramienta de línea de comandos).</w:t>
+      </w:r>
+    </w:p>
+    <w:p>
+      <w:pPr>
+        <w:jc w:val="center"/>
+      </w:pPr>
+      <w:r>
+        <w:drawing>
+          <wp:inline distT="0" distB="0" distL="0" distR="0" wp14:anchorId="5FD36C29" wp14:editId="4CE94DC4">
+            <wp:extent cx="2307191" cy="1838325"/>
+            <wp:effectExtent l="0" t="0" r="0" b="0"/>
+            <wp:docPr id="8" name="Imagen 8"/>
+            <wp:cNvGraphicFramePr>
+              <a:graphicFrameLocks xmlns:a="http://schemas.openxmlformats.org/drawingml/2006/main" noChangeAspect="1"/>
+            </wp:cNvGraphicFramePr>
+            <a:graphic xmlns:a="http://schemas.openxmlformats.org/drawingml/2006/main">
+              <a:graphicData uri="http://schemas.openxmlformats.org/drawingml/2006/picture">
+                <pic:pic xmlns:pic="http://schemas.openxmlformats.org/drawingml/2006/picture">
+                  <pic:nvPicPr>
+                    <pic:cNvPr id="1" name=""/>
+                    <pic:cNvPicPr/>
+                  </pic:nvPicPr>
+                  <pic:blipFill>
+                    <a:blip r:embed="rId19"/>
+                    <a:stretch>
+                      <a:fillRect/>
+                    </a:stretch>
+                  </pic:blipFill>
+                  <pic:spPr>
+                    <a:xfrm>
+                      <a:off x="0" y="0"/>
+                      <a:ext cx="2312673" cy="1842693"/>
+                    </a:xfrm>
+                    <a:prstGeom prst="rect">
+                      <a:avLst/>
+                    </a:prstGeom>
+                  </pic:spPr>
+                </pic:pic>
+              </a:graphicData>
+            </a:graphic>
+          </wp:inline>
+        </w:drawing>
+      </w:r>
+      <w:r>
+        <w:drawing>
+          <wp:inline distT="0" distB="0" distL="0" distR="0" wp14:anchorId="2D592F1F" wp14:editId="517186B6">
+            <wp:extent cx="2356032" cy="1819275"/>
+            <wp:effectExtent l="0" t="0" r="6350" b="0"/>
+            <wp:docPr id="9" name="Imagen 9"/>
+            <wp:cNvGraphicFramePr>
+              <a:graphicFrameLocks xmlns:a="http://schemas.openxmlformats.org/drawingml/2006/main" noChangeAspect="1"/>
+            </wp:cNvGraphicFramePr>
+            <a:graphic xmlns:a="http://schemas.openxmlformats.org/drawingml/2006/main">
+              <a:graphicData uri="http://schemas.openxmlformats.org/drawingml/2006/picture">
+                <pic:pic xmlns:pic="http://schemas.openxmlformats.org/drawingml/2006/picture">
+                  <pic:nvPicPr>
+                    <pic:cNvPr id="1" name=""/>
+                    <pic:cNvPicPr/>
+                  </pic:nvPicPr>
+                  <pic:blipFill>
+                    <a:blip r:embed="rId20"/>
+                    <a:stretch>
+                      <a:fillRect/>
+                    </a:stretch>
+                  </pic:blipFill>
+                  <pic:spPr>
+                    <a:xfrm>
+                      <a:off x="0" y="0"/>
+                      <a:ext cx="2365190" cy="1826346"/>
+                    </a:xfrm>
+                    <a:prstGeom prst="rect">
+                      <a:avLst/>
+                    </a:prstGeom>
+                  </pic:spPr>
+                </pic:pic>
+              </a:graphicData>
+            </a:graphic>
+          </wp:inline>
+        </w:drawing>
+      </w:r>
+    </w:p>
+    <w:p>
+      <w:pPr>
+        <w:rPr>
+          <w:b/>
+          <w:i/>
+        </w:rPr>
+      </w:pPr>
+      <w:r>
+        <w:rPr>
+          <w:b/>
+          <w:i/>
+        </w:rPr>
+        <w:t>Ejecutar Nmap desde el Símbolo del Sistema o PowerShell:</w:t>
+      </w:r>
+    </w:p>
+    <w:p>
+      <w:r>
+        <w:t>Abrir</w:t>
+      </w:r>
+      <w:r>
+        <w:t xml:space="preserve"> el Símbolo del sistema (CMD) o PowerShell como Administrador en tu VM.</w:t>
+      </w:r>
+      <w:r>
+        <w:t xml:space="preserve"> </w:t>
+      </w:r>
+      <w:r>
+        <w:t>Aquí ejecutarás los comandos de Nmap.</w:t>
+      </w:r>
+    </w:p>
+    <w:p>
+      <w:pPr>
+        <w:jc w:val="center"/>
+      </w:pPr>
+      <w:r>
+        <w:drawing>
+          <wp:inline distT="0" distB="0" distL="0" distR="0" wp14:anchorId="0B49D4C7" wp14:editId="2A7495E9">
+            <wp:extent cx="2294484" cy="1228725"/>
+            <wp:effectExtent l="0" t="0" r="0" b="0"/>
+            <wp:docPr id="10" name="Imagen 10"/>
+            <wp:cNvGraphicFramePr>
+              <a:graphicFrameLocks xmlns:a="http://schemas.openxmlformats.org/drawingml/2006/main" noChangeAspect="1"/>
+            </wp:cNvGraphicFramePr>
+            <a:graphic xmlns:a="http://schemas.openxmlformats.org/drawingml/2006/main">
+              <a:graphicData uri="http://schemas.openxmlformats.org/drawingml/2006/picture">
+                <pic:pic xmlns:pic="http://schemas.openxmlformats.org/drawingml/2006/picture">
+                  <pic:nvPicPr>
+                    <pic:cNvPr id="1" name=""/>
+                    <pic:cNvPicPr/>
+                  </pic:nvPicPr>
+                  <pic:blipFill>
+                    <a:blip r:embed="rId21"/>
+                    <a:stretch>
+                      <a:fillRect/>
+                    </a:stretch>
+                  </pic:blipFill>
+                  <pic:spPr>
+                    <a:xfrm>
+                      <a:off x="0" y="0"/>
+                      <a:ext cx="2305408" cy="1234575"/>
+                    </a:xfrm>
+                    <a:prstGeom prst="rect">
+                      <a:avLst/>
+                    </a:prstGeom>
+                  </pic:spPr>
+                </pic:pic>
+              </a:graphicData>
+            </a:graphic>
+          </wp:inline>
+        </w:drawing>
+      </w:r>
+    </w:p>
+    <w:p>
+      <w:pPr>
+        <w:rPr>
+          <w:b/>
+          <w:i/>
+        </w:rPr>
+      </w:pPr>
+    </w:p>
+    <w:p>
+      <w:pPr>
+        <w:rPr>
+          <w:b/>
+          <w:i/>
+        </w:rPr>
+      </w:pPr>
+      <w:r>
+        <w:rPr>
+          <w:b/>
+          <w:i/>
+        </w:rPr>
+        <w:t>Escenarios de Prueba con Nmap:</w:t>
+      </w:r>
+    </w:p>
+    <w:p>
+      <w:pPr>
+        <w:pStyle w:val="Prrafodelista"/>
+        <w:numPr>
+          <w:ilvl w:val="0"/>
+          <w:numId w:val="18"/>
+        </w:numPr>
+        <w:rPr>
+          <w:i/>
+        </w:rPr>
+      </w:pPr>
+      <w:r>
+        <w:rPr>
+          <w:b/>
+        </w:rPr>
+        <w:t>Escenario 1:</w:t>
+      </w:r>
+      <w:r>
+        <w:rPr>
+          <w:i/>
+        </w:rPr>
+        <w:t xml:space="preserve"> Verificar Puertos Clave de Exchange (Simulación de Conectividad Exitosa)</w:t>
+      </w:r>
+      <w:r>
+        <w:rPr>
+          <w:i/>
+        </w:rPr>
+        <w:t>.</w:t>
+      </w:r>
+    </w:p>
+    <w:p>
+      <w:pPr>
+        <w:pStyle w:val="Prrafodelista"/>
+        <w:rPr>
+          <w:i/>
+        </w:rPr>
+      </w:pPr>
+    </w:p>
+    <w:p>
+      <w:pPr>
+        <w:pStyle w:val="Prrafodelista"/>
+        <w:numPr>
+          <w:ilvl w:val="0"/>
+          <w:numId w:val="19"/>
+        </w:numPr>
+        <w:rPr>
+          <w:i/>
+        </w:rPr>
+      </w:pPr>
+      <w:r>
+        <w:rPr>
+          <w:i/>
+        </w:rPr>
+        <w:t>Este comando simula que los puertos están abiertos y accesibles, que es lo que esperaríamos en un entorno funcional.</w:t>
+      </w:r>
+    </w:p>
+    <w:p>
+      <w:pPr>
+        <w:pStyle w:val="Prrafodelista"/>
+        <w:ind w:left="1636"/>
+        <w:rPr>
+          <w:i/>
+        </w:rPr>
+      </w:pPr>
+    </w:p>
+    <w:p>
+      <w:pPr>
+        <w:pStyle w:val="Prrafodelista"/>
+        <w:numPr>
+          <w:ilvl w:val="0"/>
+          <w:numId w:val="19"/>
+        </w:numPr>
+        <w:rPr>
+          <w:i/>
+        </w:rPr>
+      </w:pPr>
+      <w:r>
+        <w:rPr>
+          <w:i/>
+        </w:rPr>
+        <w:t>Comando a ejecutar:</w:t>
+      </w:r>
+    </w:p>
+    <w:p>
+      <w:pPr>
+        <w:jc w:val="center"/>
+        <w:rPr>
+          <w:rFonts w:ascii="Courier New" w:hAnsi="Courier New" w:cs="Courier New"/>
+          <w:sz w:val="22"/>
+        </w:rPr>
+      </w:pPr>
+      <w:r>
+        <w:rPr>
+          <w:rFonts w:ascii="Courier New" w:hAnsi="Courier New" w:cs="Courier New"/>
+        </w:rPr>
+        <w:tab/>
+      </w:r>
+      <w:r>
+        <w:rPr>
+          <w:rFonts w:ascii="Courier New" w:hAnsi="Courier New" w:cs="Courier New"/>
+        </w:rPr>
+        <w:tab/>
+      </w:r>
+      <w:r>
+        <w:rPr>
+          <w:rFonts w:ascii="Courier New" w:hAnsi="Courier New" w:cs="Courier New"/>
+        </w:rPr>
+        <w:tab/>
+      </w:r>
+      <w:r>
+        <w:rPr>
+          <w:rFonts w:ascii="Courier New" w:hAnsi="Courier New" w:cs="Courier New"/>
+          <w:sz w:val="22"/>
+        </w:rPr>
+        <w:t>nmap -p 25,80,443,587 &lt;IP_del</w:t>
+      </w:r>
+      <w:r>
+        <w:rPr>
+          <w:rFonts w:ascii="Courier New" w:hAnsi="Courier New" w:cs="Courier New"/>
+          <w:sz w:val="22"/>
+        </w:rPr>
+        <w:t>_servidor_Exchange&gt;</w:t>
+      </w:r>
+    </w:p>
+    <w:p>
+      <w:pPr>
+        <w:pStyle w:val="Prrafodelista"/>
+        <w:numPr>
+          <w:ilvl w:val="0"/>
+          <w:numId w:val="20"/>
+        </w:numPr>
+      </w:pPr>
+      <w:r>
+        <w:t>Explicación de los puertos:</w:t>
+      </w:r>
+    </w:p>
+    <w:p>
+      <w:pPr>
+        <w:pStyle w:val="Prrafodelista"/>
+        <w:ind w:left="1636"/>
+      </w:pPr>
+    </w:p>
+    <w:p>
+      <w:pPr>
+        <w:pStyle w:val="Prrafodelista"/>
+        <w:numPr>
+          <w:ilvl w:val="0"/>
+          <w:numId w:val="21"/>
+        </w:numPr>
+        <w:rPr>
+          <w:i/>
+        </w:rPr>
+      </w:pPr>
+      <w:r>
+        <w:rPr>
+          <w:b/>
+          <w:i/>
+        </w:rPr>
+        <w:t>25:</w:t>
+      </w:r>
+      <w:r>
+        <w:rPr>
+          <w:i/>
+        </w:rPr>
+        <w:t xml:space="preserve"> SMTP (Envío de correo)</w:t>
+      </w:r>
+    </w:p>
+    <w:p>
+      <w:pPr>
+        <w:pStyle w:val="Prrafodelista"/>
+        <w:numPr>
+          <w:ilvl w:val="0"/>
+          <w:numId w:val="21"/>
+        </w:numPr>
+        <w:rPr>
+          <w:i/>
+        </w:rPr>
+      </w:pPr>
+      <w:r>
+        <w:rPr>
+          <w:b/>
+          <w:i/>
+        </w:rPr>
+        <w:t>80:</w:t>
+      </w:r>
+      <w:r>
+        <w:rPr>
+          <w:i/>
+        </w:rPr>
+        <w:t xml:space="preserve"> HTTP (Redirección de OWA, si no usas HTTPS directamente)</w:t>
+      </w:r>
+    </w:p>
+    <w:p>
+      <w:pPr>
+        <w:pStyle w:val="Prrafodelista"/>
+        <w:numPr>
+          <w:ilvl w:val="0"/>
+          <w:numId w:val="21"/>
+        </w:numPr>
+        <w:rPr>
+          <w:i/>
+        </w:rPr>
+      </w:pPr>
+      <w:r>
+        <w:rPr>
+          <w:b/>
+          <w:i/>
+        </w:rPr>
+        <w:t>443:</w:t>
+      </w:r>
+      <w:r>
+        <w:rPr>
+          <w:i/>
+        </w:rPr>
+        <w:t xml:space="preserve"> HTTPS (OWA, ECP, Autodiscover, MAPI/HTTP, ActiveSync)</w:t>
+      </w:r>
+    </w:p>
+    <w:p>
+      <w:pPr>
+        <w:pStyle w:val="Prrafodelista"/>
+        <w:numPr>
+          <w:ilvl w:val="0"/>
+          <w:numId w:val="21"/>
+        </w:numPr>
+        <w:rPr>
+          <w:i/>
+        </w:rPr>
+      </w:pPr>
+      <w:r>
+        <w:rPr>
+          <w:b/>
+          <w:i/>
+        </w:rPr>
+        <w:t>587:</w:t>
+      </w:r>
+      <w:r>
+        <w:rPr>
+          <w:i/>
+        </w:rPr>
+        <w:t xml:space="preserve"> SMTPS (Envío de correo con autenticación, para clientes)</w:t>
+      </w:r>
+    </w:p>
+    <w:p/>
+    <w:p>
+      <w:pPr>
+        <w:rPr>
+          <w:i/>
+        </w:rPr>
+      </w:pPr>
+      <w:r>
+        <w:rPr>
+          <w:i/>
+        </w:rPr>
+        <w:t>R</w:t>
+      </w:r>
+      <w:r>
+        <w:rPr>
+          <w:i/>
+        </w:rPr>
+        <w:t>esultado Esperado: Veremos</w:t>
+      </w:r>
+      <w:r>
+        <w:rPr>
+          <w:i/>
+        </w:rPr>
+        <w:t xml:space="preserve"> una salida donde estos puertos se muestran como open.</w:t>
+      </w:r>
+    </w:p>
+    <w:p>
+      <w:pPr>
+        <w:jc w:val="center"/>
+      </w:pPr>
+      <w:r>
+        <w:drawing>
+          <wp:inline distT="0" distB="0" distL="0" distR="0" wp14:anchorId="55A7C749" wp14:editId="20952BD7">
+            <wp:extent cx="5088860" cy="2762250"/>
+            <wp:effectExtent l="0" t="0" r="0" b="0"/>
+            <wp:docPr id="11" name="Imagen 11"/>
+            <wp:cNvGraphicFramePr>
+              <a:graphicFrameLocks xmlns:a="http://schemas.openxmlformats.org/drawingml/2006/main" noChangeAspect="1"/>
+            </wp:cNvGraphicFramePr>
+            <a:graphic xmlns:a="http://schemas.openxmlformats.org/drawingml/2006/main">
+              <a:graphicData uri="http://schemas.openxmlformats.org/drawingml/2006/picture">
+                <pic:pic xmlns:pic="http://schemas.openxmlformats.org/drawingml/2006/picture">
+                  <pic:nvPicPr>
+                    <pic:cNvPr id="1" name=""/>
+                    <pic:cNvPicPr/>
+                  </pic:nvPicPr>
+                  <pic:blipFill>
+                    <a:blip r:embed="rId22"/>
+                    <a:stretch>
+                      <a:fillRect/>
+                    </a:stretch>
+                  </pic:blipFill>
+                  <pic:spPr>
+                    <a:xfrm>
+                      <a:off x="0" y="0"/>
+                      <a:ext cx="5095547" cy="2765880"/>
+                    </a:xfrm>
+                    <a:prstGeom prst="rect">
+                      <a:avLst/>
+                    </a:prstGeom>
+                  </pic:spPr>
+                </pic:pic>
+              </a:graphicData>
+            </a:graphic>
+          </wp:inline>
+        </w:drawing>
+      </w:r>
+    </w:p>
+    <w:p>
+      <w:pPr>
+        <w:spacing w:before="0" w:line="259" w:lineRule="auto"/>
+        <w:jc w:val="left"/>
+      </w:pPr>
+      <w:r>
+        <w:br w:type="page"/>
+      </w:r>
+    </w:p>
+    <w:p/>
+    <w:p>
+      <w:pPr>
+        <w:pStyle w:val="Prrafodelista"/>
+        <w:numPr>
+          <w:ilvl w:val="0"/>
+          <w:numId w:val="22"/>
+        </w:numPr>
+        <w:rPr>
+          <w:i/>
+        </w:rPr>
+      </w:pPr>
+      <w:r>
+        <w:rPr>
+          <w:b/>
+          <w:i/>
+        </w:rPr>
+        <w:t xml:space="preserve">Escenario 2: </w:t>
+      </w:r>
+      <w:r>
+        <w:rPr>
+          <w:i/>
+        </w:rPr>
+        <w:t>Simular un P</w:t>
+      </w:r>
+      <w:r>
+        <w:rPr>
+          <w:i/>
+        </w:rPr>
+        <w:t>roblema de Firewall:</w:t>
+      </w:r>
+    </w:p>
+    <w:p>
+      <w:r>
+        <w:tab/>
+      </w:r>
+      <w:r>
+        <w:t xml:space="preserve">Para demostrar cómo se vería un puerto bloqueado, puedes añadir una </w:t>
+      </w:r>
+      <w:r>
+        <w:tab/>
+      </w:r>
+      <w:r>
+        <w:tab/>
+      </w:r>
+      <w:r>
+        <w:t xml:space="preserve">regla temporal al Firewall de Windows de tu propia VM para bloquear </w:t>
+      </w:r>
+      <w:r>
+        <w:tab/>
+      </w:r>
+      <w:r>
+        <w:tab/>
+      </w:r>
+      <w:r>
+        <w:t>uno de los puertos (ej., el 25).</w:t>
+      </w:r>
+    </w:p>
+    <w:p>
+      <w:pPr>
+        <w:rPr>
+          <w:b/>
+          <w:i/>
+        </w:rPr>
+      </w:pPr>
+      <w:r>
+        <w:rPr>
+          <w:b/>
+          <w:i/>
+        </w:rPr>
+        <w:tab/>
+      </w:r>
+      <w:r>
+        <w:rPr>
+          <w:b/>
+          <w:i/>
+        </w:rPr>
+        <w:t>Pasos para simular el bloqueo (¡Recuerda revertirlo!):</w:t>
+      </w:r>
+    </w:p>
+    <w:p>
+      <w:pPr>
+        <w:pStyle w:val="Prrafodelista"/>
+        <w:numPr>
+          <w:ilvl w:val="0"/>
+          <w:numId w:val="23"/>
+        </w:numPr>
+        <w:rPr>
+          <w:i/>
+        </w:rPr>
+      </w:pPr>
+      <w:r>
+        <w:rPr>
+          <w:i/>
+        </w:rPr>
+        <w:t>En la</w:t>
+      </w:r>
+      <w:r>
+        <w:rPr>
+          <w:i/>
+        </w:rPr>
+        <w:t xml:space="preserve"> VM, abre el Firewall de Windows con seguridad avanzada.</w:t>
+      </w:r>
+    </w:p>
+    <w:p>
+      <w:pPr>
+        <w:jc w:val="center"/>
+      </w:pPr>
+      <w:r>
+        <w:drawing>
+          <wp:inline distT="0" distB="0" distL="0" distR="0" wp14:anchorId="15BF954D" wp14:editId="71CF554E">
+            <wp:extent cx="2486530" cy="1885950"/>
+            <wp:effectExtent l="0" t="0" r="9525" b="0"/>
+            <wp:docPr id="12" name="Imagen 12"/>
+            <wp:cNvGraphicFramePr>
+              <a:graphicFrameLocks xmlns:a="http://schemas.openxmlformats.org/drawingml/2006/main" noChangeAspect="1"/>
+            </wp:cNvGraphicFramePr>
+            <a:graphic xmlns:a="http://schemas.openxmlformats.org/drawingml/2006/main">
+              <a:graphicData uri="http://schemas.openxmlformats.org/drawingml/2006/picture">
+                <pic:pic xmlns:pic="http://schemas.openxmlformats.org/drawingml/2006/picture">
+                  <pic:nvPicPr>
+                    <pic:cNvPr id="1" name=""/>
+                    <pic:cNvPicPr/>
+                  </pic:nvPicPr>
+                  <pic:blipFill>
+                    <a:blip r:embed="rId23"/>
+                    <a:stretch>
+                      <a:fillRect/>
+                    </a:stretch>
+                  </pic:blipFill>
+                  <pic:spPr>
+                    <a:xfrm>
+                      <a:off x="0" y="0"/>
+                      <a:ext cx="2503654" cy="1898938"/>
+                    </a:xfrm>
+                    <a:prstGeom prst="rect">
+                      <a:avLst/>
+                    </a:prstGeom>
+                  </pic:spPr>
+                </pic:pic>
+              </a:graphicData>
+            </a:graphic>
+          </wp:inline>
+        </w:drawing>
+      </w:r>
+    </w:p>
+    <w:p>
+      <w:pPr>
+        <w:pStyle w:val="Prrafodelista"/>
+        <w:numPr>
+          <w:ilvl w:val="0"/>
+          <w:numId w:val="23"/>
+        </w:numPr>
+        <w:rPr>
+          <w:i/>
+        </w:rPr>
+      </w:pPr>
+      <w:r>
+        <w:rPr>
+          <w:i/>
+        </w:rPr>
+        <w:t>Hacer clic en Reglas de entrada</w:t>
+      </w:r>
+      <w:r>
+        <w:rPr>
+          <w:i/>
+        </w:rPr>
+        <w:t>.</w:t>
+      </w:r>
+    </w:p>
+    <w:p>
+      <w:pPr>
+        <w:jc w:val="center"/>
+      </w:pPr>
+      <w:r>
+        <w:drawing>
+          <wp:inline distT="0" distB="0" distL="0" distR="0" wp14:anchorId="3A08833A" wp14:editId="739F2581">
+            <wp:extent cx="2488633" cy="1876425"/>
+            <wp:effectExtent l="0" t="0" r="6985" b="0"/>
+            <wp:docPr id="13" name="Imagen 13"/>
+            <wp:cNvGraphicFramePr>
+              <a:graphicFrameLocks xmlns:a="http://schemas.openxmlformats.org/drawingml/2006/main" noChangeAspect="1"/>
+            </wp:cNvGraphicFramePr>
+            <a:graphic xmlns:a="http://schemas.openxmlformats.org/drawingml/2006/main">
+              <a:graphicData uri="http://schemas.openxmlformats.org/drawingml/2006/picture">
+                <pic:pic xmlns:pic="http://schemas.openxmlformats.org/drawingml/2006/picture">
+                  <pic:nvPicPr>
+                    <pic:cNvPr id="1" name=""/>
+                    <pic:cNvPicPr/>
+                  </pic:nvPicPr>
+                  <pic:blipFill>
+                    <a:blip r:embed="rId24"/>
+                    <a:stretch>
+                      <a:fillRect/>
+                    </a:stretch>
+                  </pic:blipFill>
+                  <pic:spPr>
+                    <a:xfrm>
+                      <a:off x="0" y="0"/>
+                      <a:ext cx="2512308" cy="1894276"/>
+                    </a:xfrm>
+                    <a:prstGeom prst="rect">
+                      <a:avLst/>
+                    </a:prstGeom>
+                  </pic:spPr>
+                </pic:pic>
+              </a:graphicData>
+            </a:graphic>
+          </wp:inline>
+        </w:drawing>
+      </w:r>
+    </w:p>
+    <w:p>
+      <w:pPr>
+        <w:pStyle w:val="Prrafodelista"/>
+        <w:numPr>
+          <w:ilvl w:val="0"/>
+          <w:numId w:val="23"/>
+        </w:numPr>
+        <w:rPr>
+          <w:i/>
+        </w:rPr>
+      </w:pPr>
+      <w:r>
+        <w:rPr>
+          <w:i/>
+        </w:rPr>
+        <w:t>Haz clic en Nueva regla...</w:t>
+      </w:r>
+      <w:r>
+        <w:rPr>
+          <w:i/>
+        </w:rPr>
+        <w:t xml:space="preserve"> (en el panel derecho).</w:t>
+      </w:r>
+    </w:p>
+    <w:p>
+      <w:pPr>
+        <w:jc w:val="center"/>
+      </w:pPr>
+      <w:r>
+        <w:drawing>
+          <wp:inline distT="0" distB="0" distL="0" distR="0" wp14:anchorId="3B6EB31C" wp14:editId="20DA0CB8">
+            <wp:extent cx="2407586" cy="1952625"/>
+            <wp:effectExtent l="0" t="0" r="0" b="0"/>
+            <wp:docPr id="14" name="Imagen 14"/>
+            <wp:cNvGraphicFramePr>
+              <a:graphicFrameLocks xmlns:a="http://schemas.openxmlformats.org/drawingml/2006/main" noChangeAspect="1"/>
+            </wp:cNvGraphicFramePr>
+            <a:graphic xmlns:a="http://schemas.openxmlformats.org/drawingml/2006/main">
+              <a:graphicData uri="http://schemas.openxmlformats.org/drawingml/2006/picture">
+                <pic:pic xmlns:pic="http://schemas.openxmlformats.org/drawingml/2006/picture">
+                  <pic:nvPicPr>
+                    <pic:cNvPr id="1" name=""/>
+                    <pic:cNvPicPr/>
+                  </pic:nvPicPr>
+                  <pic:blipFill>
+                    <a:blip r:embed="rId25"/>
+                    <a:stretch>
+                      <a:fillRect/>
+                    </a:stretch>
+                  </pic:blipFill>
+                  <pic:spPr>
+                    <a:xfrm>
+                      <a:off x="0" y="0"/>
+                      <a:ext cx="2418181" cy="1961218"/>
+                    </a:xfrm>
+                    <a:prstGeom prst="rect">
+                      <a:avLst/>
+                    </a:prstGeom>
+                  </pic:spPr>
+                </pic:pic>
+              </a:graphicData>
+            </a:graphic>
+          </wp:inline>
+        </w:drawing>
+      </w:r>
+    </w:p>
+    <w:p>
+      <w:pPr>
+        <w:pStyle w:val="Prrafodelista"/>
+        <w:numPr>
+          <w:ilvl w:val="0"/>
+          <w:numId w:val="23"/>
+        </w:numPr>
+        <w:rPr>
+          <w:i/>
+        </w:rPr>
+      </w:pPr>
+      <w:r>
+        <w:rPr>
+          <w:i/>
+        </w:rPr>
+        <w:lastRenderedPageBreak/>
+        <w:t>Selecciona Puerto</w:t>
+      </w:r>
+      <w:r>
+        <w:rPr>
+          <w:i/>
+        </w:rPr>
+        <w:t xml:space="preserve"> y haz clic en Siguiente.</w:t>
+      </w:r>
+    </w:p>
+    <w:p>
+      <w:pPr>
+        <w:jc w:val="center"/>
+      </w:pPr>
+      <w:r>
+        <w:drawing>
+          <wp:inline distT="0" distB="0" distL="0" distR="0" wp14:anchorId="6826B69F" wp14:editId="3038F26A">
+            <wp:extent cx="1988936" cy="1562100"/>
+            <wp:effectExtent l="0" t="0" r="0" b="0"/>
+            <wp:docPr id="15" name="Imagen 15"/>
+            <wp:cNvGraphicFramePr>
+              <a:graphicFrameLocks xmlns:a="http://schemas.openxmlformats.org/drawingml/2006/main" noChangeAspect="1"/>
+            </wp:cNvGraphicFramePr>
+            <a:graphic xmlns:a="http://schemas.openxmlformats.org/drawingml/2006/main">
+              <a:graphicData uri="http://schemas.openxmlformats.org/drawingml/2006/picture">
+                <pic:pic xmlns:pic="http://schemas.openxmlformats.org/drawingml/2006/picture">
+                  <pic:nvPicPr>
+                    <pic:cNvPr id="1" name=""/>
+                    <pic:cNvPicPr/>
+                  </pic:nvPicPr>
+                  <pic:blipFill>
+                    <a:blip r:embed="rId26"/>
+                    <a:stretch>
+                      <a:fillRect/>
+                    </a:stretch>
+                  </pic:blipFill>
+                  <pic:spPr>
+                    <a:xfrm>
+                      <a:off x="0" y="0"/>
+                      <a:ext cx="2005264" cy="1574924"/>
+                    </a:xfrm>
+                    <a:prstGeom prst="rect">
+                      <a:avLst/>
+                    </a:prstGeom>
+                  </pic:spPr>
+                </pic:pic>
+              </a:graphicData>
+            </a:graphic>
+          </wp:inline>
+        </w:drawing>
+      </w:r>
+    </w:p>
+    <w:p>
+      <w:pPr>
+        <w:pStyle w:val="Prrafodelista"/>
+        <w:numPr>
+          <w:ilvl w:val="0"/>
+          <w:numId w:val="23"/>
+        </w:numPr>
+        <w:rPr>
+          <w:i/>
+        </w:rPr>
+      </w:pPr>
+      <w:r>
+        <w:rPr>
+          <w:i/>
+        </w:rPr>
+        <w:t>Elige "Puertos locales específicos" y escribe 25. Haz clic en Siguiente.</w:t>
+      </w:r>
+      <w:r>
+        <w:rPr>
+          <w:i/>
+        </w:rPr>
+        <w:t xml:space="preserve"> </w:t>
+      </w:r>
+      <w:r>
+        <w:rPr>
+          <w:i/>
+        </w:rPr>
+        <w:t>Selecciona "Bloquear la conexión". Haz clic en Siguiente.</w:t>
+      </w:r>
+    </w:p>
+    <w:p>
+      <w:pPr>
+        <w:jc w:val="center"/>
+      </w:pPr>
+      <w:r>
+        <w:drawing>
+          <wp:inline distT="0" distB="0" distL="0" distR="0" wp14:anchorId="13B8A1A1" wp14:editId="2D1D5E27">
+            <wp:extent cx="1979013" cy="1628775"/>
+            <wp:effectExtent l="0" t="0" r="2540" b="0"/>
+            <wp:docPr id="16" name="Imagen 16"/>
+            <wp:cNvGraphicFramePr>
+              <a:graphicFrameLocks xmlns:a="http://schemas.openxmlformats.org/drawingml/2006/main" noChangeAspect="1"/>
+            </wp:cNvGraphicFramePr>
+            <a:graphic xmlns:a="http://schemas.openxmlformats.org/drawingml/2006/main">
+              <a:graphicData uri="http://schemas.openxmlformats.org/drawingml/2006/picture">
+                <pic:pic xmlns:pic="http://schemas.openxmlformats.org/drawingml/2006/picture">
+                  <pic:nvPicPr>
+                    <pic:cNvPr id="1" name=""/>
+                    <pic:cNvPicPr/>
+                  </pic:nvPicPr>
+                  <pic:blipFill>
+                    <a:blip r:embed="rId27"/>
+                    <a:stretch>
+                      <a:fillRect/>
+                    </a:stretch>
+                  </pic:blipFill>
+                  <pic:spPr>
+                    <a:xfrm>
+                      <a:off x="0" y="0"/>
+                      <a:ext cx="1998871" cy="1645118"/>
+                    </a:xfrm>
+                    <a:prstGeom prst="rect">
+                      <a:avLst/>
+                    </a:prstGeom>
+                  </pic:spPr>
+                </pic:pic>
+              </a:graphicData>
+            </a:graphic>
+          </wp:inline>
+        </w:drawing>
+      </w:r>
+    </w:p>
+    <w:p>
+      <w:pPr>
+        <w:pStyle w:val="Prrafodelista"/>
+        <w:numPr>
+          <w:ilvl w:val="0"/>
+          <w:numId w:val="23"/>
+        </w:numPr>
+        <w:rPr>
+          <w:i/>
+        </w:rPr>
+      </w:pPr>
+      <w:r>
+        <w:rPr>
+          <w:i/>
+        </w:rPr>
+        <w:t>Marca los perfiles (Dominio, Privado, Público) que quieras. Haz clic en Siguiente.</w:t>
+      </w:r>
+    </w:p>
+    <w:p>
+      <w:pPr>
+        <w:jc w:val="center"/>
+      </w:pPr>
+      <w:r>
+        <w:drawing>
+          <wp:inline distT="0" distB="0" distL="0" distR="0" wp14:anchorId="5AB1CEA4" wp14:editId="72514690">
+            <wp:extent cx="1924050" cy="1521547"/>
+            <wp:effectExtent l="0" t="0" r="0" b="2540"/>
+            <wp:docPr id="17" name="Imagen 17"/>
+            <wp:cNvGraphicFramePr>
+              <a:graphicFrameLocks xmlns:a="http://schemas.openxmlformats.org/drawingml/2006/main" noChangeAspect="1"/>
+            </wp:cNvGraphicFramePr>
+            <a:graphic xmlns:a="http://schemas.openxmlformats.org/drawingml/2006/main">
+              <a:graphicData uri="http://schemas.openxmlformats.org/drawingml/2006/picture">
+                <pic:pic xmlns:pic="http://schemas.openxmlformats.org/drawingml/2006/picture">
+                  <pic:nvPicPr>
+                    <pic:cNvPr id="1" name=""/>
+                    <pic:cNvPicPr/>
+                  </pic:nvPicPr>
+                  <pic:blipFill>
+                    <a:blip r:embed="rId28"/>
+                    <a:stretch>
+                      <a:fillRect/>
+                    </a:stretch>
+                  </pic:blipFill>
+                  <pic:spPr>
+                    <a:xfrm>
+                      <a:off x="0" y="0"/>
+                      <a:ext cx="1937280" cy="1532010"/>
+                    </a:xfrm>
+                    <a:prstGeom prst="rect">
+                      <a:avLst/>
+                    </a:prstGeom>
+                  </pic:spPr>
+                </pic:pic>
+              </a:graphicData>
+            </a:graphic>
+          </wp:inline>
+        </w:drawing>
+      </w:r>
+    </w:p>
+    <w:p>
+      <w:pPr>
+        <w:pStyle w:val="Prrafodelista"/>
+        <w:numPr>
+          <w:ilvl w:val="0"/>
+          <w:numId w:val="23"/>
+        </w:numPr>
+        <w:rPr>
+          <w:i/>
+        </w:rPr>
+      </w:pPr>
+      <w:r>
+        <w:rPr>
+          <w:i/>
+        </w:rPr>
+        <w:t>Dale un nombre (ej., "Bloqueo_SMTP_Prueba") y haz clic en Finalizar.</w:t>
+      </w:r>
+    </w:p>
+    <w:p>
+      <w:pPr>
+        <w:jc w:val="center"/>
+      </w:pPr>
+      <w:r>
+        <w:drawing>
+          <wp:inline distT="0" distB="0" distL="0" distR="0" wp14:anchorId="330CEC1D" wp14:editId="11CADA4C">
+            <wp:extent cx="2100146" cy="1724025"/>
+            <wp:effectExtent l="0" t="0" r="0" b="0"/>
+            <wp:docPr id="18" name="Imagen 18"/>
+            <wp:cNvGraphicFramePr>
+              <a:graphicFrameLocks xmlns:a="http://schemas.openxmlformats.org/drawingml/2006/main" noChangeAspect="1"/>
+            </wp:cNvGraphicFramePr>
+            <a:graphic xmlns:a="http://schemas.openxmlformats.org/drawingml/2006/main">
+              <a:graphicData uri="http://schemas.openxmlformats.org/drawingml/2006/picture">
+                <pic:pic xmlns:pic="http://schemas.openxmlformats.org/drawingml/2006/picture">
+                  <pic:nvPicPr>
+                    <pic:cNvPr id="1" name=""/>
+                    <pic:cNvPicPr/>
+                  </pic:nvPicPr>
+                  <pic:blipFill>
+                    <a:blip r:embed="rId29"/>
+                    <a:stretch>
+                      <a:fillRect/>
+                    </a:stretch>
+                  </pic:blipFill>
+                  <pic:spPr>
+                    <a:xfrm>
+                      <a:off x="0" y="0"/>
+                      <a:ext cx="2126003" cy="1745252"/>
+                    </a:xfrm>
+                    <a:prstGeom prst="rect">
+                      <a:avLst/>
+                    </a:prstGeom>
+                  </pic:spPr>
+                </pic:pic>
+              </a:graphicData>
+            </a:graphic>
+          </wp:inline>
+        </w:drawing>
+      </w:r>
+    </w:p>
+    <w:p>
+      <w:pPr>
+        <w:pStyle w:val="Prrafodelista"/>
+        <w:numPr>
+          <w:ilvl w:val="0"/>
+          <w:numId w:val="24"/>
+        </w:numPr>
+      </w:pPr>
+      <w:r>
+        <w:lastRenderedPageBreak/>
+        <w:t>Vuelve a ejecutar el comando Nmap del escenario 1:</w:t>
+      </w:r>
+    </w:p>
+    <w:p>
+      <w:pPr>
+        <w:jc w:val="center"/>
+        <w:rPr>
+          <w:rFonts w:ascii="Courier New" w:hAnsi="Courier New" w:cs="Courier New"/>
+          <w:sz w:val="22"/>
+        </w:rPr>
+      </w:pPr>
+      <w:r>
+        <w:rPr>
+          <w:rFonts w:ascii="Courier New" w:hAnsi="Courier New" w:cs="Courier New"/>
+          <w:sz w:val="22"/>
+        </w:rPr>
+        <w:t>nmap -p 25,80,443,587 &lt;IP_de_tu_servidor_Exchange&gt;</w:t>
+      </w:r>
+    </w:p>
+    <w:p>
+      <w:pPr>
+        <w:rPr>
+          <w:i/>
+        </w:rPr>
+      </w:pPr>
+      <w:r>
+        <w:rPr>
+          <w:i/>
+        </w:rPr>
+        <w:t xml:space="preserve">Resultado Esperado: </w:t>
+      </w:r>
+      <w:r>
+        <w:rPr>
+          <w:i/>
+        </w:rPr>
+        <w:t xml:space="preserve">Si ejecutamos el comando anterior desde otra máquina que intente conectarse a nuestro servidor, el puerto 25 </w:t>
+      </w:r>
+      <w:r>
+        <w:rPr>
+          <w:i/>
+        </w:rPr>
+        <w:t>debería aparecer como filtered o closed.</w:t>
+      </w:r>
+    </w:p>
+    <w:p>
+      <w:pPr>
+        <w:rPr>
+          <w:i/>
+        </w:rPr>
+      </w:pPr>
+      <w:r>
+        <w:rPr>
+          <w:i/>
+        </w:rPr>
+        <w:t>¡MUY IMPORTANTE! Reversión: Elimina la regla de firewall que acabas de crear para que tu Exchange siga funcionando.</w:t>
+      </w:r>
+    </w:p>
+    <w:p>
+      <w:pPr>
+        <w:pStyle w:val="Ttulo1"/>
+        <w:rPr>
+          <w:i/>
+          <w:sz w:val="44"/>
+          <w:u w:val="single"/>
+        </w:rPr>
+      </w:pPr>
+      <w:bookmarkStart w:id="4" w:name="_Toc199705722"/>
+      <w:r>
+        <w:rPr>
+          <w:i/>
+          <w:sz w:val="44"/>
+          <w:u w:val="single"/>
+        </w:rPr>
+        <w:t>Interfaz Nmap: Zenmap</w:t>
+      </w:r>
+      <w:bookmarkEnd w:id="4"/>
+    </w:p>
+    <w:p>
+      <w:r>
+        <w:t>Nmap tiene una interfaz gráfica oficial llamada Zenmap. Es una forma mucho más amigable de usar Nmap, especialmente para quienes no están acostumbrados a la línea de comandos.</w:t>
+      </w:r>
+    </w:p>
+    <w:p>
+      <w:r>
+        <w:t>Zenmap funciona como una envoltura gráfica para Nmap. Te permite construir comandos de Nmap a través de menús y opciones, ver los resultados de forma más estructurada y guardarlos fácilmente</w:t>
+      </w:r>
+      <w:r>
+        <w:t>.</w:t>
+      </w:r>
+    </w:p>
+    <w:p>
+      <w:pPr>
+        <w:jc w:val="center"/>
+      </w:pPr>
+      <w:bookmarkStart w:id="5" w:name="_GoBack"/>
+      <w:bookmarkEnd w:id="5"/>
+      <w:r>
+        <w:drawing>
+          <wp:inline distT="0" distB="0" distL="0" distR="0" wp14:anchorId="5CD2F720" wp14:editId="5FE31057">
+            <wp:extent cx="3190875" cy="1619076"/>
+            <wp:effectExtent l="0" t="0" r="0" b="635"/>
+            <wp:docPr id="19" name="Imagen 19"/>
+            <wp:cNvGraphicFramePr>
+              <a:graphicFrameLocks xmlns:a="http://schemas.openxmlformats.org/drawingml/2006/main" noChangeAspect="1"/>
+            </wp:cNvGraphicFramePr>
+            <a:graphic xmlns:a="http://schemas.openxmlformats.org/drawingml/2006/main">
+              <a:graphicData uri="http://schemas.openxmlformats.org/drawingml/2006/picture">
+                <pic:pic xmlns:pic="http://schemas.openxmlformats.org/drawingml/2006/picture">
+                  <pic:nvPicPr>
+                    <pic:cNvPr id="1" name=""/>
+                    <pic:cNvPicPr/>
+                  </pic:nvPicPr>
+                  <pic:blipFill>
+                    <a:blip r:embed="rId30"/>
+                    <a:stretch>
+                      <a:fillRect/>
+                    </a:stretch>
+                  </pic:blipFill>
+                  <pic:spPr>
+                    <a:xfrm>
+                      <a:off x="0" y="0"/>
+                      <a:ext cx="3204901" cy="1626193"/>
+                    </a:xfrm>
+                    <a:prstGeom prst="rect">
+                      <a:avLst/>
+                    </a:prstGeom>
+                  </pic:spPr>
+                </pic:pic>
+              </a:graphicData>
+            </a:graphic>
+          </wp:inline>
+        </w:drawing>
+      </w:r>
+    </w:p>
+    <w:p>
+      <w:pPr>
+        <w:rPr>
+          <w:b/>
+          <w:i/>
+        </w:rPr>
+      </w:pPr>
+      <w:r>
+        <w:rPr>
+          <w:b/>
+          <w:i/>
+        </w:rPr>
+        <w:t>Interfaz Principal de Zenmap: Verás un</w:t>
+      </w:r>
+      <w:r>
+        <w:rPr>
+          <w:b/>
+          <w:i/>
+        </w:rPr>
+        <w:t>a ventana con varias secciones:</w:t>
+      </w:r>
+    </w:p>
+    <w:p>
+      <w:pPr>
+        <w:pStyle w:val="Prrafodelista"/>
+        <w:numPr>
+          <w:ilvl w:val="0"/>
+          <w:numId w:val="25"/>
+        </w:numPr>
+      </w:pPr>
+      <w:r>
+        <w:rPr>
+          <w:b/>
+          <w:i/>
+        </w:rPr>
+        <w:t>Target</w:t>
+      </w:r>
+      <w:r>
+        <w:rPr>
+          <w:b/>
+          <w:i/>
+        </w:rPr>
+        <w:t xml:space="preserve"> (Destino):</w:t>
+      </w:r>
+      <w:r>
+        <w:t xml:space="preserve"> Aquí introduces la dirección IP o el nombre de host de tu servido</w:t>
+      </w:r>
+      <w:r>
+        <w:t>r Exchange.</w:t>
+      </w:r>
+    </w:p>
+    <w:p>
+      <w:pPr>
+        <w:pStyle w:val="Prrafodelista"/>
+        <w:numPr>
+          <w:ilvl w:val="0"/>
+          <w:numId w:val="25"/>
+        </w:numPr>
+      </w:pPr>
+      <w:r>
+        <w:rPr>
+          <w:b/>
+          <w:i/>
+        </w:rPr>
+        <w:t>Profile</w:t>
+      </w:r>
+      <w:r>
+        <w:rPr>
+          <w:b/>
+          <w:i/>
+        </w:rPr>
+        <w:t xml:space="preserve"> (Perfil):</w:t>
+      </w:r>
+      <w:r>
+        <w:t xml:space="preserve"> Un menú desplegable con plantillas de escaneo p</w:t>
+      </w:r>
+      <w:r>
+        <w:t xml:space="preserve">redefinidas (ej., Intense scan, </w:t>
+      </w:r>
+      <w:r>
+        <w:t>Ping sca</w:t>
+      </w:r>
+      <w:r>
+        <w:t>n, Quick scan, Regular scan</w:t>
+      </w:r>
+      <w:r>
+        <w:t>). Para nuestro caso, podríamos usar</w:t>
+      </w:r>
+      <w:r>
+        <w:t xml:space="preserve"> Quick scan o personalizarlo.</w:t>
+      </w:r>
+    </w:p>
+    <w:p>
+      <w:pPr>
+        <w:pStyle w:val="Prrafodelista"/>
+        <w:numPr>
+          <w:ilvl w:val="0"/>
+          <w:numId w:val="25"/>
+        </w:numPr>
+      </w:pPr>
+      <w:r>
+        <w:rPr>
+          <w:b/>
+          <w:i/>
+        </w:rPr>
+        <w:t>Command</w:t>
+      </w:r>
+      <w:r>
+        <w:rPr>
+          <w:b/>
+          <w:i/>
+        </w:rPr>
+        <w:t xml:space="preserve"> (Comando):</w:t>
+      </w:r>
+      <w:r>
+        <w:t xml:space="preserve"> A medida que selecciones opciones o perfiles, esta caja mostrará el comando de Nmap de línea de comandos correspondiente. También puedes escri</w:t>
+      </w:r>
+      <w:r>
+        <w:t>bir comandos directamente aquí.</w:t>
+      </w:r>
+    </w:p>
+    <w:p>
+      <w:pPr>
+        <w:pStyle w:val="Prrafodelista"/>
+        <w:numPr>
+          <w:ilvl w:val="0"/>
+          <w:numId w:val="25"/>
+        </w:numPr>
+      </w:pPr>
+      <w:r>
+        <w:rPr>
+          <w:b/>
+          <w:i/>
+        </w:rPr>
+        <w:t xml:space="preserve">Scan </w:t>
+      </w:r>
+      <w:r>
+        <w:rPr>
+          <w:b/>
+          <w:i/>
+        </w:rPr>
+        <w:t>(Escanear):</w:t>
+      </w:r>
+      <w:r>
+        <w:t xml:space="preserve"> El</w:t>
+      </w:r>
+      <w:r>
+        <w:t xml:space="preserve"> botón para iniciar el escaneo.</w:t>
+      </w:r>
+    </w:p>
+    <w:p>
+      <w:pPr>
+        <w:pStyle w:val="Prrafodelista"/>
+        <w:numPr>
+          <w:ilvl w:val="0"/>
+          <w:numId w:val="25"/>
+        </w:numPr>
+      </w:pPr>
+      <w:r>
+        <w:rPr>
+          <w:b/>
+          <w:i/>
+        </w:rPr>
+        <w:t>Área de Resultados (parte inferior):</w:t>
+      </w:r>
+      <w:r>
+        <w:rPr>
+          <w:i/>
+        </w:rPr>
+        <w:t xml:space="preserve"> </w:t>
+      </w:r>
+      <w:r>
+        <w:t>Una vez que el escaneo finaliza, los resultados se muestran en varias pestañas:</w:t>
+      </w:r>
+    </w:p>
+    <w:p>
+      <w:pPr>
+        <w:pStyle w:val="Prrafodelista"/>
+        <w:numPr>
+          <w:ilvl w:val="0"/>
+          <w:numId w:val="25"/>
+        </w:numPr>
+      </w:pPr>
+      <w:r>
+        <w:rPr>
+          <w:b/>
+          <w:i/>
+        </w:rPr>
+        <w:t>Nmap Output</w:t>
+      </w:r>
+      <w:r>
+        <w:rPr>
+          <w:b/>
+          <w:i/>
+        </w:rPr>
+        <w:t xml:space="preserve"> (Salida de Nmap):</w:t>
+      </w:r>
+      <w:r>
+        <w:t xml:space="preserve"> Muestra la salida de texto cruda del comando Nmap, idéntica a la que verías en la terminal.</w:t>
+      </w:r>
+    </w:p>
+    <w:p>
+      <w:pPr>
+        <w:pStyle w:val="Prrafodelista"/>
+        <w:numPr>
+          <w:ilvl w:val="0"/>
+          <w:numId w:val="25"/>
+        </w:numPr>
+      </w:pPr>
+      <w:r>
+        <w:rPr>
+          <w:b/>
+          <w:i/>
+        </w:rPr>
+        <w:t>Ports/Hosts</w:t>
+      </w:r>
+      <w:r>
+        <w:rPr>
+          <w:b/>
+          <w:i/>
+        </w:rPr>
+        <w:t xml:space="preserve"> (Puertos/Hosts):</w:t>
+      </w:r>
+      <w:r>
+        <w:t xml:space="preserve"> Una vista tabular de los puertos encontrados, su estado (abierto, cerrado, filtrado) y el servicio detectado. Esta es la vista más útil para tu práctica.</w:t>
+      </w:r>
+    </w:p>
+    <w:p>
+      <w:pPr>
+        <w:pStyle w:val="Prrafodelista"/>
+        <w:numPr>
+          <w:ilvl w:val="0"/>
+          <w:numId w:val="25"/>
+        </w:numPr>
+      </w:pPr>
+      <w:r>
+        <w:rPr>
+          <w:b/>
+          <w:i/>
+        </w:rPr>
+        <w:lastRenderedPageBreak/>
+        <w:t>Topology</w:t>
+      </w:r>
+      <w:r>
+        <w:rPr>
+          <w:b/>
+          <w:i/>
+        </w:rPr>
+        <w:t xml:space="preserve"> (Topología):</w:t>
+      </w:r>
+      <w:r>
+        <w:t xml:space="preserve"> Una representación gráfica de la red (para escaneos de rangos más amplios).</w:t>
+      </w:r>
+    </w:p>
+    <w:p>
+      <w:pPr>
+        <w:pStyle w:val="Prrafodelista"/>
+        <w:numPr>
+          <w:ilvl w:val="0"/>
+          <w:numId w:val="25"/>
+        </w:numPr>
+      </w:pPr>
+      <w:r>
+        <w:rPr>
+          <w:b/>
+          <w:i/>
+        </w:rPr>
+        <w:t>Host Details</w:t>
+      </w:r>
+      <w:r>
+        <w:rPr>
+          <w:b/>
+          <w:i/>
+        </w:rPr>
+        <w:t xml:space="preserve"> (Detalles del Host):</w:t>
+      </w:r>
+      <w:r>
+        <w:t xml:space="preserve"> Información detallada sobre el host escaneado.</w:t>
+      </w:r>
+    </w:p>
+    <w:p>
+      <w:pPr>
+        <w:pStyle w:val="Prrafodelista"/>
+        <w:numPr>
+          <w:ilvl w:val="0"/>
+          <w:numId w:val="25"/>
+        </w:numPr>
+      </w:pPr>
+      <w:r>
+        <w:rPr>
+          <w:b/>
+          <w:i/>
+        </w:rPr>
+        <w:t>Scans</w:t>
+      </w:r>
+      <w:r>
+        <w:rPr>
+          <w:b/>
+          <w:i/>
+        </w:rPr>
+        <w:t xml:space="preserve"> (Escaneos):</w:t>
+      </w:r>
+      <w:r>
+        <w:t xml:space="preserve"> Un historial de los escaneos realizados.</w:t>
+      </w:r>
+    </w:p>
+    <w:p>
+      <w:pPr>
+        <w:rPr>
+          <w:b/>
+          <w:i/>
+          <w:sz w:val="28"/>
+        </w:rPr>
+      </w:pPr>
+      <w:r>
+        <w:rPr>
+          <w:b/>
+          <w:i/>
+          <w:sz w:val="28"/>
+        </w:rPr>
+        <w:t>Ejemplo de uso:</w:t>
+      </w:r>
+    </w:p>
+    <w:p>
+      <w:pPr>
+        <w:pStyle w:val="Prrafodelista"/>
+        <w:numPr>
+          <w:ilvl w:val="0"/>
+          <w:numId w:val="26"/>
+        </w:numPr>
+      </w:pPr>
+      <w:r>
+        <w:t>Abrir</w:t>
+      </w:r>
+      <w:r>
+        <w:t xml:space="preserve"> Zenmap.</w:t>
+      </w:r>
+    </w:p>
+    <w:p>
+      <w:pPr>
+        <w:pStyle w:val="Prrafodelista"/>
+      </w:pPr>
+    </w:p>
+    <w:p>
+      <w:pPr>
+        <w:pStyle w:val="Prrafodelista"/>
+        <w:numPr>
+          <w:ilvl w:val="0"/>
+          <w:numId w:val="26"/>
+        </w:numPr>
+      </w:pPr>
+      <w:r>
+        <w:t>En el campo Target, escribimos la IP del</w:t>
+      </w:r>
+      <w:r>
+        <w:t xml:space="preserve"> servido</w:t>
+      </w:r>
+      <w:r>
+        <w:t>r Exchange.</w:t>
+      </w:r>
+    </w:p>
+    <w:p>
+      <w:pPr>
+        <w:pStyle w:val="Prrafodelista"/>
+      </w:pPr>
+    </w:p>
+    <w:p>
+      <w:pPr>
+        <w:pStyle w:val="Prrafodelista"/>
+        <w:numPr>
+          <w:ilvl w:val="0"/>
+          <w:numId w:val="26"/>
+        </w:numPr>
+      </w:pPr>
+      <w:r>
+        <w:t>En el campo Command,</w:t>
+      </w:r>
+      <w:r>
+        <w:t xml:space="preserve"> </w:t>
+      </w:r>
+      <w:r>
+        <w:t>escribimos</w:t>
+      </w:r>
+      <w:r>
+        <w:t xml:space="preserve"> el </w:t>
+      </w:r>
+      <w:r>
+        <w:t xml:space="preserve">siguiente </w:t>
+      </w:r>
+      <w:r>
+        <w:t>comando:</w:t>
+      </w:r>
+    </w:p>
+    <w:p>
+      <w:pPr>
+        <w:jc w:val="center"/>
+        <w:rPr>
+          <w:rFonts w:ascii="Courier New" w:hAnsi="Courier New" w:cs="Courier New"/>
+        </w:rPr>
+      </w:pPr>
+      <w:r>
+        <w:rPr>
+          <w:rFonts w:ascii="Courier New" w:hAnsi="Courier New" w:cs="Courier New"/>
+        </w:rPr>
+        <w:t>nmap -p 25,80,443,587 &lt;IP_del</w:t>
+      </w:r>
+      <w:r>
+        <w:rPr>
+          <w:rFonts w:ascii="Courier New" w:hAnsi="Courier New" w:cs="Courier New"/>
+        </w:rPr>
+        <w:t>_servidor_Exchange&gt;</w:t>
+      </w:r>
+    </w:p>
+    <w:p>
+      <w:pPr>
+        <w:pStyle w:val="Prrafodelista"/>
+        <w:numPr>
+          <w:ilvl w:val="0"/>
+          <w:numId w:val="27"/>
+        </w:numPr>
+      </w:pPr>
+      <w:r>
+        <w:t>Hacer clic en el botón Scan.</w:t>
+      </w:r>
+    </w:p>
+    <w:p>
+      <w:pPr>
+        <w:jc w:val="center"/>
+      </w:pPr>
+      <w:r>
+        <w:drawing>
+          <wp:inline distT="0" distB="0" distL="0" distR="0" wp14:anchorId="28B118FA" wp14:editId="1BFA2C90">
+            <wp:extent cx="3667125" cy="699013"/>
+            <wp:effectExtent l="0" t="0" r="0" b="6350"/>
+            <wp:docPr id="20" name="Imagen 20"/>
+            <wp:cNvGraphicFramePr>
+              <a:graphicFrameLocks xmlns:a="http://schemas.openxmlformats.org/drawingml/2006/main" noChangeAspect="1"/>
+            </wp:cNvGraphicFramePr>
+            <a:graphic xmlns:a="http://schemas.openxmlformats.org/drawingml/2006/main">
+              <a:graphicData uri="http://schemas.openxmlformats.org/drawingml/2006/picture">
+                <pic:pic xmlns:pic="http://schemas.openxmlformats.org/drawingml/2006/picture">
+                  <pic:nvPicPr>
+                    <pic:cNvPr id="1" name=""/>
+                    <pic:cNvPicPr/>
+                  </pic:nvPicPr>
+                  <pic:blipFill>
+                    <a:blip r:embed="rId31"/>
+                    <a:stretch>
+                      <a:fillRect/>
+                    </a:stretch>
+                  </pic:blipFill>
+                  <pic:spPr>
+                    <a:xfrm>
+                      <a:off x="0" y="0"/>
+                      <a:ext cx="3687962" cy="702985"/>
+                    </a:xfrm>
+                    <a:prstGeom prst="rect">
+                      <a:avLst/>
+                    </a:prstGeom>
+                  </pic:spPr>
+                </pic:pic>
+              </a:graphicData>
+            </a:graphic>
+          </wp:inline>
+        </w:drawing>
+      </w:r>
+    </w:p>
+    <w:p>
+      <w:pPr>
+        <w:jc w:val="center"/>
+      </w:pPr>
+      <w:r>
+        <w:drawing>
+          <wp:inline distT="0" distB="0" distL="0" distR="0" wp14:anchorId="3BA21CFB" wp14:editId="091BAA59">
+            <wp:extent cx="4600575" cy="845026"/>
+            <wp:effectExtent l="0" t="0" r="0" b="0"/>
+            <wp:docPr id="21" name="Imagen 21"/>
+            <wp:cNvGraphicFramePr>
+              <a:graphicFrameLocks xmlns:a="http://schemas.openxmlformats.org/drawingml/2006/main" noChangeAspect="1"/>
+            </wp:cNvGraphicFramePr>
+            <a:graphic xmlns:a="http://schemas.openxmlformats.org/drawingml/2006/main">
+              <a:graphicData uri="http://schemas.openxmlformats.org/drawingml/2006/picture">
+                <pic:pic xmlns:pic="http://schemas.openxmlformats.org/drawingml/2006/picture">
+                  <pic:nvPicPr>
+                    <pic:cNvPr id="1" name=""/>
+                    <pic:cNvPicPr/>
+                  </pic:nvPicPr>
+                  <pic:blipFill>
+                    <a:blip r:embed="rId32"/>
+                    <a:stretch>
+                      <a:fillRect/>
+                    </a:stretch>
+                  </pic:blipFill>
+                  <pic:spPr>
+                    <a:xfrm>
+                      <a:off x="0" y="0"/>
+                      <a:ext cx="4635160" cy="851379"/>
+                    </a:xfrm>
+                    <a:prstGeom prst="rect">
+                      <a:avLst/>
+                    </a:prstGeom>
+                  </pic:spPr>
+                </pic:pic>
+              </a:graphicData>
+            </a:graphic>
+          </wp:inline>
+        </w:drawing>
+      </w:r>
+    </w:p>
+    <w:p>
+      <w:pPr>
+        <w:pStyle w:val="Prrafodelista"/>
+        <w:numPr>
+          <w:ilvl w:val="0"/>
+          <w:numId w:val="28"/>
+        </w:numPr>
+      </w:pPr>
+      <w:r>
+        <w:t>Una v</w:t>
+      </w:r>
+      <w:r>
+        <w:t xml:space="preserve">ez finalizado, ve a la pestaña </w:t>
+      </w:r>
+      <w:r>
+        <w:t>Ports/Hosts para ver el estado</w:t>
+      </w:r>
+      <w:r>
+        <w:t xml:space="preserve"> de los puertos de forma clara.</w:t>
+      </w:r>
+    </w:p>
+    <w:p>
+      <w:pPr>
+        <w:jc w:val="center"/>
+      </w:pPr>
+      <w:r>
+        <w:drawing>
+          <wp:inline distT="0" distB="0" distL="0" distR="0" wp14:anchorId="30627519" wp14:editId="3A658C00">
+            <wp:extent cx="4181475" cy="1244018"/>
+            <wp:effectExtent l="0" t="0" r="0" b="0"/>
+            <wp:docPr id="22" name="Imagen 22"/>
+            <wp:cNvGraphicFramePr>
+              <a:graphicFrameLocks xmlns:a="http://schemas.openxmlformats.org/drawingml/2006/main" noChangeAspect="1"/>
+            </wp:cNvGraphicFramePr>
+            <a:graphic xmlns:a="http://schemas.openxmlformats.org/drawingml/2006/main">
+              <a:graphicData uri="http://schemas.openxmlformats.org/drawingml/2006/picture">
+                <pic:pic xmlns:pic="http://schemas.openxmlformats.org/drawingml/2006/picture">
+                  <pic:nvPicPr>
+                    <pic:cNvPr id="1" name=""/>
+                    <pic:cNvPicPr/>
+                  </pic:nvPicPr>
+                  <pic:blipFill>
+                    <a:blip r:embed="rId33"/>
+                    <a:stretch>
+                      <a:fillRect/>
+                    </a:stretch>
+                  </pic:blipFill>
+                  <pic:spPr>
+                    <a:xfrm>
+                      <a:off x="0" y="0"/>
+                      <a:ext cx="4191398" cy="1246970"/>
+                    </a:xfrm>
+                    <a:prstGeom prst="rect">
+                      <a:avLst/>
+                    </a:prstGeom>
+                  </pic:spPr>
+                </pic:pic>
+              </a:graphicData>
+            </a:graphic>
+          </wp:inline>
+        </w:drawing>
+      </w:r>
+    </w:p>
+    <w:p>
+      <w:pPr>
+        <w:jc w:val="center"/>
+      </w:pPr>
+    </w:p>
+    <w:p/>
     <w:sectPr>
-      <w:headerReference w:type="default" r:id="rId10"/>
-      <w:footerReference w:type="default" r:id="rId11"/>
+      <w:headerReference w:type="default" r:id="rId34"/>
+      <w:footerReference w:type="default" r:id="rId35"/>
       <w:pgSz w:w="11906" w:h="16838" w:code="9"/>
       <w:pgMar w:top="1418" w:right="1701" w:bottom="1418" w:left="1701" w:header="680" w:footer="680" w:gutter="0"/>
       <w:pgNumType w:start="0"/>
@@ -1274,7 +5545,7 @@
       <w:rPr>
         <w:noProof/>
       </w:rPr>
-      <w:t>3</w:t>
+      <w:t>14</w:t>
     </w:r>
     <w:r>
       <w:fldChar w:fldCharType="end"/>
@@ -1416,6 +5687,7 @@
                                 <w:dataBinding w:prefixMappings="xmlns:ns0='http://purl.org/dc/elements/1.1/' xmlns:ns1='http://schemas.openxmlformats.org/package/2006/metadata/core-properties' " w:xpath="/ns1:coreProperties[1]/ns0:creator[1]" w:storeItemID="{6C3C8BC8-F283-45AE-878A-BAB7291924A1}"/>
                                 <w:text/>
                               </w:sdtPr>
+                              <w:sdtEndPr/>
                               <w:sdtContent>
                                 <w:r>
                                   <w:rPr>
@@ -1534,6 +5806,7 @@
                           <w:dataBinding w:prefixMappings="xmlns:ns0='http://purl.org/dc/elements/1.1/' xmlns:ns1='http://schemas.openxmlformats.org/package/2006/metadata/core-properties' " w:xpath="/ns1:coreProperties[1]/ns0:creator[1]" w:storeItemID="{6C3C8BC8-F283-45AE-878A-BAB7291924A1}"/>
                           <w:text/>
                         </w:sdtPr>
+                        <w:sdtEndPr/>
                         <w:sdtContent>
                           <w:r>
                             <w:rPr>
@@ -1823,6 +6096,3234 @@
     </w:r>
   </w:p>
 </w:hdr>
+</file>
+
+<file path=word/numbering.xml><?xml version="1.0" encoding="utf-8"?>
+<w:numbering xmlns:wpc="http://schemas.microsoft.com/office/word/2010/wordprocessingCanvas" xmlns:cx="http://schemas.microsoft.com/office/drawing/2014/chartex" xmlns:mc="http://schemas.openxmlformats.org/markup-compatibility/2006" xmlns:o="urn:schemas-microsoft-com:office:office" xmlns:r="http://schemas.openxmlformats.org/officeDocument/2006/relationships" xmlns:m="http://schemas.openxmlformats.org/officeDocument/2006/math" xmlns:v="urn:schemas-microsoft-com:vml" xmlns:wp14="http://schemas.microsoft.com/office/word/2010/wordprocessingDrawing" xmlns:wp="http://schemas.openxmlformats.org/drawingml/2006/wordprocessingDrawing" xmlns:w10="urn:schemas-microsoft-com:office:word" xmlns:w="http://schemas.openxmlformats.org/wordprocessingml/2006/main" xmlns:w14="http://schemas.microsoft.com/office/word/2010/wordml" xmlns:w15="http://schemas.microsoft.com/office/word/2012/wordml" xmlns:w16se="http://schemas.microsoft.com/office/word/2015/wordml/symex" xmlns:wpg="http://schemas.microsoft.com/office/word/2010/wordprocessingGroup" xmlns:wpi="http://schemas.microsoft.com/office/word/2010/wordprocessingInk" xmlns:wne="http://schemas.microsoft.com/office/word/2006/wordml" xmlns:wps="http://schemas.microsoft.com/office/word/2010/wordprocessingShape" mc:Ignorable="w14 w15 w16se wp14">
+  <w:numPicBullet w:numPicBulletId="0">
+    <w:pict>
+      <v:shapetype id="_x0000_t75" coordsize="21600,21600" o:spt="75" o:preferrelative="t" path="m@4@5l@4@11@9@11@9@5xe" filled="f" stroked="f">
+        <v:stroke joinstyle="miter"/>
+        <v:formulas>
+          <v:f eqn="if lineDrawn pixelLineWidth 0"/>
+          <v:f eqn="sum @0 1 0"/>
+          <v:f eqn="sum 0 0 @1"/>
+          <v:f eqn="prod @2 1 2"/>
+          <v:f eqn="prod @3 21600 pixelWidth"/>
+          <v:f eqn="prod @3 21600 pixelHeight"/>
+          <v:f eqn="sum @0 0 1"/>
+          <v:f eqn="prod @6 1 2"/>
+          <v:f eqn="prod @7 21600 pixelWidth"/>
+          <v:f eqn="sum @8 21600 0"/>
+          <v:f eqn="prod @7 21600 pixelHeight"/>
+          <v:f eqn="sum @10 21600 0"/>
+        </v:formulas>
+        <v:path o:extrusionok="f" gradientshapeok="t" o:connecttype="rect"/>
+        <o:lock v:ext="edit" aspectratio="t"/>
+      </v:shapetype>
+      <v:shape id="_x0000_i1097" type="#_x0000_t75" style="width:11.25pt;height:11.25pt" o:bullet="t">
+        <v:imagedata r:id="rId1" o:title="mso89CE"/>
+      </v:shape>
+    </w:pict>
+  </w:numPicBullet>
+  <w:abstractNum w:abstractNumId="0" w15:restartNumberingAfterBreak="0">
+    <w:nsid w:val="020809C8"/>
+    <w:multiLevelType w:val="hybridMultilevel"/>
+    <w:tmpl w:val="BC0824F2"/>
+    <w:lvl w:ilvl="0" w:tplc="8A1E00FE">
+      <w:start w:val="1"/>
+      <w:numFmt w:val="bullet"/>
+      <w:lvlText w:val=""/>
+      <w:lvlJc w:val="left"/>
+      <w:pPr>
+        <w:ind w:left="720" w:hanging="360"/>
+      </w:pPr>
+      <w:rPr>
+        <w:rFonts w:ascii="Symbol" w:hAnsi="Symbol" w:hint="default"/>
+      </w:rPr>
+    </w:lvl>
+    <w:lvl w:ilvl="1" w:tplc="0C0A0003" w:tentative="1">
+      <w:start w:val="1"/>
+      <w:numFmt w:val="bullet"/>
+      <w:lvlText w:val="o"/>
+      <w:lvlJc w:val="left"/>
+      <w:pPr>
+        <w:ind w:left="1440" w:hanging="360"/>
+      </w:pPr>
+      <w:rPr>
+        <w:rFonts w:ascii="Courier New" w:hAnsi="Courier New" w:cs="Courier New" w:hint="default"/>
+      </w:rPr>
+    </w:lvl>
+    <w:lvl w:ilvl="2" w:tplc="0C0A0005" w:tentative="1">
+      <w:start w:val="1"/>
+      <w:numFmt w:val="bullet"/>
+      <w:lvlText w:val=""/>
+      <w:lvlJc w:val="left"/>
+      <w:pPr>
+        <w:ind w:left="2160" w:hanging="360"/>
+      </w:pPr>
+      <w:rPr>
+        <w:rFonts w:ascii="Wingdings" w:hAnsi="Wingdings" w:hint="default"/>
+      </w:rPr>
+    </w:lvl>
+    <w:lvl w:ilvl="3" w:tplc="0C0A0001" w:tentative="1">
+      <w:start w:val="1"/>
+      <w:numFmt w:val="bullet"/>
+      <w:lvlText w:val=""/>
+      <w:lvlJc w:val="left"/>
+      <w:pPr>
+        <w:ind w:left="2880" w:hanging="360"/>
+      </w:pPr>
+      <w:rPr>
+        <w:rFonts w:ascii="Symbol" w:hAnsi="Symbol" w:hint="default"/>
+      </w:rPr>
+    </w:lvl>
+    <w:lvl w:ilvl="4" w:tplc="0C0A0003" w:tentative="1">
+      <w:start w:val="1"/>
+      <w:numFmt w:val="bullet"/>
+      <w:lvlText w:val="o"/>
+      <w:lvlJc w:val="left"/>
+      <w:pPr>
+        <w:ind w:left="3600" w:hanging="360"/>
+      </w:pPr>
+      <w:rPr>
+        <w:rFonts w:ascii="Courier New" w:hAnsi="Courier New" w:cs="Courier New" w:hint="default"/>
+      </w:rPr>
+    </w:lvl>
+    <w:lvl w:ilvl="5" w:tplc="0C0A0005" w:tentative="1">
+      <w:start w:val="1"/>
+      <w:numFmt w:val="bullet"/>
+      <w:lvlText w:val=""/>
+      <w:lvlJc w:val="left"/>
+      <w:pPr>
+        <w:ind w:left="4320" w:hanging="360"/>
+      </w:pPr>
+      <w:rPr>
+        <w:rFonts w:ascii="Wingdings" w:hAnsi="Wingdings" w:hint="default"/>
+      </w:rPr>
+    </w:lvl>
+    <w:lvl w:ilvl="6" w:tplc="0C0A0001" w:tentative="1">
+      <w:start w:val="1"/>
+      <w:numFmt w:val="bullet"/>
+      <w:lvlText w:val=""/>
+      <w:lvlJc w:val="left"/>
+      <w:pPr>
+        <w:ind w:left="5040" w:hanging="360"/>
+      </w:pPr>
+      <w:rPr>
+        <w:rFonts w:ascii="Symbol" w:hAnsi="Symbol" w:hint="default"/>
+      </w:rPr>
+    </w:lvl>
+    <w:lvl w:ilvl="7" w:tplc="0C0A0003" w:tentative="1">
+      <w:start w:val="1"/>
+      <w:numFmt w:val="bullet"/>
+      <w:lvlText w:val="o"/>
+      <w:lvlJc w:val="left"/>
+      <w:pPr>
+        <w:ind w:left="5760" w:hanging="360"/>
+      </w:pPr>
+      <w:rPr>
+        <w:rFonts w:ascii="Courier New" w:hAnsi="Courier New" w:cs="Courier New" w:hint="default"/>
+      </w:rPr>
+    </w:lvl>
+    <w:lvl w:ilvl="8" w:tplc="0C0A0005" w:tentative="1">
+      <w:start w:val="1"/>
+      <w:numFmt w:val="bullet"/>
+      <w:lvlText w:val=""/>
+      <w:lvlJc w:val="left"/>
+      <w:pPr>
+        <w:ind w:left="6480" w:hanging="360"/>
+      </w:pPr>
+      <w:rPr>
+        <w:rFonts w:ascii="Wingdings" w:hAnsi="Wingdings" w:hint="default"/>
+      </w:rPr>
+    </w:lvl>
+  </w:abstractNum>
+  <w:abstractNum w:abstractNumId="1" w15:restartNumberingAfterBreak="0">
+    <w:nsid w:val="08445523"/>
+    <w:multiLevelType w:val="hybridMultilevel"/>
+    <w:tmpl w:val="C8CCB400"/>
+    <w:lvl w:ilvl="0" w:tplc="0C0A000D">
+      <w:start w:val="1"/>
+      <w:numFmt w:val="bullet"/>
+      <w:lvlText w:val=""/>
+      <w:lvlJc w:val="left"/>
+      <w:pPr>
+        <w:ind w:left="720" w:hanging="360"/>
+      </w:pPr>
+      <w:rPr>
+        <w:rFonts w:ascii="Wingdings" w:hAnsi="Wingdings" w:hint="default"/>
+      </w:rPr>
+    </w:lvl>
+    <w:lvl w:ilvl="1" w:tplc="0C0A0003" w:tentative="1">
+      <w:start w:val="1"/>
+      <w:numFmt w:val="bullet"/>
+      <w:lvlText w:val="o"/>
+      <w:lvlJc w:val="left"/>
+      <w:pPr>
+        <w:ind w:left="1440" w:hanging="360"/>
+      </w:pPr>
+      <w:rPr>
+        <w:rFonts w:ascii="Courier New" w:hAnsi="Courier New" w:cs="Courier New" w:hint="default"/>
+      </w:rPr>
+    </w:lvl>
+    <w:lvl w:ilvl="2" w:tplc="0C0A0005" w:tentative="1">
+      <w:start w:val="1"/>
+      <w:numFmt w:val="bullet"/>
+      <w:lvlText w:val=""/>
+      <w:lvlJc w:val="left"/>
+      <w:pPr>
+        <w:ind w:left="2160" w:hanging="360"/>
+      </w:pPr>
+      <w:rPr>
+        <w:rFonts w:ascii="Wingdings" w:hAnsi="Wingdings" w:hint="default"/>
+      </w:rPr>
+    </w:lvl>
+    <w:lvl w:ilvl="3" w:tplc="0C0A0001" w:tentative="1">
+      <w:start w:val="1"/>
+      <w:numFmt w:val="bullet"/>
+      <w:lvlText w:val=""/>
+      <w:lvlJc w:val="left"/>
+      <w:pPr>
+        <w:ind w:left="2880" w:hanging="360"/>
+      </w:pPr>
+      <w:rPr>
+        <w:rFonts w:ascii="Symbol" w:hAnsi="Symbol" w:hint="default"/>
+      </w:rPr>
+    </w:lvl>
+    <w:lvl w:ilvl="4" w:tplc="0C0A0003" w:tentative="1">
+      <w:start w:val="1"/>
+      <w:numFmt w:val="bullet"/>
+      <w:lvlText w:val="o"/>
+      <w:lvlJc w:val="left"/>
+      <w:pPr>
+        <w:ind w:left="3600" w:hanging="360"/>
+      </w:pPr>
+      <w:rPr>
+        <w:rFonts w:ascii="Courier New" w:hAnsi="Courier New" w:cs="Courier New" w:hint="default"/>
+      </w:rPr>
+    </w:lvl>
+    <w:lvl w:ilvl="5" w:tplc="0C0A0005" w:tentative="1">
+      <w:start w:val="1"/>
+      <w:numFmt w:val="bullet"/>
+      <w:lvlText w:val=""/>
+      <w:lvlJc w:val="left"/>
+      <w:pPr>
+        <w:ind w:left="4320" w:hanging="360"/>
+      </w:pPr>
+      <w:rPr>
+        <w:rFonts w:ascii="Wingdings" w:hAnsi="Wingdings" w:hint="default"/>
+      </w:rPr>
+    </w:lvl>
+    <w:lvl w:ilvl="6" w:tplc="0C0A0001" w:tentative="1">
+      <w:start w:val="1"/>
+      <w:numFmt w:val="bullet"/>
+      <w:lvlText w:val=""/>
+      <w:lvlJc w:val="left"/>
+      <w:pPr>
+        <w:ind w:left="5040" w:hanging="360"/>
+      </w:pPr>
+      <w:rPr>
+        <w:rFonts w:ascii="Symbol" w:hAnsi="Symbol" w:hint="default"/>
+      </w:rPr>
+    </w:lvl>
+    <w:lvl w:ilvl="7" w:tplc="0C0A0003" w:tentative="1">
+      <w:start w:val="1"/>
+      <w:numFmt w:val="bullet"/>
+      <w:lvlText w:val="o"/>
+      <w:lvlJc w:val="left"/>
+      <w:pPr>
+        <w:ind w:left="5760" w:hanging="360"/>
+      </w:pPr>
+      <w:rPr>
+        <w:rFonts w:ascii="Courier New" w:hAnsi="Courier New" w:cs="Courier New" w:hint="default"/>
+      </w:rPr>
+    </w:lvl>
+    <w:lvl w:ilvl="8" w:tplc="0C0A0005" w:tentative="1">
+      <w:start w:val="1"/>
+      <w:numFmt w:val="bullet"/>
+      <w:lvlText w:val=""/>
+      <w:lvlJc w:val="left"/>
+      <w:pPr>
+        <w:ind w:left="6480" w:hanging="360"/>
+      </w:pPr>
+      <w:rPr>
+        <w:rFonts w:ascii="Wingdings" w:hAnsi="Wingdings" w:hint="default"/>
+      </w:rPr>
+    </w:lvl>
+  </w:abstractNum>
+  <w:abstractNum w:abstractNumId="2" w15:restartNumberingAfterBreak="0">
+    <w:nsid w:val="09E4293E"/>
+    <w:multiLevelType w:val="hybridMultilevel"/>
+    <w:tmpl w:val="D13C9B9A"/>
+    <w:lvl w:ilvl="0" w:tplc="0C0A000D">
+      <w:start w:val="1"/>
+      <w:numFmt w:val="bullet"/>
+      <w:lvlText w:val=""/>
+      <w:lvlJc w:val="left"/>
+      <w:pPr>
+        <w:ind w:left="720" w:hanging="360"/>
+      </w:pPr>
+      <w:rPr>
+        <w:rFonts w:ascii="Wingdings" w:hAnsi="Wingdings" w:hint="default"/>
+      </w:rPr>
+    </w:lvl>
+    <w:lvl w:ilvl="1" w:tplc="0C0A0003" w:tentative="1">
+      <w:start w:val="1"/>
+      <w:numFmt w:val="bullet"/>
+      <w:lvlText w:val="o"/>
+      <w:lvlJc w:val="left"/>
+      <w:pPr>
+        <w:ind w:left="1440" w:hanging="360"/>
+      </w:pPr>
+      <w:rPr>
+        <w:rFonts w:ascii="Courier New" w:hAnsi="Courier New" w:cs="Courier New" w:hint="default"/>
+      </w:rPr>
+    </w:lvl>
+    <w:lvl w:ilvl="2" w:tplc="0C0A0005" w:tentative="1">
+      <w:start w:val="1"/>
+      <w:numFmt w:val="bullet"/>
+      <w:lvlText w:val=""/>
+      <w:lvlJc w:val="left"/>
+      <w:pPr>
+        <w:ind w:left="2160" w:hanging="360"/>
+      </w:pPr>
+      <w:rPr>
+        <w:rFonts w:ascii="Wingdings" w:hAnsi="Wingdings" w:hint="default"/>
+      </w:rPr>
+    </w:lvl>
+    <w:lvl w:ilvl="3" w:tplc="0C0A0001" w:tentative="1">
+      <w:start w:val="1"/>
+      <w:numFmt w:val="bullet"/>
+      <w:lvlText w:val=""/>
+      <w:lvlJc w:val="left"/>
+      <w:pPr>
+        <w:ind w:left="2880" w:hanging="360"/>
+      </w:pPr>
+      <w:rPr>
+        <w:rFonts w:ascii="Symbol" w:hAnsi="Symbol" w:hint="default"/>
+      </w:rPr>
+    </w:lvl>
+    <w:lvl w:ilvl="4" w:tplc="0C0A0003" w:tentative="1">
+      <w:start w:val="1"/>
+      <w:numFmt w:val="bullet"/>
+      <w:lvlText w:val="o"/>
+      <w:lvlJc w:val="left"/>
+      <w:pPr>
+        <w:ind w:left="3600" w:hanging="360"/>
+      </w:pPr>
+      <w:rPr>
+        <w:rFonts w:ascii="Courier New" w:hAnsi="Courier New" w:cs="Courier New" w:hint="default"/>
+      </w:rPr>
+    </w:lvl>
+    <w:lvl w:ilvl="5" w:tplc="0C0A0005" w:tentative="1">
+      <w:start w:val="1"/>
+      <w:numFmt w:val="bullet"/>
+      <w:lvlText w:val=""/>
+      <w:lvlJc w:val="left"/>
+      <w:pPr>
+        <w:ind w:left="4320" w:hanging="360"/>
+      </w:pPr>
+      <w:rPr>
+        <w:rFonts w:ascii="Wingdings" w:hAnsi="Wingdings" w:hint="default"/>
+      </w:rPr>
+    </w:lvl>
+    <w:lvl w:ilvl="6" w:tplc="0C0A0001" w:tentative="1">
+      <w:start w:val="1"/>
+      <w:numFmt w:val="bullet"/>
+      <w:lvlText w:val=""/>
+      <w:lvlJc w:val="left"/>
+      <w:pPr>
+        <w:ind w:left="5040" w:hanging="360"/>
+      </w:pPr>
+      <w:rPr>
+        <w:rFonts w:ascii="Symbol" w:hAnsi="Symbol" w:hint="default"/>
+      </w:rPr>
+    </w:lvl>
+    <w:lvl w:ilvl="7" w:tplc="0C0A0003" w:tentative="1">
+      <w:start w:val="1"/>
+      <w:numFmt w:val="bullet"/>
+      <w:lvlText w:val="o"/>
+      <w:lvlJc w:val="left"/>
+      <w:pPr>
+        <w:ind w:left="5760" w:hanging="360"/>
+      </w:pPr>
+      <w:rPr>
+        <w:rFonts w:ascii="Courier New" w:hAnsi="Courier New" w:cs="Courier New" w:hint="default"/>
+      </w:rPr>
+    </w:lvl>
+    <w:lvl w:ilvl="8" w:tplc="0C0A0005" w:tentative="1">
+      <w:start w:val="1"/>
+      <w:numFmt w:val="bullet"/>
+      <w:lvlText w:val=""/>
+      <w:lvlJc w:val="left"/>
+      <w:pPr>
+        <w:ind w:left="6480" w:hanging="360"/>
+      </w:pPr>
+      <w:rPr>
+        <w:rFonts w:ascii="Wingdings" w:hAnsi="Wingdings" w:hint="default"/>
+      </w:rPr>
+    </w:lvl>
+  </w:abstractNum>
+  <w:abstractNum w:abstractNumId="3" w15:restartNumberingAfterBreak="0">
+    <w:nsid w:val="0AB56017"/>
+    <w:multiLevelType w:val="hybridMultilevel"/>
+    <w:tmpl w:val="2FF64406"/>
+    <w:lvl w:ilvl="0" w:tplc="0C0A0001">
+      <w:start w:val="1"/>
+      <w:numFmt w:val="bullet"/>
+      <w:lvlText w:val=""/>
+      <w:lvlJc w:val="left"/>
+      <w:pPr>
+        <w:ind w:left="720" w:hanging="360"/>
+      </w:pPr>
+      <w:rPr>
+        <w:rFonts w:ascii="Symbol" w:hAnsi="Symbol" w:hint="default"/>
+      </w:rPr>
+    </w:lvl>
+    <w:lvl w:ilvl="1" w:tplc="0C0A0003" w:tentative="1">
+      <w:start w:val="1"/>
+      <w:numFmt w:val="bullet"/>
+      <w:lvlText w:val="o"/>
+      <w:lvlJc w:val="left"/>
+      <w:pPr>
+        <w:ind w:left="1440" w:hanging="360"/>
+      </w:pPr>
+      <w:rPr>
+        <w:rFonts w:ascii="Courier New" w:hAnsi="Courier New" w:cs="Courier New" w:hint="default"/>
+      </w:rPr>
+    </w:lvl>
+    <w:lvl w:ilvl="2" w:tplc="0C0A0005" w:tentative="1">
+      <w:start w:val="1"/>
+      <w:numFmt w:val="bullet"/>
+      <w:lvlText w:val=""/>
+      <w:lvlJc w:val="left"/>
+      <w:pPr>
+        <w:ind w:left="2160" w:hanging="360"/>
+      </w:pPr>
+      <w:rPr>
+        <w:rFonts w:ascii="Wingdings" w:hAnsi="Wingdings" w:hint="default"/>
+      </w:rPr>
+    </w:lvl>
+    <w:lvl w:ilvl="3" w:tplc="0C0A0001" w:tentative="1">
+      <w:start w:val="1"/>
+      <w:numFmt w:val="bullet"/>
+      <w:lvlText w:val=""/>
+      <w:lvlJc w:val="left"/>
+      <w:pPr>
+        <w:ind w:left="2880" w:hanging="360"/>
+      </w:pPr>
+      <w:rPr>
+        <w:rFonts w:ascii="Symbol" w:hAnsi="Symbol" w:hint="default"/>
+      </w:rPr>
+    </w:lvl>
+    <w:lvl w:ilvl="4" w:tplc="0C0A0003" w:tentative="1">
+      <w:start w:val="1"/>
+      <w:numFmt w:val="bullet"/>
+      <w:lvlText w:val="o"/>
+      <w:lvlJc w:val="left"/>
+      <w:pPr>
+        <w:ind w:left="3600" w:hanging="360"/>
+      </w:pPr>
+      <w:rPr>
+        <w:rFonts w:ascii="Courier New" w:hAnsi="Courier New" w:cs="Courier New" w:hint="default"/>
+      </w:rPr>
+    </w:lvl>
+    <w:lvl w:ilvl="5" w:tplc="0C0A0005" w:tentative="1">
+      <w:start w:val="1"/>
+      <w:numFmt w:val="bullet"/>
+      <w:lvlText w:val=""/>
+      <w:lvlJc w:val="left"/>
+      <w:pPr>
+        <w:ind w:left="4320" w:hanging="360"/>
+      </w:pPr>
+      <w:rPr>
+        <w:rFonts w:ascii="Wingdings" w:hAnsi="Wingdings" w:hint="default"/>
+      </w:rPr>
+    </w:lvl>
+    <w:lvl w:ilvl="6" w:tplc="0C0A0001" w:tentative="1">
+      <w:start w:val="1"/>
+      <w:numFmt w:val="bullet"/>
+      <w:lvlText w:val=""/>
+      <w:lvlJc w:val="left"/>
+      <w:pPr>
+        <w:ind w:left="5040" w:hanging="360"/>
+      </w:pPr>
+      <w:rPr>
+        <w:rFonts w:ascii="Symbol" w:hAnsi="Symbol" w:hint="default"/>
+      </w:rPr>
+    </w:lvl>
+    <w:lvl w:ilvl="7" w:tplc="0C0A0003" w:tentative="1">
+      <w:start w:val="1"/>
+      <w:numFmt w:val="bullet"/>
+      <w:lvlText w:val="o"/>
+      <w:lvlJc w:val="left"/>
+      <w:pPr>
+        <w:ind w:left="5760" w:hanging="360"/>
+      </w:pPr>
+      <w:rPr>
+        <w:rFonts w:ascii="Courier New" w:hAnsi="Courier New" w:cs="Courier New" w:hint="default"/>
+      </w:rPr>
+    </w:lvl>
+    <w:lvl w:ilvl="8" w:tplc="0C0A0005" w:tentative="1">
+      <w:start w:val="1"/>
+      <w:numFmt w:val="bullet"/>
+      <w:lvlText w:val=""/>
+      <w:lvlJc w:val="left"/>
+      <w:pPr>
+        <w:ind w:left="6480" w:hanging="360"/>
+      </w:pPr>
+      <w:rPr>
+        <w:rFonts w:ascii="Wingdings" w:hAnsi="Wingdings" w:hint="default"/>
+      </w:rPr>
+    </w:lvl>
+  </w:abstractNum>
+  <w:abstractNum w:abstractNumId="4" w15:restartNumberingAfterBreak="0">
+    <w:nsid w:val="0CAC66C1"/>
+    <w:multiLevelType w:val="hybridMultilevel"/>
+    <w:tmpl w:val="95DCB7D4"/>
+    <w:lvl w:ilvl="0" w:tplc="0C0A0015">
+      <w:start w:val="1"/>
+      <w:numFmt w:val="upperLetter"/>
+      <w:lvlText w:val="%1."/>
+      <w:lvlJc w:val="left"/>
+      <w:pPr>
+        <w:ind w:left="720" w:hanging="360"/>
+      </w:pPr>
+    </w:lvl>
+    <w:lvl w:ilvl="1" w:tplc="0C0A0019" w:tentative="1">
+      <w:start w:val="1"/>
+      <w:numFmt w:val="lowerLetter"/>
+      <w:lvlText w:val="%2."/>
+      <w:lvlJc w:val="left"/>
+      <w:pPr>
+        <w:ind w:left="1440" w:hanging="360"/>
+      </w:pPr>
+    </w:lvl>
+    <w:lvl w:ilvl="2" w:tplc="0C0A001B" w:tentative="1">
+      <w:start w:val="1"/>
+      <w:numFmt w:val="lowerRoman"/>
+      <w:lvlText w:val="%3."/>
+      <w:lvlJc w:val="right"/>
+      <w:pPr>
+        <w:ind w:left="2160" w:hanging="180"/>
+      </w:pPr>
+    </w:lvl>
+    <w:lvl w:ilvl="3" w:tplc="0C0A000F" w:tentative="1">
+      <w:start w:val="1"/>
+      <w:numFmt w:val="decimal"/>
+      <w:lvlText w:val="%4."/>
+      <w:lvlJc w:val="left"/>
+      <w:pPr>
+        <w:ind w:left="2880" w:hanging="360"/>
+      </w:pPr>
+    </w:lvl>
+    <w:lvl w:ilvl="4" w:tplc="0C0A0019" w:tentative="1">
+      <w:start w:val="1"/>
+      <w:numFmt w:val="lowerLetter"/>
+      <w:lvlText w:val="%5."/>
+      <w:lvlJc w:val="left"/>
+      <w:pPr>
+        <w:ind w:left="3600" w:hanging="360"/>
+      </w:pPr>
+    </w:lvl>
+    <w:lvl w:ilvl="5" w:tplc="0C0A001B" w:tentative="1">
+      <w:start w:val="1"/>
+      <w:numFmt w:val="lowerRoman"/>
+      <w:lvlText w:val="%6."/>
+      <w:lvlJc w:val="right"/>
+      <w:pPr>
+        <w:ind w:left="4320" w:hanging="180"/>
+      </w:pPr>
+    </w:lvl>
+    <w:lvl w:ilvl="6" w:tplc="0C0A000F" w:tentative="1">
+      <w:start w:val="1"/>
+      <w:numFmt w:val="decimal"/>
+      <w:lvlText w:val="%7."/>
+      <w:lvlJc w:val="left"/>
+      <w:pPr>
+        <w:ind w:left="5040" w:hanging="360"/>
+      </w:pPr>
+    </w:lvl>
+    <w:lvl w:ilvl="7" w:tplc="0C0A0019" w:tentative="1">
+      <w:start w:val="1"/>
+      <w:numFmt w:val="lowerLetter"/>
+      <w:lvlText w:val="%8."/>
+      <w:lvlJc w:val="left"/>
+      <w:pPr>
+        <w:ind w:left="5760" w:hanging="360"/>
+      </w:pPr>
+    </w:lvl>
+    <w:lvl w:ilvl="8" w:tplc="0C0A001B" w:tentative="1">
+      <w:start w:val="1"/>
+      <w:numFmt w:val="lowerRoman"/>
+      <w:lvlText w:val="%9."/>
+      <w:lvlJc w:val="right"/>
+      <w:pPr>
+        <w:ind w:left="6480" w:hanging="180"/>
+      </w:pPr>
+    </w:lvl>
+  </w:abstractNum>
+  <w:abstractNum w:abstractNumId="5" w15:restartNumberingAfterBreak="0">
+    <w:nsid w:val="0E8D6C65"/>
+    <w:multiLevelType w:val="hybridMultilevel"/>
+    <w:tmpl w:val="51269E0C"/>
+    <w:lvl w:ilvl="0" w:tplc="8A1E00FE">
+      <w:start w:val="1"/>
+      <w:numFmt w:val="bullet"/>
+      <w:lvlText w:val=""/>
+      <w:lvlJc w:val="left"/>
+      <w:pPr>
+        <w:ind w:left="1211" w:hanging="360"/>
+      </w:pPr>
+      <w:rPr>
+        <w:rFonts w:ascii="Symbol" w:hAnsi="Symbol" w:hint="default"/>
+      </w:rPr>
+    </w:lvl>
+    <w:lvl w:ilvl="1" w:tplc="0C0A0003" w:tentative="1">
+      <w:start w:val="1"/>
+      <w:numFmt w:val="bullet"/>
+      <w:lvlText w:val="o"/>
+      <w:lvlJc w:val="left"/>
+      <w:pPr>
+        <w:ind w:left="1931" w:hanging="360"/>
+      </w:pPr>
+      <w:rPr>
+        <w:rFonts w:ascii="Courier New" w:hAnsi="Courier New" w:cs="Courier New" w:hint="default"/>
+      </w:rPr>
+    </w:lvl>
+    <w:lvl w:ilvl="2" w:tplc="0C0A0005" w:tentative="1">
+      <w:start w:val="1"/>
+      <w:numFmt w:val="bullet"/>
+      <w:lvlText w:val=""/>
+      <w:lvlJc w:val="left"/>
+      <w:pPr>
+        <w:ind w:left="2651" w:hanging="360"/>
+      </w:pPr>
+      <w:rPr>
+        <w:rFonts w:ascii="Wingdings" w:hAnsi="Wingdings" w:hint="default"/>
+      </w:rPr>
+    </w:lvl>
+    <w:lvl w:ilvl="3" w:tplc="0C0A0001" w:tentative="1">
+      <w:start w:val="1"/>
+      <w:numFmt w:val="bullet"/>
+      <w:lvlText w:val=""/>
+      <w:lvlJc w:val="left"/>
+      <w:pPr>
+        <w:ind w:left="3371" w:hanging="360"/>
+      </w:pPr>
+      <w:rPr>
+        <w:rFonts w:ascii="Symbol" w:hAnsi="Symbol" w:hint="default"/>
+      </w:rPr>
+    </w:lvl>
+    <w:lvl w:ilvl="4" w:tplc="0C0A0003" w:tentative="1">
+      <w:start w:val="1"/>
+      <w:numFmt w:val="bullet"/>
+      <w:lvlText w:val="o"/>
+      <w:lvlJc w:val="left"/>
+      <w:pPr>
+        <w:ind w:left="4091" w:hanging="360"/>
+      </w:pPr>
+      <w:rPr>
+        <w:rFonts w:ascii="Courier New" w:hAnsi="Courier New" w:cs="Courier New" w:hint="default"/>
+      </w:rPr>
+    </w:lvl>
+    <w:lvl w:ilvl="5" w:tplc="0C0A0005" w:tentative="1">
+      <w:start w:val="1"/>
+      <w:numFmt w:val="bullet"/>
+      <w:lvlText w:val=""/>
+      <w:lvlJc w:val="left"/>
+      <w:pPr>
+        <w:ind w:left="4811" w:hanging="360"/>
+      </w:pPr>
+      <w:rPr>
+        <w:rFonts w:ascii="Wingdings" w:hAnsi="Wingdings" w:hint="default"/>
+      </w:rPr>
+    </w:lvl>
+    <w:lvl w:ilvl="6" w:tplc="0C0A0001" w:tentative="1">
+      <w:start w:val="1"/>
+      <w:numFmt w:val="bullet"/>
+      <w:lvlText w:val=""/>
+      <w:lvlJc w:val="left"/>
+      <w:pPr>
+        <w:ind w:left="5531" w:hanging="360"/>
+      </w:pPr>
+      <w:rPr>
+        <w:rFonts w:ascii="Symbol" w:hAnsi="Symbol" w:hint="default"/>
+      </w:rPr>
+    </w:lvl>
+    <w:lvl w:ilvl="7" w:tplc="0C0A0003" w:tentative="1">
+      <w:start w:val="1"/>
+      <w:numFmt w:val="bullet"/>
+      <w:lvlText w:val="o"/>
+      <w:lvlJc w:val="left"/>
+      <w:pPr>
+        <w:ind w:left="6251" w:hanging="360"/>
+      </w:pPr>
+      <w:rPr>
+        <w:rFonts w:ascii="Courier New" w:hAnsi="Courier New" w:cs="Courier New" w:hint="default"/>
+      </w:rPr>
+    </w:lvl>
+    <w:lvl w:ilvl="8" w:tplc="0C0A0005" w:tentative="1">
+      <w:start w:val="1"/>
+      <w:numFmt w:val="bullet"/>
+      <w:lvlText w:val=""/>
+      <w:lvlJc w:val="left"/>
+      <w:pPr>
+        <w:ind w:left="6971" w:hanging="360"/>
+      </w:pPr>
+      <w:rPr>
+        <w:rFonts w:ascii="Wingdings" w:hAnsi="Wingdings" w:hint="default"/>
+      </w:rPr>
+    </w:lvl>
+  </w:abstractNum>
+  <w:abstractNum w:abstractNumId="6" w15:restartNumberingAfterBreak="0">
+    <w:nsid w:val="1E52552A"/>
+    <w:multiLevelType w:val="hybridMultilevel"/>
+    <w:tmpl w:val="E2021DCE"/>
+    <w:lvl w:ilvl="0" w:tplc="8A1E00FE">
+      <w:start w:val="1"/>
+      <w:numFmt w:val="bullet"/>
+      <w:lvlText w:val=""/>
+      <w:lvlJc w:val="left"/>
+      <w:pPr>
+        <w:ind w:left="2061" w:hanging="360"/>
+      </w:pPr>
+      <w:rPr>
+        <w:rFonts w:ascii="Symbol" w:hAnsi="Symbol" w:hint="default"/>
+      </w:rPr>
+    </w:lvl>
+    <w:lvl w:ilvl="1" w:tplc="0C0A0003" w:tentative="1">
+      <w:start w:val="1"/>
+      <w:numFmt w:val="bullet"/>
+      <w:lvlText w:val="o"/>
+      <w:lvlJc w:val="left"/>
+      <w:pPr>
+        <w:ind w:left="2781" w:hanging="360"/>
+      </w:pPr>
+      <w:rPr>
+        <w:rFonts w:ascii="Courier New" w:hAnsi="Courier New" w:cs="Courier New" w:hint="default"/>
+      </w:rPr>
+    </w:lvl>
+    <w:lvl w:ilvl="2" w:tplc="0C0A0005" w:tentative="1">
+      <w:start w:val="1"/>
+      <w:numFmt w:val="bullet"/>
+      <w:lvlText w:val=""/>
+      <w:lvlJc w:val="left"/>
+      <w:pPr>
+        <w:ind w:left="3501" w:hanging="360"/>
+      </w:pPr>
+      <w:rPr>
+        <w:rFonts w:ascii="Wingdings" w:hAnsi="Wingdings" w:hint="default"/>
+      </w:rPr>
+    </w:lvl>
+    <w:lvl w:ilvl="3" w:tplc="0C0A0001" w:tentative="1">
+      <w:start w:val="1"/>
+      <w:numFmt w:val="bullet"/>
+      <w:lvlText w:val=""/>
+      <w:lvlJc w:val="left"/>
+      <w:pPr>
+        <w:ind w:left="4221" w:hanging="360"/>
+      </w:pPr>
+      <w:rPr>
+        <w:rFonts w:ascii="Symbol" w:hAnsi="Symbol" w:hint="default"/>
+      </w:rPr>
+    </w:lvl>
+    <w:lvl w:ilvl="4" w:tplc="0C0A0003" w:tentative="1">
+      <w:start w:val="1"/>
+      <w:numFmt w:val="bullet"/>
+      <w:lvlText w:val="o"/>
+      <w:lvlJc w:val="left"/>
+      <w:pPr>
+        <w:ind w:left="4941" w:hanging="360"/>
+      </w:pPr>
+      <w:rPr>
+        <w:rFonts w:ascii="Courier New" w:hAnsi="Courier New" w:cs="Courier New" w:hint="default"/>
+      </w:rPr>
+    </w:lvl>
+    <w:lvl w:ilvl="5" w:tplc="0C0A0005" w:tentative="1">
+      <w:start w:val="1"/>
+      <w:numFmt w:val="bullet"/>
+      <w:lvlText w:val=""/>
+      <w:lvlJc w:val="left"/>
+      <w:pPr>
+        <w:ind w:left="5661" w:hanging="360"/>
+      </w:pPr>
+      <w:rPr>
+        <w:rFonts w:ascii="Wingdings" w:hAnsi="Wingdings" w:hint="default"/>
+      </w:rPr>
+    </w:lvl>
+    <w:lvl w:ilvl="6" w:tplc="0C0A0001" w:tentative="1">
+      <w:start w:val="1"/>
+      <w:numFmt w:val="bullet"/>
+      <w:lvlText w:val=""/>
+      <w:lvlJc w:val="left"/>
+      <w:pPr>
+        <w:ind w:left="6381" w:hanging="360"/>
+      </w:pPr>
+      <w:rPr>
+        <w:rFonts w:ascii="Symbol" w:hAnsi="Symbol" w:hint="default"/>
+      </w:rPr>
+    </w:lvl>
+    <w:lvl w:ilvl="7" w:tplc="0C0A0003" w:tentative="1">
+      <w:start w:val="1"/>
+      <w:numFmt w:val="bullet"/>
+      <w:lvlText w:val="o"/>
+      <w:lvlJc w:val="left"/>
+      <w:pPr>
+        <w:ind w:left="7101" w:hanging="360"/>
+      </w:pPr>
+      <w:rPr>
+        <w:rFonts w:ascii="Courier New" w:hAnsi="Courier New" w:cs="Courier New" w:hint="default"/>
+      </w:rPr>
+    </w:lvl>
+    <w:lvl w:ilvl="8" w:tplc="0C0A0005" w:tentative="1">
+      <w:start w:val="1"/>
+      <w:numFmt w:val="bullet"/>
+      <w:lvlText w:val=""/>
+      <w:lvlJc w:val="left"/>
+      <w:pPr>
+        <w:ind w:left="7821" w:hanging="360"/>
+      </w:pPr>
+      <w:rPr>
+        <w:rFonts w:ascii="Wingdings" w:hAnsi="Wingdings" w:hint="default"/>
+      </w:rPr>
+    </w:lvl>
+  </w:abstractNum>
+  <w:abstractNum w:abstractNumId="7" w15:restartNumberingAfterBreak="0">
+    <w:nsid w:val="23750B44"/>
+    <w:multiLevelType w:val="hybridMultilevel"/>
+    <w:tmpl w:val="B5D2D6E6"/>
+    <w:lvl w:ilvl="0" w:tplc="0C0A000D">
+      <w:start w:val="1"/>
+      <w:numFmt w:val="bullet"/>
+      <w:lvlText w:val=""/>
+      <w:lvlJc w:val="left"/>
+      <w:pPr>
+        <w:ind w:left="720" w:hanging="360"/>
+      </w:pPr>
+      <w:rPr>
+        <w:rFonts w:ascii="Wingdings" w:hAnsi="Wingdings" w:hint="default"/>
+      </w:rPr>
+    </w:lvl>
+    <w:lvl w:ilvl="1" w:tplc="0C0A0003" w:tentative="1">
+      <w:start w:val="1"/>
+      <w:numFmt w:val="bullet"/>
+      <w:lvlText w:val="o"/>
+      <w:lvlJc w:val="left"/>
+      <w:pPr>
+        <w:ind w:left="1440" w:hanging="360"/>
+      </w:pPr>
+      <w:rPr>
+        <w:rFonts w:ascii="Courier New" w:hAnsi="Courier New" w:cs="Courier New" w:hint="default"/>
+      </w:rPr>
+    </w:lvl>
+    <w:lvl w:ilvl="2" w:tplc="0C0A0005" w:tentative="1">
+      <w:start w:val="1"/>
+      <w:numFmt w:val="bullet"/>
+      <w:lvlText w:val=""/>
+      <w:lvlJc w:val="left"/>
+      <w:pPr>
+        <w:ind w:left="2160" w:hanging="360"/>
+      </w:pPr>
+      <w:rPr>
+        <w:rFonts w:ascii="Wingdings" w:hAnsi="Wingdings" w:hint="default"/>
+      </w:rPr>
+    </w:lvl>
+    <w:lvl w:ilvl="3" w:tplc="0C0A0001" w:tentative="1">
+      <w:start w:val="1"/>
+      <w:numFmt w:val="bullet"/>
+      <w:lvlText w:val=""/>
+      <w:lvlJc w:val="left"/>
+      <w:pPr>
+        <w:ind w:left="2880" w:hanging="360"/>
+      </w:pPr>
+      <w:rPr>
+        <w:rFonts w:ascii="Symbol" w:hAnsi="Symbol" w:hint="default"/>
+      </w:rPr>
+    </w:lvl>
+    <w:lvl w:ilvl="4" w:tplc="0C0A0003" w:tentative="1">
+      <w:start w:val="1"/>
+      <w:numFmt w:val="bullet"/>
+      <w:lvlText w:val="o"/>
+      <w:lvlJc w:val="left"/>
+      <w:pPr>
+        <w:ind w:left="3600" w:hanging="360"/>
+      </w:pPr>
+      <w:rPr>
+        <w:rFonts w:ascii="Courier New" w:hAnsi="Courier New" w:cs="Courier New" w:hint="default"/>
+      </w:rPr>
+    </w:lvl>
+    <w:lvl w:ilvl="5" w:tplc="0C0A0005" w:tentative="1">
+      <w:start w:val="1"/>
+      <w:numFmt w:val="bullet"/>
+      <w:lvlText w:val=""/>
+      <w:lvlJc w:val="left"/>
+      <w:pPr>
+        <w:ind w:left="4320" w:hanging="360"/>
+      </w:pPr>
+      <w:rPr>
+        <w:rFonts w:ascii="Wingdings" w:hAnsi="Wingdings" w:hint="default"/>
+      </w:rPr>
+    </w:lvl>
+    <w:lvl w:ilvl="6" w:tplc="0C0A0001" w:tentative="1">
+      <w:start w:val="1"/>
+      <w:numFmt w:val="bullet"/>
+      <w:lvlText w:val=""/>
+      <w:lvlJc w:val="left"/>
+      <w:pPr>
+        <w:ind w:left="5040" w:hanging="360"/>
+      </w:pPr>
+      <w:rPr>
+        <w:rFonts w:ascii="Symbol" w:hAnsi="Symbol" w:hint="default"/>
+      </w:rPr>
+    </w:lvl>
+    <w:lvl w:ilvl="7" w:tplc="0C0A0003" w:tentative="1">
+      <w:start w:val="1"/>
+      <w:numFmt w:val="bullet"/>
+      <w:lvlText w:val="o"/>
+      <w:lvlJc w:val="left"/>
+      <w:pPr>
+        <w:ind w:left="5760" w:hanging="360"/>
+      </w:pPr>
+      <w:rPr>
+        <w:rFonts w:ascii="Courier New" w:hAnsi="Courier New" w:cs="Courier New" w:hint="default"/>
+      </w:rPr>
+    </w:lvl>
+    <w:lvl w:ilvl="8" w:tplc="0C0A0005" w:tentative="1">
+      <w:start w:val="1"/>
+      <w:numFmt w:val="bullet"/>
+      <w:lvlText w:val=""/>
+      <w:lvlJc w:val="left"/>
+      <w:pPr>
+        <w:ind w:left="6480" w:hanging="360"/>
+      </w:pPr>
+      <w:rPr>
+        <w:rFonts w:ascii="Wingdings" w:hAnsi="Wingdings" w:hint="default"/>
+      </w:rPr>
+    </w:lvl>
+  </w:abstractNum>
+  <w:abstractNum w:abstractNumId="8" w15:restartNumberingAfterBreak="0">
+    <w:nsid w:val="243F46E5"/>
+    <w:multiLevelType w:val="hybridMultilevel"/>
+    <w:tmpl w:val="E0F2578C"/>
+    <w:lvl w:ilvl="0" w:tplc="0C0A0007">
+      <w:start w:val="1"/>
+      <w:numFmt w:val="bullet"/>
+      <w:lvlText w:val=""/>
+      <w:lvlPicBulletId w:val="0"/>
+      <w:lvlJc w:val="left"/>
+      <w:pPr>
+        <w:ind w:left="720" w:hanging="360"/>
+      </w:pPr>
+      <w:rPr>
+        <w:rFonts w:ascii="Symbol" w:hAnsi="Symbol" w:hint="default"/>
+      </w:rPr>
+    </w:lvl>
+    <w:lvl w:ilvl="1" w:tplc="0C0A0003" w:tentative="1">
+      <w:start w:val="1"/>
+      <w:numFmt w:val="bullet"/>
+      <w:lvlText w:val="o"/>
+      <w:lvlJc w:val="left"/>
+      <w:pPr>
+        <w:ind w:left="1440" w:hanging="360"/>
+      </w:pPr>
+      <w:rPr>
+        <w:rFonts w:ascii="Courier New" w:hAnsi="Courier New" w:cs="Courier New" w:hint="default"/>
+      </w:rPr>
+    </w:lvl>
+    <w:lvl w:ilvl="2" w:tplc="0C0A0005" w:tentative="1">
+      <w:start w:val="1"/>
+      <w:numFmt w:val="bullet"/>
+      <w:lvlText w:val=""/>
+      <w:lvlJc w:val="left"/>
+      <w:pPr>
+        <w:ind w:left="2160" w:hanging="360"/>
+      </w:pPr>
+      <w:rPr>
+        <w:rFonts w:ascii="Wingdings" w:hAnsi="Wingdings" w:hint="default"/>
+      </w:rPr>
+    </w:lvl>
+    <w:lvl w:ilvl="3" w:tplc="0C0A0001" w:tentative="1">
+      <w:start w:val="1"/>
+      <w:numFmt w:val="bullet"/>
+      <w:lvlText w:val=""/>
+      <w:lvlJc w:val="left"/>
+      <w:pPr>
+        <w:ind w:left="2880" w:hanging="360"/>
+      </w:pPr>
+      <w:rPr>
+        <w:rFonts w:ascii="Symbol" w:hAnsi="Symbol" w:hint="default"/>
+      </w:rPr>
+    </w:lvl>
+    <w:lvl w:ilvl="4" w:tplc="0C0A0003" w:tentative="1">
+      <w:start w:val="1"/>
+      <w:numFmt w:val="bullet"/>
+      <w:lvlText w:val="o"/>
+      <w:lvlJc w:val="left"/>
+      <w:pPr>
+        <w:ind w:left="3600" w:hanging="360"/>
+      </w:pPr>
+      <w:rPr>
+        <w:rFonts w:ascii="Courier New" w:hAnsi="Courier New" w:cs="Courier New" w:hint="default"/>
+      </w:rPr>
+    </w:lvl>
+    <w:lvl w:ilvl="5" w:tplc="0C0A0005" w:tentative="1">
+      <w:start w:val="1"/>
+      <w:numFmt w:val="bullet"/>
+      <w:lvlText w:val=""/>
+      <w:lvlJc w:val="left"/>
+      <w:pPr>
+        <w:ind w:left="4320" w:hanging="360"/>
+      </w:pPr>
+      <w:rPr>
+        <w:rFonts w:ascii="Wingdings" w:hAnsi="Wingdings" w:hint="default"/>
+      </w:rPr>
+    </w:lvl>
+    <w:lvl w:ilvl="6" w:tplc="0C0A0001" w:tentative="1">
+      <w:start w:val="1"/>
+      <w:numFmt w:val="bullet"/>
+      <w:lvlText w:val=""/>
+      <w:lvlJc w:val="left"/>
+      <w:pPr>
+        <w:ind w:left="5040" w:hanging="360"/>
+      </w:pPr>
+      <w:rPr>
+        <w:rFonts w:ascii="Symbol" w:hAnsi="Symbol" w:hint="default"/>
+      </w:rPr>
+    </w:lvl>
+    <w:lvl w:ilvl="7" w:tplc="0C0A0003" w:tentative="1">
+      <w:start w:val="1"/>
+      <w:numFmt w:val="bullet"/>
+      <w:lvlText w:val="o"/>
+      <w:lvlJc w:val="left"/>
+      <w:pPr>
+        <w:ind w:left="5760" w:hanging="360"/>
+      </w:pPr>
+      <w:rPr>
+        <w:rFonts w:ascii="Courier New" w:hAnsi="Courier New" w:cs="Courier New" w:hint="default"/>
+      </w:rPr>
+    </w:lvl>
+    <w:lvl w:ilvl="8" w:tplc="0C0A0005" w:tentative="1">
+      <w:start w:val="1"/>
+      <w:numFmt w:val="bullet"/>
+      <w:lvlText w:val=""/>
+      <w:lvlJc w:val="left"/>
+      <w:pPr>
+        <w:ind w:left="6480" w:hanging="360"/>
+      </w:pPr>
+      <w:rPr>
+        <w:rFonts w:ascii="Wingdings" w:hAnsi="Wingdings" w:hint="default"/>
+      </w:rPr>
+    </w:lvl>
+  </w:abstractNum>
+  <w:abstractNum w:abstractNumId="9" w15:restartNumberingAfterBreak="0">
+    <w:nsid w:val="2ABA52D2"/>
+    <w:multiLevelType w:val="hybridMultilevel"/>
+    <w:tmpl w:val="21D2BB98"/>
+    <w:lvl w:ilvl="0" w:tplc="0C0A000D">
+      <w:start w:val="1"/>
+      <w:numFmt w:val="bullet"/>
+      <w:lvlText w:val=""/>
+      <w:lvlJc w:val="left"/>
+      <w:pPr>
+        <w:ind w:left="2345" w:hanging="360"/>
+      </w:pPr>
+      <w:rPr>
+        <w:rFonts w:ascii="Wingdings" w:hAnsi="Wingdings" w:hint="default"/>
+      </w:rPr>
+    </w:lvl>
+    <w:lvl w:ilvl="1" w:tplc="0C0A0003" w:tentative="1">
+      <w:start w:val="1"/>
+      <w:numFmt w:val="bullet"/>
+      <w:lvlText w:val="o"/>
+      <w:lvlJc w:val="left"/>
+      <w:pPr>
+        <w:ind w:left="3065" w:hanging="360"/>
+      </w:pPr>
+      <w:rPr>
+        <w:rFonts w:ascii="Courier New" w:hAnsi="Courier New" w:cs="Courier New" w:hint="default"/>
+      </w:rPr>
+    </w:lvl>
+    <w:lvl w:ilvl="2" w:tplc="0C0A0005" w:tentative="1">
+      <w:start w:val="1"/>
+      <w:numFmt w:val="bullet"/>
+      <w:lvlText w:val=""/>
+      <w:lvlJc w:val="left"/>
+      <w:pPr>
+        <w:ind w:left="3785" w:hanging="360"/>
+      </w:pPr>
+      <w:rPr>
+        <w:rFonts w:ascii="Wingdings" w:hAnsi="Wingdings" w:hint="default"/>
+      </w:rPr>
+    </w:lvl>
+    <w:lvl w:ilvl="3" w:tplc="0C0A0001" w:tentative="1">
+      <w:start w:val="1"/>
+      <w:numFmt w:val="bullet"/>
+      <w:lvlText w:val=""/>
+      <w:lvlJc w:val="left"/>
+      <w:pPr>
+        <w:ind w:left="4505" w:hanging="360"/>
+      </w:pPr>
+      <w:rPr>
+        <w:rFonts w:ascii="Symbol" w:hAnsi="Symbol" w:hint="default"/>
+      </w:rPr>
+    </w:lvl>
+    <w:lvl w:ilvl="4" w:tplc="0C0A0003" w:tentative="1">
+      <w:start w:val="1"/>
+      <w:numFmt w:val="bullet"/>
+      <w:lvlText w:val="o"/>
+      <w:lvlJc w:val="left"/>
+      <w:pPr>
+        <w:ind w:left="5225" w:hanging="360"/>
+      </w:pPr>
+      <w:rPr>
+        <w:rFonts w:ascii="Courier New" w:hAnsi="Courier New" w:cs="Courier New" w:hint="default"/>
+      </w:rPr>
+    </w:lvl>
+    <w:lvl w:ilvl="5" w:tplc="0C0A0005" w:tentative="1">
+      <w:start w:val="1"/>
+      <w:numFmt w:val="bullet"/>
+      <w:lvlText w:val=""/>
+      <w:lvlJc w:val="left"/>
+      <w:pPr>
+        <w:ind w:left="5945" w:hanging="360"/>
+      </w:pPr>
+      <w:rPr>
+        <w:rFonts w:ascii="Wingdings" w:hAnsi="Wingdings" w:hint="default"/>
+      </w:rPr>
+    </w:lvl>
+    <w:lvl w:ilvl="6" w:tplc="0C0A0001" w:tentative="1">
+      <w:start w:val="1"/>
+      <w:numFmt w:val="bullet"/>
+      <w:lvlText w:val=""/>
+      <w:lvlJc w:val="left"/>
+      <w:pPr>
+        <w:ind w:left="6665" w:hanging="360"/>
+      </w:pPr>
+      <w:rPr>
+        <w:rFonts w:ascii="Symbol" w:hAnsi="Symbol" w:hint="default"/>
+      </w:rPr>
+    </w:lvl>
+    <w:lvl w:ilvl="7" w:tplc="0C0A0003" w:tentative="1">
+      <w:start w:val="1"/>
+      <w:numFmt w:val="bullet"/>
+      <w:lvlText w:val="o"/>
+      <w:lvlJc w:val="left"/>
+      <w:pPr>
+        <w:ind w:left="7385" w:hanging="360"/>
+      </w:pPr>
+      <w:rPr>
+        <w:rFonts w:ascii="Courier New" w:hAnsi="Courier New" w:cs="Courier New" w:hint="default"/>
+      </w:rPr>
+    </w:lvl>
+    <w:lvl w:ilvl="8" w:tplc="0C0A0005" w:tentative="1">
+      <w:start w:val="1"/>
+      <w:numFmt w:val="bullet"/>
+      <w:lvlText w:val=""/>
+      <w:lvlJc w:val="left"/>
+      <w:pPr>
+        <w:ind w:left="8105" w:hanging="360"/>
+      </w:pPr>
+      <w:rPr>
+        <w:rFonts w:ascii="Wingdings" w:hAnsi="Wingdings" w:hint="default"/>
+      </w:rPr>
+    </w:lvl>
+  </w:abstractNum>
+  <w:abstractNum w:abstractNumId="10" w15:restartNumberingAfterBreak="0">
+    <w:nsid w:val="2D1D6D1E"/>
+    <w:multiLevelType w:val="hybridMultilevel"/>
+    <w:tmpl w:val="C4C44718"/>
+    <w:lvl w:ilvl="0" w:tplc="0C0A0007">
+      <w:start w:val="1"/>
+      <w:numFmt w:val="bullet"/>
+      <w:lvlText w:val=""/>
+      <w:lvlPicBulletId w:val="0"/>
+      <w:lvlJc w:val="left"/>
+      <w:pPr>
+        <w:ind w:left="1353" w:hanging="360"/>
+      </w:pPr>
+      <w:rPr>
+        <w:rFonts w:ascii="Symbol" w:hAnsi="Symbol" w:hint="default"/>
+      </w:rPr>
+    </w:lvl>
+    <w:lvl w:ilvl="1" w:tplc="0C0A0003" w:tentative="1">
+      <w:start w:val="1"/>
+      <w:numFmt w:val="bullet"/>
+      <w:lvlText w:val="o"/>
+      <w:lvlJc w:val="left"/>
+      <w:pPr>
+        <w:ind w:left="2073" w:hanging="360"/>
+      </w:pPr>
+      <w:rPr>
+        <w:rFonts w:ascii="Courier New" w:hAnsi="Courier New" w:cs="Courier New" w:hint="default"/>
+      </w:rPr>
+    </w:lvl>
+    <w:lvl w:ilvl="2" w:tplc="0C0A0005" w:tentative="1">
+      <w:start w:val="1"/>
+      <w:numFmt w:val="bullet"/>
+      <w:lvlText w:val=""/>
+      <w:lvlJc w:val="left"/>
+      <w:pPr>
+        <w:ind w:left="2793" w:hanging="360"/>
+      </w:pPr>
+      <w:rPr>
+        <w:rFonts w:ascii="Wingdings" w:hAnsi="Wingdings" w:hint="default"/>
+      </w:rPr>
+    </w:lvl>
+    <w:lvl w:ilvl="3" w:tplc="0C0A0001" w:tentative="1">
+      <w:start w:val="1"/>
+      <w:numFmt w:val="bullet"/>
+      <w:lvlText w:val=""/>
+      <w:lvlJc w:val="left"/>
+      <w:pPr>
+        <w:ind w:left="3513" w:hanging="360"/>
+      </w:pPr>
+      <w:rPr>
+        <w:rFonts w:ascii="Symbol" w:hAnsi="Symbol" w:hint="default"/>
+      </w:rPr>
+    </w:lvl>
+    <w:lvl w:ilvl="4" w:tplc="0C0A0003" w:tentative="1">
+      <w:start w:val="1"/>
+      <w:numFmt w:val="bullet"/>
+      <w:lvlText w:val="o"/>
+      <w:lvlJc w:val="left"/>
+      <w:pPr>
+        <w:ind w:left="4233" w:hanging="360"/>
+      </w:pPr>
+      <w:rPr>
+        <w:rFonts w:ascii="Courier New" w:hAnsi="Courier New" w:cs="Courier New" w:hint="default"/>
+      </w:rPr>
+    </w:lvl>
+    <w:lvl w:ilvl="5" w:tplc="0C0A0005" w:tentative="1">
+      <w:start w:val="1"/>
+      <w:numFmt w:val="bullet"/>
+      <w:lvlText w:val=""/>
+      <w:lvlJc w:val="left"/>
+      <w:pPr>
+        <w:ind w:left="4953" w:hanging="360"/>
+      </w:pPr>
+      <w:rPr>
+        <w:rFonts w:ascii="Wingdings" w:hAnsi="Wingdings" w:hint="default"/>
+      </w:rPr>
+    </w:lvl>
+    <w:lvl w:ilvl="6" w:tplc="0C0A0001" w:tentative="1">
+      <w:start w:val="1"/>
+      <w:numFmt w:val="bullet"/>
+      <w:lvlText w:val=""/>
+      <w:lvlJc w:val="left"/>
+      <w:pPr>
+        <w:ind w:left="5673" w:hanging="360"/>
+      </w:pPr>
+      <w:rPr>
+        <w:rFonts w:ascii="Symbol" w:hAnsi="Symbol" w:hint="default"/>
+      </w:rPr>
+    </w:lvl>
+    <w:lvl w:ilvl="7" w:tplc="0C0A0003" w:tentative="1">
+      <w:start w:val="1"/>
+      <w:numFmt w:val="bullet"/>
+      <w:lvlText w:val="o"/>
+      <w:lvlJc w:val="left"/>
+      <w:pPr>
+        <w:ind w:left="6393" w:hanging="360"/>
+      </w:pPr>
+      <w:rPr>
+        <w:rFonts w:ascii="Courier New" w:hAnsi="Courier New" w:cs="Courier New" w:hint="default"/>
+      </w:rPr>
+    </w:lvl>
+    <w:lvl w:ilvl="8" w:tplc="0C0A0005" w:tentative="1">
+      <w:start w:val="1"/>
+      <w:numFmt w:val="bullet"/>
+      <w:lvlText w:val=""/>
+      <w:lvlJc w:val="left"/>
+      <w:pPr>
+        <w:ind w:left="7113" w:hanging="360"/>
+      </w:pPr>
+      <w:rPr>
+        <w:rFonts w:ascii="Wingdings" w:hAnsi="Wingdings" w:hint="default"/>
+      </w:rPr>
+    </w:lvl>
+  </w:abstractNum>
+  <w:abstractNum w:abstractNumId="11" w15:restartNumberingAfterBreak="0">
+    <w:nsid w:val="2DF12997"/>
+    <w:multiLevelType w:val="hybridMultilevel"/>
+    <w:tmpl w:val="86FE4854"/>
+    <w:lvl w:ilvl="0" w:tplc="0C0A0001">
+      <w:start w:val="1"/>
+      <w:numFmt w:val="bullet"/>
+      <w:lvlText w:val=""/>
+      <w:lvlJc w:val="left"/>
+      <w:pPr>
+        <w:ind w:left="720" w:hanging="360"/>
+      </w:pPr>
+      <w:rPr>
+        <w:rFonts w:ascii="Symbol" w:hAnsi="Symbol" w:hint="default"/>
+      </w:rPr>
+    </w:lvl>
+    <w:lvl w:ilvl="1" w:tplc="0C0A0003" w:tentative="1">
+      <w:start w:val="1"/>
+      <w:numFmt w:val="bullet"/>
+      <w:lvlText w:val="o"/>
+      <w:lvlJc w:val="left"/>
+      <w:pPr>
+        <w:ind w:left="1440" w:hanging="360"/>
+      </w:pPr>
+      <w:rPr>
+        <w:rFonts w:ascii="Courier New" w:hAnsi="Courier New" w:cs="Courier New" w:hint="default"/>
+      </w:rPr>
+    </w:lvl>
+    <w:lvl w:ilvl="2" w:tplc="0C0A0005" w:tentative="1">
+      <w:start w:val="1"/>
+      <w:numFmt w:val="bullet"/>
+      <w:lvlText w:val=""/>
+      <w:lvlJc w:val="left"/>
+      <w:pPr>
+        <w:ind w:left="2160" w:hanging="360"/>
+      </w:pPr>
+      <w:rPr>
+        <w:rFonts w:ascii="Wingdings" w:hAnsi="Wingdings" w:hint="default"/>
+      </w:rPr>
+    </w:lvl>
+    <w:lvl w:ilvl="3" w:tplc="0C0A0001" w:tentative="1">
+      <w:start w:val="1"/>
+      <w:numFmt w:val="bullet"/>
+      <w:lvlText w:val=""/>
+      <w:lvlJc w:val="left"/>
+      <w:pPr>
+        <w:ind w:left="2880" w:hanging="360"/>
+      </w:pPr>
+      <w:rPr>
+        <w:rFonts w:ascii="Symbol" w:hAnsi="Symbol" w:hint="default"/>
+      </w:rPr>
+    </w:lvl>
+    <w:lvl w:ilvl="4" w:tplc="0C0A0003" w:tentative="1">
+      <w:start w:val="1"/>
+      <w:numFmt w:val="bullet"/>
+      <w:lvlText w:val="o"/>
+      <w:lvlJc w:val="left"/>
+      <w:pPr>
+        <w:ind w:left="3600" w:hanging="360"/>
+      </w:pPr>
+      <w:rPr>
+        <w:rFonts w:ascii="Courier New" w:hAnsi="Courier New" w:cs="Courier New" w:hint="default"/>
+      </w:rPr>
+    </w:lvl>
+    <w:lvl w:ilvl="5" w:tplc="0C0A0005" w:tentative="1">
+      <w:start w:val="1"/>
+      <w:numFmt w:val="bullet"/>
+      <w:lvlText w:val=""/>
+      <w:lvlJc w:val="left"/>
+      <w:pPr>
+        <w:ind w:left="4320" w:hanging="360"/>
+      </w:pPr>
+      <w:rPr>
+        <w:rFonts w:ascii="Wingdings" w:hAnsi="Wingdings" w:hint="default"/>
+      </w:rPr>
+    </w:lvl>
+    <w:lvl w:ilvl="6" w:tplc="0C0A0001" w:tentative="1">
+      <w:start w:val="1"/>
+      <w:numFmt w:val="bullet"/>
+      <w:lvlText w:val=""/>
+      <w:lvlJc w:val="left"/>
+      <w:pPr>
+        <w:ind w:left="5040" w:hanging="360"/>
+      </w:pPr>
+      <w:rPr>
+        <w:rFonts w:ascii="Symbol" w:hAnsi="Symbol" w:hint="default"/>
+      </w:rPr>
+    </w:lvl>
+    <w:lvl w:ilvl="7" w:tplc="0C0A0003" w:tentative="1">
+      <w:start w:val="1"/>
+      <w:numFmt w:val="bullet"/>
+      <w:lvlText w:val="o"/>
+      <w:lvlJc w:val="left"/>
+      <w:pPr>
+        <w:ind w:left="5760" w:hanging="360"/>
+      </w:pPr>
+      <w:rPr>
+        <w:rFonts w:ascii="Courier New" w:hAnsi="Courier New" w:cs="Courier New" w:hint="default"/>
+      </w:rPr>
+    </w:lvl>
+    <w:lvl w:ilvl="8" w:tplc="0C0A0005" w:tentative="1">
+      <w:start w:val="1"/>
+      <w:numFmt w:val="bullet"/>
+      <w:lvlText w:val=""/>
+      <w:lvlJc w:val="left"/>
+      <w:pPr>
+        <w:ind w:left="6480" w:hanging="360"/>
+      </w:pPr>
+      <w:rPr>
+        <w:rFonts w:ascii="Wingdings" w:hAnsi="Wingdings" w:hint="default"/>
+      </w:rPr>
+    </w:lvl>
+  </w:abstractNum>
+  <w:abstractNum w:abstractNumId="12" w15:restartNumberingAfterBreak="0">
+    <w:nsid w:val="3C2D38AD"/>
+    <w:multiLevelType w:val="hybridMultilevel"/>
+    <w:tmpl w:val="2A14B582"/>
+    <w:lvl w:ilvl="0" w:tplc="0C0A000B">
+      <w:start w:val="1"/>
+      <w:numFmt w:val="bullet"/>
+      <w:lvlText w:val=""/>
+      <w:lvlJc w:val="left"/>
+      <w:pPr>
+        <w:ind w:left="502" w:hanging="360"/>
+      </w:pPr>
+      <w:rPr>
+        <w:rFonts w:ascii="Wingdings" w:hAnsi="Wingdings" w:hint="default"/>
+      </w:rPr>
+    </w:lvl>
+    <w:lvl w:ilvl="1" w:tplc="0C0A0003" w:tentative="1">
+      <w:start w:val="1"/>
+      <w:numFmt w:val="bullet"/>
+      <w:lvlText w:val="o"/>
+      <w:lvlJc w:val="left"/>
+      <w:pPr>
+        <w:ind w:left="1222" w:hanging="360"/>
+      </w:pPr>
+      <w:rPr>
+        <w:rFonts w:ascii="Courier New" w:hAnsi="Courier New" w:cs="Courier New" w:hint="default"/>
+      </w:rPr>
+    </w:lvl>
+    <w:lvl w:ilvl="2" w:tplc="0C0A0005" w:tentative="1">
+      <w:start w:val="1"/>
+      <w:numFmt w:val="bullet"/>
+      <w:lvlText w:val=""/>
+      <w:lvlJc w:val="left"/>
+      <w:pPr>
+        <w:ind w:left="1942" w:hanging="360"/>
+      </w:pPr>
+      <w:rPr>
+        <w:rFonts w:ascii="Wingdings" w:hAnsi="Wingdings" w:hint="default"/>
+      </w:rPr>
+    </w:lvl>
+    <w:lvl w:ilvl="3" w:tplc="0C0A0001" w:tentative="1">
+      <w:start w:val="1"/>
+      <w:numFmt w:val="bullet"/>
+      <w:lvlText w:val=""/>
+      <w:lvlJc w:val="left"/>
+      <w:pPr>
+        <w:ind w:left="2662" w:hanging="360"/>
+      </w:pPr>
+      <w:rPr>
+        <w:rFonts w:ascii="Symbol" w:hAnsi="Symbol" w:hint="default"/>
+      </w:rPr>
+    </w:lvl>
+    <w:lvl w:ilvl="4" w:tplc="0C0A0003" w:tentative="1">
+      <w:start w:val="1"/>
+      <w:numFmt w:val="bullet"/>
+      <w:lvlText w:val="o"/>
+      <w:lvlJc w:val="left"/>
+      <w:pPr>
+        <w:ind w:left="3382" w:hanging="360"/>
+      </w:pPr>
+      <w:rPr>
+        <w:rFonts w:ascii="Courier New" w:hAnsi="Courier New" w:cs="Courier New" w:hint="default"/>
+      </w:rPr>
+    </w:lvl>
+    <w:lvl w:ilvl="5" w:tplc="0C0A0005" w:tentative="1">
+      <w:start w:val="1"/>
+      <w:numFmt w:val="bullet"/>
+      <w:lvlText w:val=""/>
+      <w:lvlJc w:val="left"/>
+      <w:pPr>
+        <w:ind w:left="4102" w:hanging="360"/>
+      </w:pPr>
+      <w:rPr>
+        <w:rFonts w:ascii="Wingdings" w:hAnsi="Wingdings" w:hint="default"/>
+      </w:rPr>
+    </w:lvl>
+    <w:lvl w:ilvl="6" w:tplc="0C0A0001" w:tentative="1">
+      <w:start w:val="1"/>
+      <w:numFmt w:val="bullet"/>
+      <w:lvlText w:val=""/>
+      <w:lvlJc w:val="left"/>
+      <w:pPr>
+        <w:ind w:left="4822" w:hanging="360"/>
+      </w:pPr>
+      <w:rPr>
+        <w:rFonts w:ascii="Symbol" w:hAnsi="Symbol" w:hint="default"/>
+      </w:rPr>
+    </w:lvl>
+    <w:lvl w:ilvl="7" w:tplc="0C0A0003" w:tentative="1">
+      <w:start w:val="1"/>
+      <w:numFmt w:val="bullet"/>
+      <w:lvlText w:val="o"/>
+      <w:lvlJc w:val="left"/>
+      <w:pPr>
+        <w:ind w:left="5542" w:hanging="360"/>
+      </w:pPr>
+      <w:rPr>
+        <w:rFonts w:ascii="Courier New" w:hAnsi="Courier New" w:cs="Courier New" w:hint="default"/>
+      </w:rPr>
+    </w:lvl>
+    <w:lvl w:ilvl="8" w:tplc="0C0A0005" w:tentative="1">
+      <w:start w:val="1"/>
+      <w:numFmt w:val="bullet"/>
+      <w:lvlText w:val=""/>
+      <w:lvlJc w:val="left"/>
+      <w:pPr>
+        <w:ind w:left="6262" w:hanging="360"/>
+      </w:pPr>
+      <w:rPr>
+        <w:rFonts w:ascii="Wingdings" w:hAnsi="Wingdings" w:hint="default"/>
+      </w:rPr>
+    </w:lvl>
+  </w:abstractNum>
+  <w:abstractNum w:abstractNumId="13" w15:restartNumberingAfterBreak="0">
+    <w:nsid w:val="48482ECF"/>
+    <w:multiLevelType w:val="hybridMultilevel"/>
+    <w:tmpl w:val="EA02FEFC"/>
+    <w:lvl w:ilvl="0" w:tplc="0C0A0001">
+      <w:start w:val="1"/>
+      <w:numFmt w:val="bullet"/>
+      <w:lvlText w:val=""/>
+      <w:lvlJc w:val="left"/>
+      <w:pPr>
+        <w:ind w:left="720" w:hanging="360"/>
+      </w:pPr>
+      <w:rPr>
+        <w:rFonts w:ascii="Symbol" w:hAnsi="Symbol" w:hint="default"/>
+      </w:rPr>
+    </w:lvl>
+    <w:lvl w:ilvl="1" w:tplc="0C0A0003" w:tentative="1">
+      <w:start w:val="1"/>
+      <w:numFmt w:val="bullet"/>
+      <w:lvlText w:val="o"/>
+      <w:lvlJc w:val="left"/>
+      <w:pPr>
+        <w:ind w:left="1440" w:hanging="360"/>
+      </w:pPr>
+      <w:rPr>
+        <w:rFonts w:ascii="Courier New" w:hAnsi="Courier New" w:cs="Courier New" w:hint="default"/>
+      </w:rPr>
+    </w:lvl>
+    <w:lvl w:ilvl="2" w:tplc="0C0A0005" w:tentative="1">
+      <w:start w:val="1"/>
+      <w:numFmt w:val="bullet"/>
+      <w:lvlText w:val=""/>
+      <w:lvlJc w:val="left"/>
+      <w:pPr>
+        <w:ind w:left="2160" w:hanging="360"/>
+      </w:pPr>
+      <w:rPr>
+        <w:rFonts w:ascii="Wingdings" w:hAnsi="Wingdings" w:hint="default"/>
+      </w:rPr>
+    </w:lvl>
+    <w:lvl w:ilvl="3" w:tplc="0C0A0001" w:tentative="1">
+      <w:start w:val="1"/>
+      <w:numFmt w:val="bullet"/>
+      <w:lvlText w:val=""/>
+      <w:lvlJc w:val="left"/>
+      <w:pPr>
+        <w:ind w:left="2880" w:hanging="360"/>
+      </w:pPr>
+      <w:rPr>
+        <w:rFonts w:ascii="Symbol" w:hAnsi="Symbol" w:hint="default"/>
+      </w:rPr>
+    </w:lvl>
+    <w:lvl w:ilvl="4" w:tplc="0C0A0003" w:tentative="1">
+      <w:start w:val="1"/>
+      <w:numFmt w:val="bullet"/>
+      <w:lvlText w:val="o"/>
+      <w:lvlJc w:val="left"/>
+      <w:pPr>
+        <w:ind w:left="3600" w:hanging="360"/>
+      </w:pPr>
+      <w:rPr>
+        <w:rFonts w:ascii="Courier New" w:hAnsi="Courier New" w:cs="Courier New" w:hint="default"/>
+      </w:rPr>
+    </w:lvl>
+    <w:lvl w:ilvl="5" w:tplc="0C0A0005" w:tentative="1">
+      <w:start w:val="1"/>
+      <w:numFmt w:val="bullet"/>
+      <w:lvlText w:val=""/>
+      <w:lvlJc w:val="left"/>
+      <w:pPr>
+        <w:ind w:left="4320" w:hanging="360"/>
+      </w:pPr>
+      <w:rPr>
+        <w:rFonts w:ascii="Wingdings" w:hAnsi="Wingdings" w:hint="default"/>
+      </w:rPr>
+    </w:lvl>
+    <w:lvl w:ilvl="6" w:tplc="0C0A0001" w:tentative="1">
+      <w:start w:val="1"/>
+      <w:numFmt w:val="bullet"/>
+      <w:lvlText w:val=""/>
+      <w:lvlJc w:val="left"/>
+      <w:pPr>
+        <w:ind w:left="5040" w:hanging="360"/>
+      </w:pPr>
+      <w:rPr>
+        <w:rFonts w:ascii="Symbol" w:hAnsi="Symbol" w:hint="default"/>
+      </w:rPr>
+    </w:lvl>
+    <w:lvl w:ilvl="7" w:tplc="0C0A0003" w:tentative="1">
+      <w:start w:val="1"/>
+      <w:numFmt w:val="bullet"/>
+      <w:lvlText w:val="o"/>
+      <w:lvlJc w:val="left"/>
+      <w:pPr>
+        <w:ind w:left="5760" w:hanging="360"/>
+      </w:pPr>
+      <w:rPr>
+        <w:rFonts w:ascii="Courier New" w:hAnsi="Courier New" w:cs="Courier New" w:hint="default"/>
+      </w:rPr>
+    </w:lvl>
+    <w:lvl w:ilvl="8" w:tplc="0C0A0005" w:tentative="1">
+      <w:start w:val="1"/>
+      <w:numFmt w:val="bullet"/>
+      <w:lvlText w:val=""/>
+      <w:lvlJc w:val="left"/>
+      <w:pPr>
+        <w:ind w:left="6480" w:hanging="360"/>
+      </w:pPr>
+      <w:rPr>
+        <w:rFonts w:ascii="Wingdings" w:hAnsi="Wingdings" w:hint="default"/>
+      </w:rPr>
+    </w:lvl>
+  </w:abstractNum>
+  <w:abstractNum w:abstractNumId="14" w15:restartNumberingAfterBreak="0">
+    <w:nsid w:val="49242B7A"/>
+    <w:multiLevelType w:val="hybridMultilevel"/>
+    <w:tmpl w:val="2786AE1E"/>
+    <w:lvl w:ilvl="0" w:tplc="0C0A000B">
+      <w:start w:val="1"/>
+      <w:numFmt w:val="bullet"/>
+      <w:lvlText w:val=""/>
+      <w:lvlJc w:val="left"/>
+      <w:pPr>
+        <w:ind w:left="1211" w:hanging="360"/>
+      </w:pPr>
+      <w:rPr>
+        <w:rFonts w:ascii="Wingdings" w:hAnsi="Wingdings" w:hint="default"/>
+      </w:rPr>
+    </w:lvl>
+    <w:lvl w:ilvl="1" w:tplc="0C0A0003" w:tentative="1">
+      <w:start w:val="1"/>
+      <w:numFmt w:val="bullet"/>
+      <w:lvlText w:val="o"/>
+      <w:lvlJc w:val="left"/>
+      <w:pPr>
+        <w:ind w:left="1931" w:hanging="360"/>
+      </w:pPr>
+      <w:rPr>
+        <w:rFonts w:ascii="Courier New" w:hAnsi="Courier New" w:cs="Courier New" w:hint="default"/>
+      </w:rPr>
+    </w:lvl>
+    <w:lvl w:ilvl="2" w:tplc="0C0A0005" w:tentative="1">
+      <w:start w:val="1"/>
+      <w:numFmt w:val="bullet"/>
+      <w:lvlText w:val=""/>
+      <w:lvlJc w:val="left"/>
+      <w:pPr>
+        <w:ind w:left="2651" w:hanging="360"/>
+      </w:pPr>
+      <w:rPr>
+        <w:rFonts w:ascii="Wingdings" w:hAnsi="Wingdings" w:hint="default"/>
+      </w:rPr>
+    </w:lvl>
+    <w:lvl w:ilvl="3" w:tplc="0C0A0001" w:tentative="1">
+      <w:start w:val="1"/>
+      <w:numFmt w:val="bullet"/>
+      <w:lvlText w:val=""/>
+      <w:lvlJc w:val="left"/>
+      <w:pPr>
+        <w:ind w:left="3371" w:hanging="360"/>
+      </w:pPr>
+      <w:rPr>
+        <w:rFonts w:ascii="Symbol" w:hAnsi="Symbol" w:hint="default"/>
+      </w:rPr>
+    </w:lvl>
+    <w:lvl w:ilvl="4" w:tplc="0C0A0003" w:tentative="1">
+      <w:start w:val="1"/>
+      <w:numFmt w:val="bullet"/>
+      <w:lvlText w:val="o"/>
+      <w:lvlJc w:val="left"/>
+      <w:pPr>
+        <w:ind w:left="4091" w:hanging="360"/>
+      </w:pPr>
+      <w:rPr>
+        <w:rFonts w:ascii="Courier New" w:hAnsi="Courier New" w:cs="Courier New" w:hint="default"/>
+      </w:rPr>
+    </w:lvl>
+    <w:lvl w:ilvl="5" w:tplc="0C0A0005" w:tentative="1">
+      <w:start w:val="1"/>
+      <w:numFmt w:val="bullet"/>
+      <w:lvlText w:val=""/>
+      <w:lvlJc w:val="left"/>
+      <w:pPr>
+        <w:ind w:left="4811" w:hanging="360"/>
+      </w:pPr>
+      <w:rPr>
+        <w:rFonts w:ascii="Wingdings" w:hAnsi="Wingdings" w:hint="default"/>
+      </w:rPr>
+    </w:lvl>
+    <w:lvl w:ilvl="6" w:tplc="0C0A0001" w:tentative="1">
+      <w:start w:val="1"/>
+      <w:numFmt w:val="bullet"/>
+      <w:lvlText w:val=""/>
+      <w:lvlJc w:val="left"/>
+      <w:pPr>
+        <w:ind w:left="5531" w:hanging="360"/>
+      </w:pPr>
+      <w:rPr>
+        <w:rFonts w:ascii="Symbol" w:hAnsi="Symbol" w:hint="default"/>
+      </w:rPr>
+    </w:lvl>
+    <w:lvl w:ilvl="7" w:tplc="0C0A0003" w:tentative="1">
+      <w:start w:val="1"/>
+      <w:numFmt w:val="bullet"/>
+      <w:lvlText w:val="o"/>
+      <w:lvlJc w:val="left"/>
+      <w:pPr>
+        <w:ind w:left="6251" w:hanging="360"/>
+      </w:pPr>
+      <w:rPr>
+        <w:rFonts w:ascii="Courier New" w:hAnsi="Courier New" w:cs="Courier New" w:hint="default"/>
+      </w:rPr>
+    </w:lvl>
+    <w:lvl w:ilvl="8" w:tplc="0C0A0005" w:tentative="1">
+      <w:start w:val="1"/>
+      <w:numFmt w:val="bullet"/>
+      <w:lvlText w:val=""/>
+      <w:lvlJc w:val="left"/>
+      <w:pPr>
+        <w:ind w:left="6971" w:hanging="360"/>
+      </w:pPr>
+      <w:rPr>
+        <w:rFonts w:ascii="Wingdings" w:hAnsi="Wingdings" w:hint="default"/>
+      </w:rPr>
+    </w:lvl>
+  </w:abstractNum>
+  <w:abstractNum w:abstractNumId="15" w15:restartNumberingAfterBreak="0">
+    <w:nsid w:val="50A87744"/>
+    <w:multiLevelType w:val="hybridMultilevel"/>
+    <w:tmpl w:val="897CF60A"/>
+    <w:lvl w:ilvl="0" w:tplc="0C0A000B">
+      <w:start w:val="1"/>
+      <w:numFmt w:val="bullet"/>
+      <w:lvlText w:val=""/>
+      <w:lvlJc w:val="left"/>
+      <w:pPr>
+        <w:ind w:left="720" w:hanging="360"/>
+      </w:pPr>
+      <w:rPr>
+        <w:rFonts w:ascii="Wingdings" w:hAnsi="Wingdings" w:hint="default"/>
+      </w:rPr>
+    </w:lvl>
+    <w:lvl w:ilvl="1" w:tplc="0C0A0003" w:tentative="1">
+      <w:start w:val="1"/>
+      <w:numFmt w:val="bullet"/>
+      <w:lvlText w:val="o"/>
+      <w:lvlJc w:val="left"/>
+      <w:pPr>
+        <w:ind w:left="1440" w:hanging="360"/>
+      </w:pPr>
+      <w:rPr>
+        <w:rFonts w:ascii="Courier New" w:hAnsi="Courier New" w:cs="Courier New" w:hint="default"/>
+      </w:rPr>
+    </w:lvl>
+    <w:lvl w:ilvl="2" w:tplc="0C0A0005" w:tentative="1">
+      <w:start w:val="1"/>
+      <w:numFmt w:val="bullet"/>
+      <w:lvlText w:val=""/>
+      <w:lvlJc w:val="left"/>
+      <w:pPr>
+        <w:ind w:left="2160" w:hanging="360"/>
+      </w:pPr>
+      <w:rPr>
+        <w:rFonts w:ascii="Wingdings" w:hAnsi="Wingdings" w:hint="default"/>
+      </w:rPr>
+    </w:lvl>
+    <w:lvl w:ilvl="3" w:tplc="0C0A0001" w:tentative="1">
+      <w:start w:val="1"/>
+      <w:numFmt w:val="bullet"/>
+      <w:lvlText w:val=""/>
+      <w:lvlJc w:val="left"/>
+      <w:pPr>
+        <w:ind w:left="2880" w:hanging="360"/>
+      </w:pPr>
+      <w:rPr>
+        <w:rFonts w:ascii="Symbol" w:hAnsi="Symbol" w:hint="default"/>
+      </w:rPr>
+    </w:lvl>
+    <w:lvl w:ilvl="4" w:tplc="0C0A0003" w:tentative="1">
+      <w:start w:val="1"/>
+      <w:numFmt w:val="bullet"/>
+      <w:lvlText w:val="o"/>
+      <w:lvlJc w:val="left"/>
+      <w:pPr>
+        <w:ind w:left="3600" w:hanging="360"/>
+      </w:pPr>
+      <w:rPr>
+        <w:rFonts w:ascii="Courier New" w:hAnsi="Courier New" w:cs="Courier New" w:hint="default"/>
+      </w:rPr>
+    </w:lvl>
+    <w:lvl w:ilvl="5" w:tplc="0C0A0005" w:tentative="1">
+      <w:start w:val="1"/>
+      <w:numFmt w:val="bullet"/>
+      <w:lvlText w:val=""/>
+      <w:lvlJc w:val="left"/>
+      <w:pPr>
+        <w:ind w:left="4320" w:hanging="360"/>
+      </w:pPr>
+      <w:rPr>
+        <w:rFonts w:ascii="Wingdings" w:hAnsi="Wingdings" w:hint="default"/>
+      </w:rPr>
+    </w:lvl>
+    <w:lvl w:ilvl="6" w:tplc="0C0A0001" w:tentative="1">
+      <w:start w:val="1"/>
+      <w:numFmt w:val="bullet"/>
+      <w:lvlText w:val=""/>
+      <w:lvlJc w:val="left"/>
+      <w:pPr>
+        <w:ind w:left="5040" w:hanging="360"/>
+      </w:pPr>
+      <w:rPr>
+        <w:rFonts w:ascii="Symbol" w:hAnsi="Symbol" w:hint="default"/>
+      </w:rPr>
+    </w:lvl>
+    <w:lvl w:ilvl="7" w:tplc="0C0A0003" w:tentative="1">
+      <w:start w:val="1"/>
+      <w:numFmt w:val="bullet"/>
+      <w:lvlText w:val="o"/>
+      <w:lvlJc w:val="left"/>
+      <w:pPr>
+        <w:ind w:left="5760" w:hanging="360"/>
+      </w:pPr>
+      <w:rPr>
+        <w:rFonts w:ascii="Courier New" w:hAnsi="Courier New" w:cs="Courier New" w:hint="default"/>
+      </w:rPr>
+    </w:lvl>
+    <w:lvl w:ilvl="8" w:tplc="0C0A0005" w:tentative="1">
+      <w:start w:val="1"/>
+      <w:numFmt w:val="bullet"/>
+      <w:lvlText w:val=""/>
+      <w:lvlJc w:val="left"/>
+      <w:pPr>
+        <w:ind w:left="6480" w:hanging="360"/>
+      </w:pPr>
+      <w:rPr>
+        <w:rFonts w:ascii="Wingdings" w:hAnsi="Wingdings" w:hint="default"/>
+      </w:rPr>
+    </w:lvl>
+  </w:abstractNum>
+  <w:abstractNum w:abstractNumId="16" w15:restartNumberingAfterBreak="0">
+    <w:nsid w:val="51572CD9"/>
+    <w:multiLevelType w:val="hybridMultilevel"/>
+    <w:tmpl w:val="6590C2B2"/>
+    <w:lvl w:ilvl="0" w:tplc="0C0A000B">
+      <w:start w:val="1"/>
+      <w:numFmt w:val="bullet"/>
+      <w:lvlText w:val=""/>
+      <w:lvlJc w:val="left"/>
+      <w:pPr>
+        <w:ind w:left="1636" w:hanging="360"/>
+      </w:pPr>
+      <w:rPr>
+        <w:rFonts w:ascii="Wingdings" w:hAnsi="Wingdings" w:hint="default"/>
+      </w:rPr>
+    </w:lvl>
+    <w:lvl w:ilvl="1" w:tplc="0C0A0003" w:tentative="1">
+      <w:start w:val="1"/>
+      <w:numFmt w:val="bullet"/>
+      <w:lvlText w:val="o"/>
+      <w:lvlJc w:val="left"/>
+      <w:pPr>
+        <w:ind w:left="2356" w:hanging="360"/>
+      </w:pPr>
+      <w:rPr>
+        <w:rFonts w:ascii="Courier New" w:hAnsi="Courier New" w:cs="Courier New" w:hint="default"/>
+      </w:rPr>
+    </w:lvl>
+    <w:lvl w:ilvl="2" w:tplc="0C0A0005" w:tentative="1">
+      <w:start w:val="1"/>
+      <w:numFmt w:val="bullet"/>
+      <w:lvlText w:val=""/>
+      <w:lvlJc w:val="left"/>
+      <w:pPr>
+        <w:ind w:left="3076" w:hanging="360"/>
+      </w:pPr>
+      <w:rPr>
+        <w:rFonts w:ascii="Wingdings" w:hAnsi="Wingdings" w:hint="default"/>
+      </w:rPr>
+    </w:lvl>
+    <w:lvl w:ilvl="3" w:tplc="0C0A0001" w:tentative="1">
+      <w:start w:val="1"/>
+      <w:numFmt w:val="bullet"/>
+      <w:lvlText w:val=""/>
+      <w:lvlJc w:val="left"/>
+      <w:pPr>
+        <w:ind w:left="3796" w:hanging="360"/>
+      </w:pPr>
+      <w:rPr>
+        <w:rFonts w:ascii="Symbol" w:hAnsi="Symbol" w:hint="default"/>
+      </w:rPr>
+    </w:lvl>
+    <w:lvl w:ilvl="4" w:tplc="0C0A0003" w:tentative="1">
+      <w:start w:val="1"/>
+      <w:numFmt w:val="bullet"/>
+      <w:lvlText w:val="o"/>
+      <w:lvlJc w:val="left"/>
+      <w:pPr>
+        <w:ind w:left="4516" w:hanging="360"/>
+      </w:pPr>
+      <w:rPr>
+        <w:rFonts w:ascii="Courier New" w:hAnsi="Courier New" w:cs="Courier New" w:hint="default"/>
+      </w:rPr>
+    </w:lvl>
+    <w:lvl w:ilvl="5" w:tplc="0C0A0005" w:tentative="1">
+      <w:start w:val="1"/>
+      <w:numFmt w:val="bullet"/>
+      <w:lvlText w:val=""/>
+      <w:lvlJc w:val="left"/>
+      <w:pPr>
+        <w:ind w:left="5236" w:hanging="360"/>
+      </w:pPr>
+      <w:rPr>
+        <w:rFonts w:ascii="Wingdings" w:hAnsi="Wingdings" w:hint="default"/>
+      </w:rPr>
+    </w:lvl>
+    <w:lvl w:ilvl="6" w:tplc="0C0A0001" w:tentative="1">
+      <w:start w:val="1"/>
+      <w:numFmt w:val="bullet"/>
+      <w:lvlText w:val=""/>
+      <w:lvlJc w:val="left"/>
+      <w:pPr>
+        <w:ind w:left="5956" w:hanging="360"/>
+      </w:pPr>
+      <w:rPr>
+        <w:rFonts w:ascii="Symbol" w:hAnsi="Symbol" w:hint="default"/>
+      </w:rPr>
+    </w:lvl>
+    <w:lvl w:ilvl="7" w:tplc="0C0A0003" w:tentative="1">
+      <w:start w:val="1"/>
+      <w:numFmt w:val="bullet"/>
+      <w:lvlText w:val="o"/>
+      <w:lvlJc w:val="left"/>
+      <w:pPr>
+        <w:ind w:left="6676" w:hanging="360"/>
+      </w:pPr>
+      <w:rPr>
+        <w:rFonts w:ascii="Courier New" w:hAnsi="Courier New" w:cs="Courier New" w:hint="default"/>
+      </w:rPr>
+    </w:lvl>
+    <w:lvl w:ilvl="8" w:tplc="0C0A0005" w:tentative="1">
+      <w:start w:val="1"/>
+      <w:numFmt w:val="bullet"/>
+      <w:lvlText w:val=""/>
+      <w:lvlJc w:val="left"/>
+      <w:pPr>
+        <w:ind w:left="7396" w:hanging="360"/>
+      </w:pPr>
+      <w:rPr>
+        <w:rFonts w:ascii="Wingdings" w:hAnsi="Wingdings" w:hint="default"/>
+      </w:rPr>
+    </w:lvl>
+  </w:abstractNum>
+  <w:abstractNum w:abstractNumId="17" w15:restartNumberingAfterBreak="0">
+    <w:nsid w:val="56484DF7"/>
+    <w:multiLevelType w:val="hybridMultilevel"/>
+    <w:tmpl w:val="9EF23EF2"/>
+    <w:lvl w:ilvl="0" w:tplc="0C0A000B">
+      <w:start w:val="1"/>
+      <w:numFmt w:val="bullet"/>
+      <w:lvlText w:val=""/>
+      <w:lvlJc w:val="left"/>
+      <w:pPr>
+        <w:ind w:left="720" w:hanging="360"/>
+      </w:pPr>
+      <w:rPr>
+        <w:rFonts w:ascii="Wingdings" w:hAnsi="Wingdings" w:hint="default"/>
+      </w:rPr>
+    </w:lvl>
+    <w:lvl w:ilvl="1" w:tplc="0C0A0003" w:tentative="1">
+      <w:start w:val="1"/>
+      <w:numFmt w:val="bullet"/>
+      <w:lvlText w:val="o"/>
+      <w:lvlJc w:val="left"/>
+      <w:pPr>
+        <w:ind w:left="1440" w:hanging="360"/>
+      </w:pPr>
+      <w:rPr>
+        <w:rFonts w:ascii="Courier New" w:hAnsi="Courier New" w:cs="Courier New" w:hint="default"/>
+      </w:rPr>
+    </w:lvl>
+    <w:lvl w:ilvl="2" w:tplc="0C0A0005" w:tentative="1">
+      <w:start w:val="1"/>
+      <w:numFmt w:val="bullet"/>
+      <w:lvlText w:val=""/>
+      <w:lvlJc w:val="left"/>
+      <w:pPr>
+        <w:ind w:left="2160" w:hanging="360"/>
+      </w:pPr>
+      <w:rPr>
+        <w:rFonts w:ascii="Wingdings" w:hAnsi="Wingdings" w:hint="default"/>
+      </w:rPr>
+    </w:lvl>
+    <w:lvl w:ilvl="3" w:tplc="0C0A0001" w:tentative="1">
+      <w:start w:val="1"/>
+      <w:numFmt w:val="bullet"/>
+      <w:lvlText w:val=""/>
+      <w:lvlJc w:val="left"/>
+      <w:pPr>
+        <w:ind w:left="2880" w:hanging="360"/>
+      </w:pPr>
+      <w:rPr>
+        <w:rFonts w:ascii="Symbol" w:hAnsi="Symbol" w:hint="default"/>
+      </w:rPr>
+    </w:lvl>
+    <w:lvl w:ilvl="4" w:tplc="0C0A0003" w:tentative="1">
+      <w:start w:val="1"/>
+      <w:numFmt w:val="bullet"/>
+      <w:lvlText w:val="o"/>
+      <w:lvlJc w:val="left"/>
+      <w:pPr>
+        <w:ind w:left="3600" w:hanging="360"/>
+      </w:pPr>
+      <w:rPr>
+        <w:rFonts w:ascii="Courier New" w:hAnsi="Courier New" w:cs="Courier New" w:hint="default"/>
+      </w:rPr>
+    </w:lvl>
+    <w:lvl w:ilvl="5" w:tplc="0C0A0005" w:tentative="1">
+      <w:start w:val="1"/>
+      <w:numFmt w:val="bullet"/>
+      <w:lvlText w:val=""/>
+      <w:lvlJc w:val="left"/>
+      <w:pPr>
+        <w:ind w:left="4320" w:hanging="360"/>
+      </w:pPr>
+      <w:rPr>
+        <w:rFonts w:ascii="Wingdings" w:hAnsi="Wingdings" w:hint="default"/>
+      </w:rPr>
+    </w:lvl>
+    <w:lvl w:ilvl="6" w:tplc="0C0A0001" w:tentative="1">
+      <w:start w:val="1"/>
+      <w:numFmt w:val="bullet"/>
+      <w:lvlText w:val=""/>
+      <w:lvlJc w:val="left"/>
+      <w:pPr>
+        <w:ind w:left="5040" w:hanging="360"/>
+      </w:pPr>
+      <w:rPr>
+        <w:rFonts w:ascii="Symbol" w:hAnsi="Symbol" w:hint="default"/>
+      </w:rPr>
+    </w:lvl>
+    <w:lvl w:ilvl="7" w:tplc="0C0A0003" w:tentative="1">
+      <w:start w:val="1"/>
+      <w:numFmt w:val="bullet"/>
+      <w:lvlText w:val="o"/>
+      <w:lvlJc w:val="left"/>
+      <w:pPr>
+        <w:ind w:left="5760" w:hanging="360"/>
+      </w:pPr>
+      <w:rPr>
+        <w:rFonts w:ascii="Courier New" w:hAnsi="Courier New" w:cs="Courier New" w:hint="default"/>
+      </w:rPr>
+    </w:lvl>
+    <w:lvl w:ilvl="8" w:tplc="0C0A0005" w:tentative="1">
+      <w:start w:val="1"/>
+      <w:numFmt w:val="bullet"/>
+      <w:lvlText w:val=""/>
+      <w:lvlJc w:val="left"/>
+      <w:pPr>
+        <w:ind w:left="6480" w:hanging="360"/>
+      </w:pPr>
+      <w:rPr>
+        <w:rFonts w:ascii="Wingdings" w:hAnsi="Wingdings" w:hint="default"/>
+      </w:rPr>
+    </w:lvl>
+  </w:abstractNum>
+  <w:abstractNum w:abstractNumId="18" w15:restartNumberingAfterBreak="0">
+    <w:nsid w:val="59A00952"/>
+    <w:multiLevelType w:val="hybridMultilevel"/>
+    <w:tmpl w:val="60A8799E"/>
+    <w:lvl w:ilvl="0" w:tplc="0C0A0001">
+      <w:start w:val="1"/>
+      <w:numFmt w:val="bullet"/>
+      <w:lvlText w:val=""/>
+      <w:lvlJc w:val="left"/>
+      <w:pPr>
+        <w:ind w:left="720" w:hanging="360"/>
+      </w:pPr>
+      <w:rPr>
+        <w:rFonts w:ascii="Symbol" w:hAnsi="Symbol" w:hint="default"/>
+      </w:rPr>
+    </w:lvl>
+    <w:lvl w:ilvl="1" w:tplc="0C0A0003" w:tentative="1">
+      <w:start w:val="1"/>
+      <w:numFmt w:val="bullet"/>
+      <w:lvlText w:val="o"/>
+      <w:lvlJc w:val="left"/>
+      <w:pPr>
+        <w:ind w:left="1440" w:hanging="360"/>
+      </w:pPr>
+      <w:rPr>
+        <w:rFonts w:ascii="Courier New" w:hAnsi="Courier New" w:cs="Courier New" w:hint="default"/>
+      </w:rPr>
+    </w:lvl>
+    <w:lvl w:ilvl="2" w:tplc="0C0A0005" w:tentative="1">
+      <w:start w:val="1"/>
+      <w:numFmt w:val="bullet"/>
+      <w:lvlText w:val=""/>
+      <w:lvlJc w:val="left"/>
+      <w:pPr>
+        <w:ind w:left="2160" w:hanging="360"/>
+      </w:pPr>
+      <w:rPr>
+        <w:rFonts w:ascii="Wingdings" w:hAnsi="Wingdings" w:hint="default"/>
+      </w:rPr>
+    </w:lvl>
+    <w:lvl w:ilvl="3" w:tplc="0C0A0001" w:tentative="1">
+      <w:start w:val="1"/>
+      <w:numFmt w:val="bullet"/>
+      <w:lvlText w:val=""/>
+      <w:lvlJc w:val="left"/>
+      <w:pPr>
+        <w:ind w:left="2880" w:hanging="360"/>
+      </w:pPr>
+      <w:rPr>
+        <w:rFonts w:ascii="Symbol" w:hAnsi="Symbol" w:hint="default"/>
+      </w:rPr>
+    </w:lvl>
+    <w:lvl w:ilvl="4" w:tplc="0C0A0003" w:tentative="1">
+      <w:start w:val="1"/>
+      <w:numFmt w:val="bullet"/>
+      <w:lvlText w:val="o"/>
+      <w:lvlJc w:val="left"/>
+      <w:pPr>
+        <w:ind w:left="3600" w:hanging="360"/>
+      </w:pPr>
+      <w:rPr>
+        <w:rFonts w:ascii="Courier New" w:hAnsi="Courier New" w:cs="Courier New" w:hint="default"/>
+      </w:rPr>
+    </w:lvl>
+    <w:lvl w:ilvl="5" w:tplc="0C0A0005" w:tentative="1">
+      <w:start w:val="1"/>
+      <w:numFmt w:val="bullet"/>
+      <w:lvlText w:val=""/>
+      <w:lvlJc w:val="left"/>
+      <w:pPr>
+        <w:ind w:left="4320" w:hanging="360"/>
+      </w:pPr>
+      <w:rPr>
+        <w:rFonts w:ascii="Wingdings" w:hAnsi="Wingdings" w:hint="default"/>
+      </w:rPr>
+    </w:lvl>
+    <w:lvl w:ilvl="6" w:tplc="0C0A0001" w:tentative="1">
+      <w:start w:val="1"/>
+      <w:numFmt w:val="bullet"/>
+      <w:lvlText w:val=""/>
+      <w:lvlJc w:val="left"/>
+      <w:pPr>
+        <w:ind w:left="5040" w:hanging="360"/>
+      </w:pPr>
+      <w:rPr>
+        <w:rFonts w:ascii="Symbol" w:hAnsi="Symbol" w:hint="default"/>
+      </w:rPr>
+    </w:lvl>
+    <w:lvl w:ilvl="7" w:tplc="0C0A0003" w:tentative="1">
+      <w:start w:val="1"/>
+      <w:numFmt w:val="bullet"/>
+      <w:lvlText w:val="o"/>
+      <w:lvlJc w:val="left"/>
+      <w:pPr>
+        <w:ind w:left="5760" w:hanging="360"/>
+      </w:pPr>
+      <w:rPr>
+        <w:rFonts w:ascii="Courier New" w:hAnsi="Courier New" w:cs="Courier New" w:hint="default"/>
+      </w:rPr>
+    </w:lvl>
+    <w:lvl w:ilvl="8" w:tplc="0C0A0005" w:tentative="1">
+      <w:start w:val="1"/>
+      <w:numFmt w:val="bullet"/>
+      <w:lvlText w:val=""/>
+      <w:lvlJc w:val="left"/>
+      <w:pPr>
+        <w:ind w:left="6480" w:hanging="360"/>
+      </w:pPr>
+      <w:rPr>
+        <w:rFonts w:ascii="Wingdings" w:hAnsi="Wingdings" w:hint="default"/>
+      </w:rPr>
+    </w:lvl>
+  </w:abstractNum>
+  <w:abstractNum w:abstractNumId="19" w15:restartNumberingAfterBreak="0">
+    <w:nsid w:val="59EC78EF"/>
+    <w:multiLevelType w:val="hybridMultilevel"/>
+    <w:tmpl w:val="6D748FA6"/>
+    <w:lvl w:ilvl="0" w:tplc="0C0A000B">
+      <w:start w:val="1"/>
+      <w:numFmt w:val="bullet"/>
+      <w:lvlText w:val=""/>
+      <w:lvlJc w:val="left"/>
+      <w:pPr>
+        <w:ind w:left="1636" w:hanging="360"/>
+      </w:pPr>
+      <w:rPr>
+        <w:rFonts w:ascii="Wingdings" w:hAnsi="Wingdings" w:hint="default"/>
+      </w:rPr>
+    </w:lvl>
+    <w:lvl w:ilvl="1" w:tplc="0C0A0003" w:tentative="1">
+      <w:start w:val="1"/>
+      <w:numFmt w:val="bullet"/>
+      <w:lvlText w:val="o"/>
+      <w:lvlJc w:val="left"/>
+      <w:pPr>
+        <w:ind w:left="2356" w:hanging="360"/>
+      </w:pPr>
+      <w:rPr>
+        <w:rFonts w:ascii="Courier New" w:hAnsi="Courier New" w:cs="Courier New" w:hint="default"/>
+      </w:rPr>
+    </w:lvl>
+    <w:lvl w:ilvl="2" w:tplc="0C0A0005" w:tentative="1">
+      <w:start w:val="1"/>
+      <w:numFmt w:val="bullet"/>
+      <w:lvlText w:val=""/>
+      <w:lvlJc w:val="left"/>
+      <w:pPr>
+        <w:ind w:left="3076" w:hanging="360"/>
+      </w:pPr>
+      <w:rPr>
+        <w:rFonts w:ascii="Wingdings" w:hAnsi="Wingdings" w:hint="default"/>
+      </w:rPr>
+    </w:lvl>
+    <w:lvl w:ilvl="3" w:tplc="0C0A0001" w:tentative="1">
+      <w:start w:val="1"/>
+      <w:numFmt w:val="bullet"/>
+      <w:lvlText w:val=""/>
+      <w:lvlJc w:val="left"/>
+      <w:pPr>
+        <w:ind w:left="3796" w:hanging="360"/>
+      </w:pPr>
+      <w:rPr>
+        <w:rFonts w:ascii="Symbol" w:hAnsi="Symbol" w:hint="default"/>
+      </w:rPr>
+    </w:lvl>
+    <w:lvl w:ilvl="4" w:tplc="0C0A0003" w:tentative="1">
+      <w:start w:val="1"/>
+      <w:numFmt w:val="bullet"/>
+      <w:lvlText w:val="o"/>
+      <w:lvlJc w:val="left"/>
+      <w:pPr>
+        <w:ind w:left="4516" w:hanging="360"/>
+      </w:pPr>
+      <w:rPr>
+        <w:rFonts w:ascii="Courier New" w:hAnsi="Courier New" w:cs="Courier New" w:hint="default"/>
+      </w:rPr>
+    </w:lvl>
+    <w:lvl w:ilvl="5" w:tplc="0C0A0005" w:tentative="1">
+      <w:start w:val="1"/>
+      <w:numFmt w:val="bullet"/>
+      <w:lvlText w:val=""/>
+      <w:lvlJc w:val="left"/>
+      <w:pPr>
+        <w:ind w:left="5236" w:hanging="360"/>
+      </w:pPr>
+      <w:rPr>
+        <w:rFonts w:ascii="Wingdings" w:hAnsi="Wingdings" w:hint="default"/>
+      </w:rPr>
+    </w:lvl>
+    <w:lvl w:ilvl="6" w:tplc="0C0A0001" w:tentative="1">
+      <w:start w:val="1"/>
+      <w:numFmt w:val="bullet"/>
+      <w:lvlText w:val=""/>
+      <w:lvlJc w:val="left"/>
+      <w:pPr>
+        <w:ind w:left="5956" w:hanging="360"/>
+      </w:pPr>
+      <w:rPr>
+        <w:rFonts w:ascii="Symbol" w:hAnsi="Symbol" w:hint="default"/>
+      </w:rPr>
+    </w:lvl>
+    <w:lvl w:ilvl="7" w:tplc="0C0A0003" w:tentative="1">
+      <w:start w:val="1"/>
+      <w:numFmt w:val="bullet"/>
+      <w:lvlText w:val="o"/>
+      <w:lvlJc w:val="left"/>
+      <w:pPr>
+        <w:ind w:left="6676" w:hanging="360"/>
+      </w:pPr>
+      <w:rPr>
+        <w:rFonts w:ascii="Courier New" w:hAnsi="Courier New" w:cs="Courier New" w:hint="default"/>
+      </w:rPr>
+    </w:lvl>
+    <w:lvl w:ilvl="8" w:tplc="0C0A0005" w:tentative="1">
+      <w:start w:val="1"/>
+      <w:numFmt w:val="bullet"/>
+      <w:lvlText w:val=""/>
+      <w:lvlJc w:val="left"/>
+      <w:pPr>
+        <w:ind w:left="7396" w:hanging="360"/>
+      </w:pPr>
+      <w:rPr>
+        <w:rFonts w:ascii="Wingdings" w:hAnsi="Wingdings" w:hint="default"/>
+      </w:rPr>
+    </w:lvl>
+  </w:abstractNum>
+  <w:abstractNum w:abstractNumId="20" w15:restartNumberingAfterBreak="0">
+    <w:nsid w:val="5E86749C"/>
+    <w:multiLevelType w:val="hybridMultilevel"/>
+    <w:tmpl w:val="9C062B08"/>
+    <w:lvl w:ilvl="0" w:tplc="0C0A0015">
+      <w:start w:val="1"/>
+      <w:numFmt w:val="upperLetter"/>
+      <w:lvlText w:val="%1."/>
+      <w:lvlJc w:val="left"/>
+      <w:pPr>
+        <w:ind w:left="360" w:hanging="360"/>
+      </w:pPr>
+    </w:lvl>
+    <w:lvl w:ilvl="1" w:tplc="0C0A0019" w:tentative="1">
+      <w:start w:val="1"/>
+      <w:numFmt w:val="lowerLetter"/>
+      <w:lvlText w:val="%2."/>
+      <w:lvlJc w:val="left"/>
+      <w:pPr>
+        <w:ind w:left="1080" w:hanging="360"/>
+      </w:pPr>
+    </w:lvl>
+    <w:lvl w:ilvl="2" w:tplc="0C0A001B" w:tentative="1">
+      <w:start w:val="1"/>
+      <w:numFmt w:val="lowerRoman"/>
+      <w:lvlText w:val="%3."/>
+      <w:lvlJc w:val="right"/>
+      <w:pPr>
+        <w:ind w:left="1800" w:hanging="180"/>
+      </w:pPr>
+    </w:lvl>
+    <w:lvl w:ilvl="3" w:tplc="0C0A000F" w:tentative="1">
+      <w:start w:val="1"/>
+      <w:numFmt w:val="decimal"/>
+      <w:lvlText w:val="%4."/>
+      <w:lvlJc w:val="left"/>
+      <w:pPr>
+        <w:ind w:left="2520" w:hanging="360"/>
+      </w:pPr>
+    </w:lvl>
+    <w:lvl w:ilvl="4" w:tplc="0C0A0019" w:tentative="1">
+      <w:start w:val="1"/>
+      <w:numFmt w:val="lowerLetter"/>
+      <w:lvlText w:val="%5."/>
+      <w:lvlJc w:val="left"/>
+      <w:pPr>
+        <w:ind w:left="3240" w:hanging="360"/>
+      </w:pPr>
+    </w:lvl>
+    <w:lvl w:ilvl="5" w:tplc="0C0A001B" w:tentative="1">
+      <w:start w:val="1"/>
+      <w:numFmt w:val="lowerRoman"/>
+      <w:lvlText w:val="%6."/>
+      <w:lvlJc w:val="right"/>
+      <w:pPr>
+        <w:ind w:left="3960" w:hanging="180"/>
+      </w:pPr>
+    </w:lvl>
+    <w:lvl w:ilvl="6" w:tplc="0C0A000F" w:tentative="1">
+      <w:start w:val="1"/>
+      <w:numFmt w:val="decimal"/>
+      <w:lvlText w:val="%7."/>
+      <w:lvlJc w:val="left"/>
+      <w:pPr>
+        <w:ind w:left="4680" w:hanging="360"/>
+      </w:pPr>
+    </w:lvl>
+    <w:lvl w:ilvl="7" w:tplc="0C0A0019" w:tentative="1">
+      <w:start w:val="1"/>
+      <w:numFmt w:val="lowerLetter"/>
+      <w:lvlText w:val="%8."/>
+      <w:lvlJc w:val="left"/>
+      <w:pPr>
+        <w:ind w:left="5400" w:hanging="360"/>
+      </w:pPr>
+    </w:lvl>
+    <w:lvl w:ilvl="8" w:tplc="0C0A001B" w:tentative="1">
+      <w:start w:val="1"/>
+      <w:numFmt w:val="lowerRoman"/>
+      <w:lvlText w:val="%9."/>
+      <w:lvlJc w:val="right"/>
+      <w:pPr>
+        <w:ind w:left="6120" w:hanging="180"/>
+      </w:pPr>
+    </w:lvl>
+  </w:abstractNum>
+  <w:abstractNum w:abstractNumId="21" w15:restartNumberingAfterBreak="0">
+    <w:nsid w:val="6623151F"/>
+    <w:multiLevelType w:val="hybridMultilevel"/>
+    <w:tmpl w:val="15FCAA72"/>
+    <w:lvl w:ilvl="0" w:tplc="0C0A000D">
+      <w:start w:val="1"/>
+      <w:numFmt w:val="bullet"/>
+      <w:lvlText w:val=""/>
+      <w:lvlJc w:val="left"/>
+      <w:pPr>
+        <w:ind w:left="360" w:hanging="360"/>
+      </w:pPr>
+      <w:rPr>
+        <w:rFonts w:ascii="Wingdings" w:hAnsi="Wingdings" w:hint="default"/>
+      </w:rPr>
+    </w:lvl>
+    <w:lvl w:ilvl="1" w:tplc="0C0A0003" w:tentative="1">
+      <w:start w:val="1"/>
+      <w:numFmt w:val="bullet"/>
+      <w:lvlText w:val="o"/>
+      <w:lvlJc w:val="left"/>
+      <w:pPr>
+        <w:ind w:left="1080" w:hanging="360"/>
+      </w:pPr>
+      <w:rPr>
+        <w:rFonts w:ascii="Courier New" w:hAnsi="Courier New" w:cs="Courier New" w:hint="default"/>
+      </w:rPr>
+    </w:lvl>
+    <w:lvl w:ilvl="2" w:tplc="0C0A0005" w:tentative="1">
+      <w:start w:val="1"/>
+      <w:numFmt w:val="bullet"/>
+      <w:lvlText w:val=""/>
+      <w:lvlJc w:val="left"/>
+      <w:pPr>
+        <w:ind w:left="1800" w:hanging="360"/>
+      </w:pPr>
+      <w:rPr>
+        <w:rFonts w:ascii="Wingdings" w:hAnsi="Wingdings" w:hint="default"/>
+      </w:rPr>
+    </w:lvl>
+    <w:lvl w:ilvl="3" w:tplc="0C0A0001" w:tentative="1">
+      <w:start w:val="1"/>
+      <w:numFmt w:val="bullet"/>
+      <w:lvlText w:val=""/>
+      <w:lvlJc w:val="left"/>
+      <w:pPr>
+        <w:ind w:left="2520" w:hanging="360"/>
+      </w:pPr>
+      <w:rPr>
+        <w:rFonts w:ascii="Symbol" w:hAnsi="Symbol" w:hint="default"/>
+      </w:rPr>
+    </w:lvl>
+    <w:lvl w:ilvl="4" w:tplc="0C0A0003" w:tentative="1">
+      <w:start w:val="1"/>
+      <w:numFmt w:val="bullet"/>
+      <w:lvlText w:val="o"/>
+      <w:lvlJc w:val="left"/>
+      <w:pPr>
+        <w:ind w:left="3240" w:hanging="360"/>
+      </w:pPr>
+      <w:rPr>
+        <w:rFonts w:ascii="Courier New" w:hAnsi="Courier New" w:cs="Courier New" w:hint="default"/>
+      </w:rPr>
+    </w:lvl>
+    <w:lvl w:ilvl="5" w:tplc="0C0A0005" w:tentative="1">
+      <w:start w:val="1"/>
+      <w:numFmt w:val="bullet"/>
+      <w:lvlText w:val=""/>
+      <w:lvlJc w:val="left"/>
+      <w:pPr>
+        <w:ind w:left="3960" w:hanging="360"/>
+      </w:pPr>
+      <w:rPr>
+        <w:rFonts w:ascii="Wingdings" w:hAnsi="Wingdings" w:hint="default"/>
+      </w:rPr>
+    </w:lvl>
+    <w:lvl w:ilvl="6" w:tplc="0C0A0001" w:tentative="1">
+      <w:start w:val="1"/>
+      <w:numFmt w:val="bullet"/>
+      <w:lvlText w:val=""/>
+      <w:lvlJc w:val="left"/>
+      <w:pPr>
+        <w:ind w:left="4680" w:hanging="360"/>
+      </w:pPr>
+      <w:rPr>
+        <w:rFonts w:ascii="Symbol" w:hAnsi="Symbol" w:hint="default"/>
+      </w:rPr>
+    </w:lvl>
+    <w:lvl w:ilvl="7" w:tplc="0C0A0003" w:tentative="1">
+      <w:start w:val="1"/>
+      <w:numFmt w:val="bullet"/>
+      <w:lvlText w:val="o"/>
+      <w:lvlJc w:val="left"/>
+      <w:pPr>
+        <w:ind w:left="5400" w:hanging="360"/>
+      </w:pPr>
+      <w:rPr>
+        <w:rFonts w:ascii="Courier New" w:hAnsi="Courier New" w:cs="Courier New" w:hint="default"/>
+      </w:rPr>
+    </w:lvl>
+    <w:lvl w:ilvl="8" w:tplc="0C0A0005" w:tentative="1">
+      <w:start w:val="1"/>
+      <w:numFmt w:val="bullet"/>
+      <w:lvlText w:val=""/>
+      <w:lvlJc w:val="left"/>
+      <w:pPr>
+        <w:ind w:left="6120" w:hanging="360"/>
+      </w:pPr>
+      <w:rPr>
+        <w:rFonts w:ascii="Wingdings" w:hAnsi="Wingdings" w:hint="default"/>
+      </w:rPr>
+    </w:lvl>
+  </w:abstractNum>
+  <w:abstractNum w:abstractNumId="22" w15:restartNumberingAfterBreak="0">
+    <w:nsid w:val="663F530B"/>
+    <w:multiLevelType w:val="hybridMultilevel"/>
+    <w:tmpl w:val="3D98525C"/>
+    <w:lvl w:ilvl="0" w:tplc="0C0A0001">
+      <w:start w:val="1"/>
+      <w:numFmt w:val="bullet"/>
+      <w:lvlText w:val=""/>
+      <w:lvlJc w:val="left"/>
+      <w:pPr>
+        <w:ind w:left="720" w:hanging="360"/>
+      </w:pPr>
+      <w:rPr>
+        <w:rFonts w:ascii="Symbol" w:hAnsi="Symbol" w:hint="default"/>
+      </w:rPr>
+    </w:lvl>
+    <w:lvl w:ilvl="1" w:tplc="0C0A0003" w:tentative="1">
+      <w:start w:val="1"/>
+      <w:numFmt w:val="bullet"/>
+      <w:lvlText w:val="o"/>
+      <w:lvlJc w:val="left"/>
+      <w:pPr>
+        <w:ind w:left="1440" w:hanging="360"/>
+      </w:pPr>
+      <w:rPr>
+        <w:rFonts w:ascii="Courier New" w:hAnsi="Courier New" w:cs="Courier New" w:hint="default"/>
+      </w:rPr>
+    </w:lvl>
+    <w:lvl w:ilvl="2" w:tplc="0C0A0005" w:tentative="1">
+      <w:start w:val="1"/>
+      <w:numFmt w:val="bullet"/>
+      <w:lvlText w:val=""/>
+      <w:lvlJc w:val="left"/>
+      <w:pPr>
+        <w:ind w:left="2160" w:hanging="360"/>
+      </w:pPr>
+      <w:rPr>
+        <w:rFonts w:ascii="Wingdings" w:hAnsi="Wingdings" w:hint="default"/>
+      </w:rPr>
+    </w:lvl>
+    <w:lvl w:ilvl="3" w:tplc="0C0A0001" w:tentative="1">
+      <w:start w:val="1"/>
+      <w:numFmt w:val="bullet"/>
+      <w:lvlText w:val=""/>
+      <w:lvlJc w:val="left"/>
+      <w:pPr>
+        <w:ind w:left="2880" w:hanging="360"/>
+      </w:pPr>
+      <w:rPr>
+        <w:rFonts w:ascii="Symbol" w:hAnsi="Symbol" w:hint="default"/>
+      </w:rPr>
+    </w:lvl>
+    <w:lvl w:ilvl="4" w:tplc="0C0A0003" w:tentative="1">
+      <w:start w:val="1"/>
+      <w:numFmt w:val="bullet"/>
+      <w:lvlText w:val="o"/>
+      <w:lvlJc w:val="left"/>
+      <w:pPr>
+        <w:ind w:left="3600" w:hanging="360"/>
+      </w:pPr>
+      <w:rPr>
+        <w:rFonts w:ascii="Courier New" w:hAnsi="Courier New" w:cs="Courier New" w:hint="default"/>
+      </w:rPr>
+    </w:lvl>
+    <w:lvl w:ilvl="5" w:tplc="0C0A0005" w:tentative="1">
+      <w:start w:val="1"/>
+      <w:numFmt w:val="bullet"/>
+      <w:lvlText w:val=""/>
+      <w:lvlJc w:val="left"/>
+      <w:pPr>
+        <w:ind w:left="4320" w:hanging="360"/>
+      </w:pPr>
+      <w:rPr>
+        <w:rFonts w:ascii="Wingdings" w:hAnsi="Wingdings" w:hint="default"/>
+      </w:rPr>
+    </w:lvl>
+    <w:lvl w:ilvl="6" w:tplc="0C0A0001" w:tentative="1">
+      <w:start w:val="1"/>
+      <w:numFmt w:val="bullet"/>
+      <w:lvlText w:val=""/>
+      <w:lvlJc w:val="left"/>
+      <w:pPr>
+        <w:ind w:left="5040" w:hanging="360"/>
+      </w:pPr>
+      <w:rPr>
+        <w:rFonts w:ascii="Symbol" w:hAnsi="Symbol" w:hint="default"/>
+      </w:rPr>
+    </w:lvl>
+    <w:lvl w:ilvl="7" w:tplc="0C0A0003" w:tentative="1">
+      <w:start w:val="1"/>
+      <w:numFmt w:val="bullet"/>
+      <w:lvlText w:val="o"/>
+      <w:lvlJc w:val="left"/>
+      <w:pPr>
+        <w:ind w:left="5760" w:hanging="360"/>
+      </w:pPr>
+      <w:rPr>
+        <w:rFonts w:ascii="Courier New" w:hAnsi="Courier New" w:cs="Courier New" w:hint="default"/>
+      </w:rPr>
+    </w:lvl>
+    <w:lvl w:ilvl="8" w:tplc="0C0A0005" w:tentative="1">
+      <w:start w:val="1"/>
+      <w:numFmt w:val="bullet"/>
+      <w:lvlText w:val=""/>
+      <w:lvlJc w:val="left"/>
+      <w:pPr>
+        <w:ind w:left="6480" w:hanging="360"/>
+      </w:pPr>
+      <w:rPr>
+        <w:rFonts w:ascii="Wingdings" w:hAnsi="Wingdings" w:hint="default"/>
+      </w:rPr>
+    </w:lvl>
+  </w:abstractNum>
+  <w:abstractNum w:abstractNumId="23" w15:restartNumberingAfterBreak="0">
+    <w:nsid w:val="693F614E"/>
+    <w:multiLevelType w:val="hybridMultilevel"/>
+    <w:tmpl w:val="8F7CFB98"/>
+    <w:lvl w:ilvl="0" w:tplc="0C0A0007">
+      <w:start w:val="1"/>
+      <w:numFmt w:val="bullet"/>
+      <w:lvlText w:val=""/>
+      <w:lvlPicBulletId w:val="0"/>
+      <w:lvlJc w:val="left"/>
+      <w:pPr>
+        <w:ind w:left="720" w:hanging="360"/>
+      </w:pPr>
+      <w:rPr>
+        <w:rFonts w:ascii="Symbol" w:hAnsi="Symbol" w:hint="default"/>
+      </w:rPr>
+    </w:lvl>
+    <w:lvl w:ilvl="1" w:tplc="0C0A0003" w:tentative="1">
+      <w:start w:val="1"/>
+      <w:numFmt w:val="bullet"/>
+      <w:lvlText w:val="o"/>
+      <w:lvlJc w:val="left"/>
+      <w:pPr>
+        <w:ind w:left="1440" w:hanging="360"/>
+      </w:pPr>
+      <w:rPr>
+        <w:rFonts w:ascii="Courier New" w:hAnsi="Courier New" w:cs="Courier New" w:hint="default"/>
+      </w:rPr>
+    </w:lvl>
+    <w:lvl w:ilvl="2" w:tplc="0C0A0005" w:tentative="1">
+      <w:start w:val="1"/>
+      <w:numFmt w:val="bullet"/>
+      <w:lvlText w:val=""/>
+      <w:lvlJc w:val="left"/>
+      <w:pPr>
+        <w:ind w:left="2160" w:hanging="360"/>
+      </w:pPr>
+      <w:rPr>
+        <w:rFonts w:ascii="Wingdings" w:hAnsi="Wingdings" w:hint="default"/>
+      </w:rPr>
+    </w:lvl>
+    <w:lvl w:ilvl="3" w:tplc="0C0A0001" w:tentative="1">
+      <w:start w:val="1"/>
+      <w:numFmt w:val="bullet"/>
+      <w:lvlText w:val=""/>
+      <w:lvlJc w:val="left"/>
+      <w:pPr>
+        <w:ind w:left="2880" w:hanging="360"/>
+      </w:pPr>
+      <w:rPr>
+        <w:rFonts w:ascii="Symbol" w:hAnsi="Symbol" w:hint="default"/>
+      </w:rPr>
+    </w:lvl>
+    <w:lvl w:ilvl="4" w:tplc="0C0A0003" w:tentative="1">
+      <w:start w:val="1"/>
+      <w:numFmt w:val="bullet"/>
+      <w:lvlText w:val="o"/>
+      <w:lvlJc w:val="left"/>
+      <w:pPr>
+        <w:ind w:left="3600" w:hanging="360"/>
+      </w:pPr>
+      <w:rPr>
+        <w:rFonts w:ascii="Courier New" w:hAnsi="Courier New" w:cs="Courier New" w:hint="default"/>
+      </w:rPr>
+    </w:lvl>
+    <w:lvl w:ilvl="5" w:tplc="0C0A0005" w:tentative="1">
+      <w:start w:val="1"/>
+      <w:numFmt w:val="bullet"/>
+      <w:lvlText w:val=""/>
+      <w:lvlJc w:val="left"/>
+      <w:pPr>
+        <w:ind w:left="4320" w:hanging="360"/>
+      </w:pPr>
+      <w:rPr>
+        <w:rFonts w:ascii="Wingdings" w:hAnsi="Wingdings" w:hint="default"/>
+      </w:rPr>
+    </w:lvl>
+    <w:lvl w:ilvl="6" w:tplc="0C0A0001" w:tentative="1">
+      <w:start w:val="1"/>
+      <w:numFmt w:val="bullet"/>
+      <w:lvlText w:val=""/>
+      <w:lvlJc w:val="left"/>
+      <w:pPr>
+        <w:ind w:left="5040" w:hanging="360"/>
+      </w:pPr>
+      <w:rPr>
+        <w:rFonts w:ascii="Symbol" w:hAnsi="Symbol" w:hint="default"/>
+      </w:rPr>
+    </w:lvl>
+    <w:lvl w:ilvl="7" w:tplc="0C0A0003" w:tentative="1">
+      <w:start w:val="1"/>
+      <w:numFmt w:val="bullet"/>
+      <w:lvlText w:val="o"/>
+      <w:lvlJc w:val="left"/>
+      <w:pPr>
+        <w:ind w:left="5760" w:hanging="360"/>
+      </w:pPr>
+      <w:rPr>
+        <w:rFonts w:ascii="Courier New" w:hAnsi="Courier New" w:cs="Courier New" w:hint="default"/>
+      </w:rPr>
+    </w:lvl>
+    <w:lvl w:ilvl="8" w:tplc="0C0A0005" w:tentative="1">
+      <w:start w:val="1"/>
+      <w:numFmt w:val="bullet"/>
+      <w:lvlText w:val=""/>
+      <w:lvlJc w:val="left"/>
+      <w:pPr>
+        <w:ind w:left="6480" w:hanging="360"/>
+      </w:pPr>
+      <w:rPr>
+        <w:rFonts w:ascii="Wingdings" w:hAnsi="Wingdings" w:hint="default"/>
+      </w:rPr>
+    </w:lvl>
+  </w:abstractNum>
+  <w:abstractNum w:abstractNumId="24" w15:restartNumberingAfterBreak="0">
+    <w:nsid w:val="6A8416CC"/>
+    <w:multiLevelType w:val="hybridMultilevel"/>
+    <w:tmpl w:val="A7562664"/>
+    <w:lvl w:ilvl="0" w:tplc="0C0A000D">
+      <w:start w:val="1"/>
+      <w:numFmt w:val="bullet"/>
+      <w:lvlText w:val=""/>
+      <w:lvlJc w:val="left"/>
+      <w:pPr>
+        <w:ind w:left="720" w:hanging="360"/>
+      </w:pPr>
+      <w:rPr>
+        <w:rFonts w:ascii="Wingdings" w:hAnsi="Wingdings" w:hint="default"/>
+      </w:rPr>
+    </w:lvl>
+    <w:lvl w:ilvl="1" w:tplc="0C0A0003" w:tentative="1">
+      <w:start w:val="1"/>
+      <w:numFmt w:val="bullet"/>
+      <w:lvlText w:val="o"/>
+      <w:lvlJc w:val="left"/>
+      <w:pPr>
+        <w:ind w:left="1440" w:hanging="360"/>
+      </w:pPr>
+      <w:rPr>
+        <w:rFonts w:ascii="Courier New" w:hAnsi="Courier New" w:cs="Courier New" w:hint="default"/>
+      </w:rPr>
+    </w:lvl>
+    <w:lvl w:ilvl="2" w:tplc="0C0A0005" w:tentative="1">
+      <w:start w:val="1"/>
+      <w:numFmt w:val="bullet"/>
+      <w:lvlText w:val=""/>
+      <w:lvlJc w:val="left"/>
+      <w:pPr>
+        <w:ind w:left="2160" w:hanging="360"/>
+      </w:pPr>
+      <w:rPr>
+        <w:rFonts w:ascii="Wingdings" w:hAnsi="Wingdings" w:hint="default"/>
+      </w:rPr>
+    </w:lvl>
+    <w:lvl w:ilvl="3" w:tplc="0C0A0001" w:tentative="1">
+      <w:start w:val="1"/>
+      <w:numFmt w:val="bullet"/>
+      <w:lvlText w:val=""/>
+      <w:lvlJc w:val="left"/>
+      <w:pPr>
+        <w:ind w:left="2880" w:hanging="360"/>
+      </w:pPr>
+      <w:rPr>
+        <w:rFonts w:ascii="Symbol" w:hAnsi="Symbol" w:hint="default"/>
+      </w:rPr>
+    </w:lvl>
+    <w:lvl w:ilvl="4" w:tplc="0C0A0003" w:tentative="1">
+      <w:start w:val="1"/>
+      <w:numFmt w:val="bullet"/>
+      <w:lvlText w:val="o"/>
+      <w:lvlJc w:val="left"/>
+      <w:pPr>
+        <w:ind w:left="3600" w:hanging="360"/>
+      </w:pPr>
+      <w:rPr>
+        <w:rFonts w:ascii="Courier New" w:hAnsi="Courier New" w:cs="Courier New" w:hint="default"/>
+      </w:rPr>
+    </w:lvl>
+    <w:lvl w:ilvl="5" w:tplc="0C0A0005" w:tentative="1">
+      <w:start w:val="1"/>
+      <w:numFmt w:val="bullet"/>
+      <w:lvlText w:val=""/>
+      <w:lvlJc w:val="left"/>
+      <w:pPr>
+        <w:ind w:left="4320" w:hanging="360"/>
+      </w:pPr>
+      <w:rPr>
+        <w:rFonts w:ascii="Wingdings" w:hAnsi="Wingdings" w:hint="default"/>
+      </w:rPr>
+    </w:lvl>
+    <w:lvl w:ilvl="6" w:tplc="0C0A0001" w:tentative="1">
+      <w:start w:val="1"/>
+      <w:numFmt w:val="bullet"/>
+      <w:lvlText w:val=""/>
+      <w:lvlJc w:val="left"/>
+      <w:pPr>
+        <w:ind w:left="5040" w:hanging="360"/>
+      </w:pPr>
+      <w:rPr>
+        <w:rFonts w:ascii="Symbol" w:hAnsi="Symbol" w:hint="default"/>
+      </w:rPr>
+    </w:lvl>
+    <w:lvl w:ilvl="7" w:tplc="0C0A0003" w:tentative="1">
+      <w:start w:val="1"/>
+      <w:numFmt w:val="bullet"/>
+      <w:lvlText w:val="o"/>
+      <w:lvlJc w:val="left"/>
+      <w:pPr>
+        <w:ind w:left="5760" w:hanging="360"/>
+      </w:pPr>
+      <w:rPr>
+        <w:rFonts w:ascii="Courier New" w:hAnsi="Courier New" w:cs="Courier New" w:hint="default"/>
+      </w:rPr>
+    </w:lvl>
+    <w:lvl w:ilvl="8" w:tplc="0C0A0005" w:tentative="1">
+      <w:start w:val="1"/>
+      <w:numFmt w:val="bullet"/>
+      <w:lvlText w:val=""/>
+      <w:lvlJc w:val="left"/>
+      <w:pPr>
+        <w:ind w:left="6480" w:hanging="360"/>
+      </w:pPr>
+      <w:rPr>
+        <w:rFonts w:ascii="Wingdings" w:hAnsi="Wingdings" w:hint="default"/>
+      </w:rPr>
+    </w:lvl>
+  </w:abstractNum>
+  <w:abstractNum w:abstractNumId="25" w15:restartNumberingAfterBreak="0">
+    <w:nsid w:val="71E707F8"/>
+    <w:multiLevelType w:val="hybridMultilevel"/>
+    <w:tmpl w:val="ED72CAF2"/>
+    <w:lvl w:ilvl="0" w:tplc="0C0A000B">
+      <w:start w:val="1"/>
+      <w:numFmt w:val="bullet"/>
+      <w:lvlText w:val=""/>
+      <w:lvlJc w:val="left"/>
+      <w:pPr>
+        <w:ind w:left="720" w:hanging="360"/>
+      </w:pPr>
+      <w:rPr>
+        <w:rFonts w:ascii="Wingdings" w:hAnsi="Wingdings" w:hint="default"/>
+      </w:rPr>
+    </w:lvl>
+    <w:lvl w:ilvl="1" w:tplc="0C0A0003" w:tentative="1">
+      <w:start w:val="1"/>
+      <w:numFmt w:val="bullet"/>
+      <w:lvlText w:val="o"/>
+      <w:lvlJc w:val="left"/>
+      <w:pPr>
+        <w:ind w:left="1440" w:hanging="360"/>
+      </w:pPr>
+      <w:rPr>
+        <w:rFonts w:ascii="Courier New" w:hAnsi="Courier New" w:cs="Courier New" w:hint="default"/>
+      </w:rPr>
+    </w:lvl>
+    <w:lvl w:ilvl="2" w:tplc="0C0A0005" w:tentative="1">
+      <w:start w:val="1"/>
+      <w:numFmt w:val="bullet"/>
+      <w:lvlText w:val=""/>
+      <w:lvlJc w:val="left"/>
+      <w:pPr>
+        <w:ind w:left="2160" w:hanging="360"/>
+      </w:pPr>
+      <w:rPr>
+        <w:rFonts w:ascii="Wingdings" w:hAnsi="Wingdings" w:hint="default"/>
+      </w:rPr>
+    </w:lvl>
+    <w:lvl w:ilvl="3" w:tplc="0C0A0001" w:tentative="1">
+      <w:start w:val="1"/>
+      <w:numFmt w:val="bullet"/>
+      <w:lvlText w:val=""/>
+      <w:lvlJc w:val="left"/>
+      <w:pPr>
+        <w:ind w:left="2880" w:hanging="360"/>
+      </w:pPr>
+      <w:rPr>
+        <w:rFonts w:ascii="Symbol" w:hAnsi="Symbol" w:hint="default"/>
+      </w:rPr>
+    </w:lvl>
+    <w:lvl w:ilvl="4" w:tplc="0C0A0003" w:tentative="1">
+      <w:start w:val="1"/>
+      <w:numFmt w:val="bullet"/>
+      <w:lvlText w:val="o"/>
+      <w:lvlJc w:val="left"/>
+      <w:pPr>
+        <w:ind w:left="3600" w:hanging="360"/>
+      </w:pPr>
+      <w:rPr>
+        <w:rFonts w:ascii="Courier New" w:hAnsi="Courier New" w:cs="Courier New" w:hint="default"/>
+      </w:rPr>
+    </w:lvl>
+    <w:lvl w:ilvl="5" w:tplc="0C0A0005" w:tentative="1">
+      <w:start w:val="1"/>
+      <w:numFmt w:val="bullet"/>
+      <w:lvlText w:val=""/>
+      <w:lvlJc w:val="left"/>
+      <w:pPr>
+        <w:ind w:left="4320" w:hanging="360"/>
+      </w:pPr>
+      <w:rPr>
+        <w:rFonts w:ascii="Wingdings" w:hAnsi="Wingdings" w:hint="default"/>
+      </w:rPr>
+    </w:lvl>
+    <w:lvl w:ilvl="6" w:tplc="0C0A0001" w:tentative="1">
+      <w:start w:val="1"/>
+      <w:numFmt w:val="bullet"/>
+      <w:lvlText w:val=""/>
+      <w:lvlJc w:val="left"/>
+      <w:pPr>
+        <w:ind w:left="5040" w:hanging="360"/>
+      </w:pPr>
+      <w:rPr>
+        <w:rFonts w:ascii="Symbol" w:hAnsi="Symbol" w:hint="default"/>
+      </w:rPr>
+    </w:lvl>
+    <w:lvl w:ilvl="7" w:tplc="0C0A0003" w:tentative="1">
+      <w:start w:val="1"/>
+      <w:numFmt w:val="bullet"/>
+      <w:lvlText w:val="o"/>
+      <w:lvlJc w:val="left"/>
+      <w:pPr>
+        <w:ind w:left="5760" w:hanging="360"/>
+      </w:pPr>
+      <w:rPr>
+        <w:rFonts w:ascii="Courier New" w:hAnsi="Courier New" w:cs="Courier New" w:hint="default"/>
+      </w:rPr>
+    </w:lvl>
+    <w:lvl w:ilvl="8" w:tplc="0C0A0005" w:tentative="1">
+      <w:start w:val="1"/>
+      <w:numFmt w:val="bullet"/>
+      <w:lvlText w:val=""/>
+      <w:lvlJc w:val="left"/>
+      <w:pPr>
+        <w:ind w:left="6480" w:hanging="360"/>
+      </w:pPr>
+      <w:rPr>
+        <w:rFonts w:ascii="Wingdings" w:hAnsi="Wingdings" w:hint="default"/>
+      </w:rPr>
+    </w:lvl>
+  </w:abstractNum>
+  <w:abstractNum w:abstractNumId="26" w15:restartNumberingAfterBreak="0">
+    <w:nsid w:val="72DD4844"/>
+    <w:multiLevelType w:val="hybridMultilevel"/>
+    <w:tmpl w:val="4D0889DE"/>
+    <w:lvl w:ilvl="0" w:tplc="8A1E00FE">
+      <w:start w:val="1"/>
+      <w:numFmt w:val="bullet"/>
+      <w:lvlText w:val=""/>
+      <w:lvlJc w:val="left"/>
+      <w:pPr>
+        <w:ind w:left="1069" w:hanging="360"/>
+      </w:pPr>
+      <w:rPr>
+        <w:rFonts w:ascii="Symbol" w:hAnsi="Symbol" w:hint="default"/>
+      </w:rPr>
+    </w:lvl>
+    <w:lvl w:ilvl="1" w:tplc="0C0A0003" w:tentative="1">
+      <w:start w:val="1"/>
+      <w:numFmt w:val="bullet"/>
+      <w:lvlText w:val="o"/>
+      <w:lvlJc w:val="left"/>
+      <w:pPr>
+        <w:ind w:left="1789" w:hanging="360"/>
+      </w:pPr>
+      <w:rPr>
+        <w:rFonts w:ascii="Courier New" w:hAnsi="Courier New" w:cs="Courier New" w:hint="default"/>
+      </w:rPr>
+    </w:lvl>
+    <w:lvl w:ilvl="2" w:tplc="0C0A0005" w:tentative="1">
+      <w:start w:val="1"/>
+      <w:numFmt w:val="bullet"/>
+      <w:lvlText w:val=""/>
+      <w:lvlJc w:val="left"/>
+      <w:pPr>
+        <w:ind w:left="2509" w:hanging="360"/>
+      </w:pPr>
+      <w:rPr>
+        <w:rFonts w:ascii="Wingdings" w:hAnsi="Wingdings" w:hint="default"/>
+      </w:rPr>
+    </w:lvl>
+    <w:lvl w:ilvl="3" w:tplc="0C0A0001" w:tentative="1">
+      <w:start w:val="1"/>
+      <w:numFmt w:val="bullet"/>
+      <w:lvlText w:val=""/>
+      <w:lvlJc w:val="left"/>
+      <w:pPr>
+        <w:ind w:left="3229" w:hanging="360"/>
+      </w:pPr>
+      <w:rPr>
+        <w:rFonts w:ascii="Symbol" w:hAnsi="Symbol" w:hint="default"/>
+      </w:rPr>
+    </w:lvl>
+    <w:lvl w:ilvl="4" w:tplc="0C0A0003" w:tentative="1">
+      <w:start w:val="1"/>
+      <w:numFmt w:val="bullet"/>
+      <w:lvlText w:val="o"/>
+      <w:lvlJc w:val="left"/>
+      <w:pPr>
+        <w:ind w:left="3949" w:hanging="360"/>
+      </w:pPr>
+      <w:rPr>
+        <w:rFonts w:ascii="Courier New" w:hAnsi="Courier New" w:cs="Courier New" w:hint="default"/>
+      </w:rPr>
+    </w:lvl>
+    <w:lvl w:ilvl="5" w:tplc="0C0A0005" w:tentative="1">
+      <w:start w:val="1"/>
+      <w:numFmt w:val="bullet"/>
+      <w:lvlText w:val=""/>
+      <w:lvlJc w:val="left"/>
+      <w:pPr>
+        <w:ind w:left="4669" w:hanging="360"/>
+      </w:pPr>
+      <w:rPr>
+        <w:rFonts w:ascii="Wingdings" w:hAnsi="Wingdings" w:hint="default"/>
+      </w:rPr>
+    </w:lvl>
+    <w:lvl w:ilvl="6" w:tplc="0C0A0001" w:tentative="1">
+      <w:start w:val="1"/>
+      <w:numFmt w:val="bullet"/>
+      <w:lvlText w:val=""/>
+      <w:lvlJc w:val="left"/>
+      <w:pPr>
+        <w:ind w:left="5389" w:hanging="360"/>
+      </w:pPr>
+      <w:rPr>
+        <w:rFonts w:ascii="Symbol" w:hAnsi="Symbol" w:hint="default"/>
+      </w:rPr>
+    </w:lvl>
+    <w:lvl w:ilvl="7" w:tplc="0C0A0003" w:tentative="1">
+      <w:start w:val="1"/>
+      <w:numFmt w:val="bullet"/>
+      <w:lvlText w:val="o"/>
+      <w:lvlJc w:val="left"/>
+      <w:pPr>
+        <w:ind w:left="6109" w:hanging="360"/>
+      </w:pPr>
+      <w:rPr>
+        <w:rFonts w:ascii="Courier New" w:hAnsi="Courier New" w:cs="Courier New" w:hint="default"/>
+      </w:rPr>
+    </w:lvl>
+    <w:lvl w:ilvl="8" w:tplc="0C0A0005" w:tentative="1">
+      <w:start w:val="1"/>
+      <w:numFmt w:val="bullet"/>
+      <w:lvlText w:val=""/>
+      <w:lvlJc w:val="left"/>
+      <w:pPr>
+        <w:ind w:left="6829" w:hanging="360"/>
+      </w:pPr>
+      <w:rPr>
+        <w:rFonts w:ascii="Wingdings" w:hAnsi="Wingdings" w:hint="default"/>
+      </w:rPr>
+    </w:lvl>
+  </w:abstractNum>
+  <w:abstractNum w:abstractNumId="27" w15:restartNumberingAfterBreak="0">
+    <w:nsid w:val="7C4364FF"/>
+    <w:multiLevelType w:val="hybridMultilevel"/>
+    <w:tmpl w:val="901883EA"/>
+    <w:lvl w:ilvl="0" w:tplc="0C0A0001">
+      <w:start w:val="1"/>
+      <w:numFmt w:val="bullet"/>
+      <w:lvlText w:val=""/>
+      <w:lvlJc w:val="left"/>
+      <w:pPr>
+        <w:ind w:left="720" w:hanging="360"/>
+      </w:pPr>
+      <w:rPr>
+        <w:rFonts w:ascii="Symbol" w:hAnsi="Symbol" w:hint="default"/>
+      </w:rPr>
+    </w:lvl>
+    <w:lvl w:ilvl="1" w:tplc="0C0A0003" w:tentative="1">
+      <w:start w:val="1"/>
+      <w:numFmt w:val="bullet"/>
+      <w:lvlText w:val="o"/>
+      <w:lvlJc w:val="left"/>
+      <w:pPr>
+        <w:ind w:left="1440" w:hanging="360"/>
+      </w:pPr>
+      <w:rPr>
+        <w:rFonts w:ascii="Courier New" w:hAnsi="Courier New" w:cs="Courier New" w:hint="default"/>
+      </w:rPr>
+    </w:lvl>
+    <w:lvl w:ilvl="2" w:tplc="0C0A0005" w:tentative="1">
+      <w:start w:val="1"/>
+      <w:numFmt w:val="bullet"/>
+      <w:lvlText w:val=""/>
+      <w:lvlJc w:val="left"/>
+      <w:pPr>
+        <w:ind w:left="2160" w:hanging="360"/>
+      </w:pPr>
+      <w:rPr>
+        <w:rFonts w:ascii="Wingdings" w:hAnsi="Wingdings" w:hint="default"/>
+      </w:rPr>
+    </w:lvl>
+    <w:lvl w:ilvl="3" w:tplc="0C0A0001" w:tentative="1">
+      <w:start w:val="1"/>
+      <w:numFmt w:val="bullet"/>
+      <w:lvlText w:val=""/>
+      <w:lvlJc w:val="left"/>
+      <w:pPr>
+        <w:ind w:left="2880" w:hanging="360"/>
+      </w:pPr>
+      <w:rPr>
+        <w:rFonts w:ascii="Symbol" w:hAnsi="Symbol" w:hint="default"/>
+      </w:rPr>
+    </w:lvl>
+    <w:lvl w:ilvl="4" w:tplc="0C0A0003" w:tentative="1">
+      <w:start w:val="1"/>
+      <w:numFmt w:val="bullet"/>
+      <w:lvlText w:val="o"/>
+      <w:lvlJc w:val="left"/>
+      <w:pPr>
+        <w:ind w:left="3600" w:hanging="360"/>
+      </w:pPr>
+      <w:rPr>
+        <w:rFonts w:ascii="Courier New" w:hAnsi="Courier New" w:cs="Courier New" w:hint="default"/>
+      </w:rPr>
+    </w:lvl>
+    <w:lvl w:ilvl="5" w:tplc="0C0A0005" w:tentative="1">
+      <w:start w:val="1"/>
+      <w:numFmt w:val="bullet"/>
+      <w:lvlText w:val=""/>
+      <w:lvlJc w:val="left"/>
+      <w:pPr>
+        <w:ind w:left="4320" w:hanging="360"/>
+      </w:pPr>
+      <w:rPr>
+        <w:rFonts w:ascii="Wingdings" w:hAnsi="Wingdings" w:hint="default"/>
+      </w:rPr>
+    </w:lvl>
+    <w:lvl w:ilvl="6" w:tplc="0C0A0001" w:tentative="1">
+      <w:start w:val="1"/>
+      <w:numFmt w:val="bullet"/>
+      <w:lvlText w:val=""/>
+      <w:lvlJc w:val="left"/>
+      <w:pPr>
+        <w:ind w:left="5040" w:hanging="360"/>
+      </w:pPr>
+      <w:rPr>
+        <w:rFonts w:ascii="Symbol" w:hAnsi="Symbol" w:hint="default"/>
+      </w:rPr>
+    </w:lvl>
+    <w:lvl w:ilvl="7" w:tplc="0C0A0003" w:tentative="1">
+      <w:start w:val="1"/>
+      <w:numFmt w:val="bullet"/>
+      <w:lvlText w:val="o"/>
+      <w:lvlJc w:val="left"/>
+      <w:pPr>
+        <w:ind w:left="5760" w:hanging="360"/>
+      </w:pPr>
+      <w:rPr>
+        <w:rFonts w:ascii="Courier New" w:hAnsi="Courier New" w:cs="Courier New" w:hint="default"/>
+      </w:rPr>
+    </w:lvl>
+    <w:lvl w:ilvl="8" w:tplc="0C0A0005" w:tentative="1">
+      <w:start w:val="1"/>
+      <w:numFmt w:val="bullet"/>
+      <w:lvlText w:val=""/>
+      <w:lvlJc w:val="left"/>
+      <w:pPr>
+        <w:ind w:left="6480" w:hanging="360"/>
+      </w:pPr>
+      <w:rPr>
+        <w:rFonts w:ascii="Wingdings" w:hAnsi="Wingdings" w:hint="default"/>
+      </w:rPr>
+    </w:lvl>
+  </w:abstractNum>
+  <w:num w:numId="1">
+    <w:abstractNumId w:val="12"/>
+  </w:num>
+  <w:num w:numId="2">
+    <w:abstractNumId w:val="26"/>
+  </w:num>
+  <w:num w:numId="3">
+    <w:abstractNumId w:val="5"/>
+  </w:num>
+  <w:num w:numId="4">
+    <w:abstractNumId w:val="11"/>
+  </w:num>
+  <w:num w:numId="5">
+    <w:abstractNumId w:val="13"/>
+  </w:num>
+  <w:num w:numId="6">
+    <w:abstractNumId w:val="10"/>
+  </w:num>
+  <w:num w:numId="7">
+    <w:abstractNumId w:val="22"/>
+  </w:num>
+  <w:num w:numId="8">
+    <w:abstractNumId w:val="27"/>
+  </w:num>
+  <w:num w:numId="9">
+    <w:abstractNumId w:val="3"/>
+  </w:num>
+  <w:num w:numId="10">
+    <w:abstractNumId w:val="18"/>
+  </w:num>
+  <w:num w:numId="11">
+    <w:abstractNumId w:val="20"/>
+  </w:num>
+  <w:num w:numId="12">
+    <w:abstractNumId w:val="24"/>
+  </w:num>
+  <w:num w:numId="13">
+    <w:abstractNumId w:val="21"/>
+  </w:num>
+  <w:num w:numId="14">
+    <w:abstractNumId w:val="4"/>
+  </w:num>
+  <w:num w:numId="15">
+    <w:abstractNumId w:val="6"/>
+  </w:num>
+  <w:num w:numId="16">
+    <w:abstractNumId w:val="25"/>
+  </w:num>
+  <w:num w:numId="17">
+    <w:abstractNumId w:val="15"/>
+  </w:num>
+  <w:num w:numId="18">
+    <w:abstractNumId w:val="23"/>
+  </w:num>
+  <w:num w:numId="19">
+    <w:abstractNumId w:val="16"/>
+  </w:num>
+  <w:num w:numId="20">
+    <w:abstractNumId w:val="19"/>
+  </w:num>
+  <w:num w:numId="21">
+    <w:abstractNumId w:val="9"/>
+  </w:num>
+  <w:num w:numId="22">
+    <w:abstractNumId w:val="8"/>
+  </w:num>
+  <w:num w:numId="23">
+    <w:abstractNumId w:val="14"/>
+  </w:num>
+  <w:num w:numId="24">
+    <w:abstractNumId w:val="17"/>
+  </w:num>
+  <w:num w:numId="25">
+    <w:abstractNumId w:val="0"/>
+  </w:num>
+  <w:num w:numId="26">
+    <w:abstractNumId w:val="2"/>
+  </w:num>
+  <w:num w:numId="27">
+    <w:abstractNumId w:val="7"/>
+  </w:num>
+  <w:num w:numId="28">
+    <w:abstractNumId w:val="1"/>
+  </w:num>
+</w:numbering>
 </file>
 
 <file path=word/styles.xml><?xml version="1.0" encoding="utf-8"?>
@@ -2451,6 +9952,17 @@
       <w:u w:val="single"/>
     </w:rPr>
   </w:style>
+  <w:style w:type="paragraph" w:styleId="Prrafodelista">
+    <w:name w:val="List Paragraph"/>
+    <w:basedOn w:val="Normal"/>
+    <w:uiPriority w:val="34"/>
+    <w:qFormat/>
+    <w:rsid w:val="00A90698"/>
+    <w:pPr>
+      <w:ind w:left="720"/>
+      <w:contextualSpacing/>
+    </w:pPr>
+  </w:style>
 </w:styles>
 </file>
 
@@ -2527,12 +10039,12 @@
 
 <file path=word/glossary/fontTable.xml><?xml version="1.0" encoding="utf-8"?>
 <w:fonts xmlns:mc="http://schemas.openxmlformats.org/markup-compatibility/2006" xmlns:r="http://schemas.openxmlformats.org/officeDocument/2006/relationships" xmlns:w="http://schemas.openxmlformats.org/wordprocessingml/2006/main" xmlns:w14="http://schemas.microsoft.com/office/word/2010/wordml" xmlns:w15="http://schemas.microsoft.com/office/word/2012/wordml" xmlns:w16se="http://schemas.microsoft.com/office/word/2015/wordml/symex" mc:Ignorable="w14 w15 w16se">
-  <w:font w:name="Calibri">
-    <w:panose1 w:val="020F0502020204030204"/>
-    <w:charset w:val="00"/>
-    <w:family w:val="swiss"/>
+  <w:font w:name="Symbol">
+    <w:panose1 w:val="05050102010706020507"/>
+    <w:charset w:val="02"/>
+    <w:family w:val="roman"/>
     <w:pitch w:val="variable"/>
-    <w:sig w:usb0="E4002EFF" w:usb1="C200247B" w:usb2="00000009" w:usb3="00000000" w:csb0="000001FF" w:csb1="00000000"/>
+    <w:sig w:usb0="00000000" w:usb1="10000000" w:usb2="00000000" w:usb3="00000000" w:csb0="80000000" w:csb1="00000000"/>
   </w:font>
   <w:font w:name="Times New Roman">
     <w:panose1 w:val="02020603050405020304"/>
@@ -2540,6 +10052,27 @@
     <w:family w:val="roman"/>
     <w:pitch w:val="variable"/>
     <w:sig w:usb0="E0002EFF" w:usb1="C000785B" w:usb2="00000009" w:usb3="00000000" w:csb0="000001FF" w:csb1="00000000"/>
+  </w:font>
+  <w:font w:name="Courier New">
+    <w:panose1 w:val="02070309020205020404"/>
+    <w:charset w:val="00"/>
+    <w:family w:val="modern"/>
+    <w:pitch w:val="fixed"/>
+    <w:sig w:usb0="E0002EFF" w:usb1="C0007843" w:usb2="00000009" w:usb3="00000000" w:csb0="000001FF" w:csb1="00000000"/>
+  </w:font>
+  <w:font w:name="Wingdings">
+    <w:panose1 w:val="05000000000000000000"/>
+    <w:charset w:val="02"/>
+    <w:family w:val="auto"/>
+    <w:pitch w:val="variable"/>
+    <w:sig w:usb0="00000000" w:usb1="10000000" w:usb2="00000000" w:usb3="00000000" w:csb0="80000000" w:csb1="00000000"/>
+  </w:font>
+  <w:font w:name="Calibri">
+    <w:panose1 w:val="020F0502020204030204"/>
+    <w:charset w:val="00"/>
+    <w:family w:val="swiss"/>
+    <w:pitch w:val="variable"/>
+    <w:sig w:usb0="E4002EFF" w:usb1="C200247B" w:usb2="00000009" w:usb3="00000000" w:csb0="000001FF" w:csb1="00000000"/>
   </w:font>
   <w:font w:name="Calibri Light">
     <w:panose1 w:val="020F0302020204030204"/>
@@ -2568,7 +10101,11 @@
   <w:rsids>
     <w:rsidRoot w:val="009C4A61"/>
     <w:rsid w:val="00371EA3"/>
+    <w:rsid w:val="004A181F"/>
+    <w:rsid w:val="00854F6A"/>
+    <w:rsid w:val="00990E6D"/>
     <w:rsid w:val="009C4A61"/>
+    <w:rsid w:val="00BE246D"/>
   </w:rsids>
   <m:mathPr>
     <m:mathFont m:val="Cambria Math"/>
@@ -3315,7 +10852,7 @@
 </file>
 
 <file path=customXml/itemProps2.xml><?xml version="1.0" encoding="utf-8"?>
-<ds:datastoreItem xmlns:ds="http://schemas.openxmlformats.org/officeDocument/2006/customXml" ds:itemID="{80362B31-03CB-4BBB-853A-B20D6083DF02}">
+<ds:datastoreItem xmlns:ds="http://schemas.openxmlformats.org/officeDocument/2006/customXml" ds:itemID="{6D86EF48-B8EC-4978-A387-9C0074B37AAC}">
   <ds:schemaRefs>
     <ds:schemaRef ds:uri="http://schemas.openxmlformats.org/officeDocument/2006/bibliography"/>
   </ds:schemaRefs>
